--- a/Artificial Intelligence.docx
+++ b/Artificial Intelligence.docx
@@ -1,19 +1,19 @@
 
 <file path=word/document.xml><?xml version="1.0" encoding="utf-8"?>
-<w:document xmlns:wpc="http://schemas.microsoft.com/office/word/2010/wordprocessingCanvas" xmlns:cx="http://schemas.microsoft.com/office/drawing/2014/chartex" xmlns:cx1="http://schemas.microsoft.com/office/drawing/2015/9/8/chartex" xmlns:cx2="http://schemas.microsoft.com/office/drawing/2015/10/21/chartex" xmlns:cx3="http://schemas.microsoft.com/office/drawing/2016/5/9/chartex" xmlns:cx4="http://schemas.microsoft.com/office/drawing/2016/5/10/chartex" xmlns:cx5="http://schemas.microsoft.com/office/drawing/2016/5/11/chartex" xmlns:cx6="http://schemas.microsoft.com/office/drawing/2016/5/12/chartex" xmlns:cx7="http://schemas.microsoft.com/office/drawing/2016/5/13/chartex" xmlns:cx8="http://schemas.microsoft.com/office/drawing/2016/5/14/chartex" xmlns:mc="http://schemas.openxmlformats.org/markup-compatibility/2006" xmlns:aink="http://schemas.microsoft.com/office/drawing/2016/ink" xmlns:am3d="http://schemas.microsoft.com/office/drawing/2017/model3d" xmlns:o="urn:schemas-microsoft-com:office:office" xmlns:oel="http://schemas.microsoft.com/office/2019/extlst" xmlns:r="http://schemas.openxmlformats.org/officeDocument/2006/relationships" xmlns:m="http://schemas.openxmlformats.org/officeDocument/2006/math" xmlns:v="urn:schemas-microsoft-com:vml" xmlns:wp14="http://schemas.microsoft.com/office/word/2010/wordprocessingDrawing" xmlns:wp="http://schemas.openxmlformats.org/drawingml/2006/wordprocessingDrawing" xmlns:w10="urn:schemas-microsoft-com:office:word" xmlns:w="http://schemas.openxmlformats.org/wordprocessingml/2006/main" xmlns:w14="http://schemas.microsoft.com/office/word/2010/wordml" xmlns:w15="http://schemas.microsoft.com/office/word/2012/wordml" xmlns:w16cex="http://schemas.microsoft.com/office/word/2018/wordml/cex" xmlns:w16cid="http://schemas.microsoft.com/office/word/2016/wordml/cid" xmlns:w16="http://schemas.microsoft.com/office/word/2018/wordml" xmlns:w16du="http://schemas.microsoft.com/office/word/2023/wordml/word16du" xmlns:w16sdtdh="http://schemas.microsoft.com/office/word/2020/wordml/sdtdatahash" xmlns:w16sdtfl="http://schemas.microsoft.com/office/word/2024/wordml/sdtformatlock" xmlns:w16se="http://schemas.microsoft.com/office/word/2015/wordml/symex" xmlns:wpg="http://schemas.microsoft.com/office/word/2010/wordprocessingGroup" xmlns:wpi="http://schemas.microsoft.com/office/word/2010/wordprocessingInk" xmlns:wne="http://schemas.microsoft.com/office/word/2006/wordml" xmlns:wps="http://schemas.microsoft.com/office/word/2010/wordprocessingShape" mc:Ignorable="w14 w15 w16se w16cid w16 w16cex w16sdtdh w16sdtfl w16du wp14">
+<w:document xmlns:wpc="http://schemas.microsoft.com/office/word/2010/wordprocessingCanvas" xmlns:cx="http://schemas.microsoft.com/office/drawing/2014/chartex" xmlns:cx1="http://schemas.microsoft.com/office/drawing/2015/9/8/chartex" xmlns:cx2="http://schemas.microsoft.com/office/drawing/2015/10/21/chartex" xmlns:cx3="http://schemas.microsoft.com/office/drawing/2016/5/9/chartex" xmlns:cx4="http://schemas.microsoft.com/office/drawing/2016/5/10/chartex" xmlns:cx5="http://schemas.microsoft.com/office/drawing/2016/5/11/chartex" xmlns:cx6="http://schemas.microsoft.com/office/drawing/2016/5/12/chartex" xmlns:cx7="http://schemas.microsoft.com/office/drawing/2016/5/13/chartex" xmlns:cx8="http://schemas.microsoft.com/office/drawing/2016/5/14/chartex" xmlns:mc="http://schemas.openxmlformats.org/markup-compatibility/2006" xmlns:aink="http://schemas.microsoft.com/office/drawing/2016/ink" xmlns:am3d="http://schemas.microsoft.com/office/drawing/2017/model3d" xmlns:o="urn:schemas-microsoft-com:office:office" xmlns:oel="http://schemas.microsoft.com/office/2019/extlst" xmlns:r="http://schemas.openxmlformats.org/officeDocument/2006/relationships" xmlns:m="http://schemas.openxmlformats.org/officeDocument/2006/math" xmlns:v="urn:schemas-microsoft-com:vml" xmlns:wp14="http://schemas.microsoft.com/office/word/2010/wordprocessingDrawing" xmlns:wp="http://schemas.openxmlformats.org/drawingml/2006/wordprocessingDrawing" xmlns:w10="urn:schemas-microsoft-com:office:word" xmlns:w="http://schemas.openxmlformats.org/wordprocessingml/2006/main" xmlns:w14="http://schemas.microsoft.com/office/word/2010/wordml" xmlns:w15="http://schemas.microsoft.com/office/word/2012/wordml" xmlns:w16cex="http://schemas.microsoft.com/office/word/2018/wordml/cex" xmlns:w16cid="http://schemas.microsoft.com/office/word/2016/wordml/cid" xmlns:w16="http://schemas.microsoft.com/office/word/2018/wordml" xmlns:w16du="http://schemas.microsoft.com/office/word/2023/wordml/word16du" xmlns:w16sdtdh="http://schemas.microsoft.com/office/word/2020/wordml/sdtdatahash" xmlns:w16sdtfl="http://schemas.microsoft.com/office/word/2024/wordml/sdtformatlock" xmlns:w16se="http://schemas.microsoft.com/office/word/2015/wordml/symex" xmlns:wpg="http://schemas.microsoft.com/office/word/2010/wordprocessingGroup" xmlns:wpi="http://schemas.microsoft.com/office/word/2010/wordprocessingInk" xmlns:wne="http://schemas.microsoft.com/office/word/2006/wordml" xmlns:wps="http://schemas.microsoft.com/office/word/2010/wordprocessingShape" xmlns:a="http://schemas.openxmlformats.org/drawingml/2006/main" xmlns:dgm="http://schemas.openxmlformats.org/drawingml/2006/diagram" mc:Ignorable="w14 wp14 ">
   <w:body>
     <w:p>
       <w:pPr>
         <w:jc w:val="center"/>
         <w:rPr>
-          <w:rFonts w:ascii="Arial" w:hAnsi="Arial" w:cs="Arial"/>
+          <w:rFonts w:ascii="Arial" w:cs="Arial" w:hAnsi="Arial"/>
           <w:sz w:val="44"/>
           <w:szCs w:val="44"/>
         </w:rPr>
       </w:pPr>
       <w:r>
         <w:rPr>
-          <w:rFonts w:ascii="Arial" w:hAnsi="Arial" w:cs="Arial"/>
+          <w:rFonts w:ascii="Arial" w:cs="Arial" w:hAnsi="Arial"/>
           <w:sz w:val="44"/>
           <w:szCs w:val="44"/>
         </w:rPr>
@@ -23,7 +23,15 @@
     <w:p>
       <w:pPr>
         <w:rPr>
-          <w:rFonts w:ascii="Arial" w:hAnsi="Arial" w:cs="Arial"/>
+          <w:rFonts w:ascii="Arial" w:cs="Arial" w:hAnsi="Arial"/>
+          <w:b/>
+          <w:bCs/>
+          <w:szCs w:val="24"/>
+        </w:rPr>
+      </w:pPr>
+      <w:r>
+        <w:rPr>
+          <w:rFonts w:ascii="Arial" w:cs="Arial" w:hAnsi="Arial"/>
           <w:b/>
           <w:bCs/>
           <w:i/>
@@ -31,66 +39,51 @@
           <w:sz w:val="22"/>
           <w:szCs w:val="22"/>
         </w:rPr>
-      </w:pPr>
-      <w:r>
-        <w:rPr>
-          <w:rFonts w:ascii="Arial" w:hAnsi="Arial" w:cs="Arial"/>
-          <w:b/>
-          <w:bCs/>
-          <w:i/>
-          <w:iCs/>
-          <w:sz w:val="22"/>
-          <w:szCs w:val="22"/>
-        </w:rPr>
         <w:t>Resources From Microsoft Copilot</w:t>
       </w:r>
     </w:p>
     <w:p>
       <w:pPr>
         <w:rPr>
-          <w:rFonts w:ascii="Arial" w:hAnsi="Arial" w:cs="Arial"/>
-          <w:b/>
-          <w:bCs/>
-          <w:szCs w:val="24"/>
-        </w:rPr>
-      </w:pPr>
-    </w:p>
-    <w:p>
-      <w:pPr>
-        <w:jc w:val="both"/>
-        <w:rPr>
-          <w:rFonts w:ascii="Arial" w:hAnsi="Arial" w:cs="Arial"/>
-          <w:szCs w:val="24"/>
-        </w:rPr>
-      </w:pPr>
-      <w:r>
-        <w:rPr>
-          <w:rFonts w:ascii="Arial" w:hAnsi="Arial" w:cs="Arial"/>
+          <w:rFonts w:ascii="Arial" w:cs="Arial" w:hAnsi="Arial"/>
+          <w:b/>
+          <w:bCs/>
+          <w:szCs w:val="24"/>
+        </w:rPr>
+      </w:pPr>
+    </w:p>
+    <w:p>
+      <w:pPr>
+        <w:jc w:val="both"/>
+        <w:rPr>
+          <w:rFonts w:ascii="Arial" w:cs="Arial" w:hAnsi="Arial"/>
+          <w:szCs w:val="24"/>
+        </w:rPr>
+      </w:pPr>
+      <w:r>
+        <w:rPr>
+          <w:rFonts w:ascii="Arial" w:cs="Arial" w:hAnsi="Arial"/>
           <w:szCs w:val="24"/>
         </w:rPr>
         <w:t xml:space="preserve">We all know now the heats topic is Artificial Intelligence. But what exactly AI is? Is it just </w:t>
       </w:r>
-      <w:proofErr w:type="spellStart"/>
-      <w:proofErr w:type="gramStart"/>
-      <w:r>
-        <w:rPr>
-          <w:rFonts w:ascii="Arial" w:hAnsi="Arial" w:cs="Arial"/>
+      <w:r>
+        <w:rPr>
+          <w:rFonts w:ascii="Arial" w:cs="Arial" w:hAnsi="Arial"/>
           <w:szCs w:val="24"/>
         </w:rPr>
         <w:t>a</w:t>
       </w:r>
-      <w:proofErr w:type="spellEnd"/>
-      <w:proofErr w:type="gramEnd"/>
-      <w:r>
-        <w:rPr>
-          <w:rFonts w:ascii="Arial" w:hAnsi="Arial" w:cs="Arial"/>
+      <w:r>
+        <w:rPr>
+          <w:rFonts w:ascii="Arial" w:cs="Arial" w:hAnsi="Arial"/>
           <w:szCs w:val="24"/>
         </w:rPr>
         <w:t xml:space="preserve"> intelligent function that handle tasks efficiently and predictably? To be AI, you need to fall into either two categories or both. One is </w:t>
       </w:r>
       <w:r>
         <w:rPr>
-          <w:rFonts w:ascii="Arial" w:hAnsi="Arial" w:cs="Arial"/>
+          <w:rFonts w:ascii="Arial" w:cs="Arial" w:hAnsi="Arial"/>
           <w:b/>
           <w:bCs/>
           <w:szCs w:val="24"/>
@@ -99,14 +92,14 @@
       </w:r>
       <w:r>
         <w:rPr>
-          <w:rFonts w:ascii="Arial" w:hAnsi="Arial" w:cs="Arial"/>
+          <w:rFonts w:ascii="Arial" w:cs="Arial" w:hAnsi="Arial"/>
           <w:szCs w:val="24"/>
         </w:rPr>
         <w:t xml:space="preserve">, the other is </w:t>
       </w:r>
       <w:r>
         <w:rPr>
-          <w:rFonts w:ascii="Arial" w:hAnsi="Arial" w:cs="Arial"/>
+          <w:rFonts w:ascii="Arial" w:cs="Arial" w:hAnsi="Arial"/>
           <w:b/>
           <w:bCs/>
           <w:szCs w:val="24"/>
@@ -115,7 +108,7 @@
       </w:r>
       <w:r>
         <w:rPr>
-          <w:rFonts w:ascii="Arial" w:hAnsi="Arial" w:cs="Arial"/>
+          <w:rFonts w:ascii="Arial" w:cs="Arial" w:hAnsi="Arial"/>
           <w:szCs w:val="24"/>
         </w:rPr>
         <w:t>. Below the figure illustrates:</w:t>
@@ -125,20 +118,19 @@
       <w:pPr>
         <w:jc w:val="both"/>
         <w:rPr>
-          <w:rFonts w:ascii="Arial" w:hAnsi="Arial" w:cs="Arial"/>
-          <w:szCs w:val="24"/>
-        </w:rPr>
-      </w:pPr>
-      <w:r>
-        <w:rPr>
-          <w:rFonts w:ascii="Arial" w:hAnsi="Arial" w:cs="Arial"/>
-          <w:noProof/>
+          <w:rFonts w:ascii="Arial" w:cs="Arial" w:hAnsi="Arial"/>
+          <w:szCs w:val="24"/>
+        </w:rPr>
+      </w:pPr>
+      <w:r>
+        <w:rPr>
+          <w:rFonts w:ascii="Arial" w:cs="Arial" w:hAnsi="Arial"/>
           <w:szCs w:val="24"/>
         </w:rPr>
         <mc:AlternateContent>
           <mc:Choice Requires="wps">
-            <w:drawing>
-              <wp:anchor distT="0" distB="0" distL="114300" distR="114300" simplePos="0" relativeHeight="251659264" behindDoc="1" locked="0" layoutInCell="1" allowOverlap="1" wp14:anchorId="78AD89FB" wp14:editId="06685A51">
+            <w:drawing xmlns:mc="http://schemas.openxmlformats.org/markup-compatibility/2006">
+              <wp:anchor allowOverlap="1" behindDoc="0" distT="0" distB="0" distL="114300" distR="114300" layoutInCell="1" locked="0" relativeHeight="251659264" simplePos="0">
                 <wp:simplePos x="0" y="0"/>
                 <wp:positionH relativeFrom="column">
                   <wp:posOffset>1452245</wp:posOffset>
@@ -147,7 +139,7 @@
                   <wp:posOffset>46037</wp:posOffset>
                 </wp:positionV>
                 <wp:extent cx="2400300" cy="2466975"/>
-                <wp:effectExtent l="0" t="0" r="19050" b="28575"/>
+                <wp:effectExtent l="0" t="0" r="12700" b="12700"/>
                 <wp:wrapTight wrapText="bothSides">
                   <wp:wrapPolygon edited="0">
                     <wp:start x="8914" y="0"/>
@@ -175,11 +167,14 @@
                     <wp:lineTo x="8914" y="0"/>
                   </wp:wrapPolygon>
                 </wp:wrapTight>
-                <wp:docPr id="1719602133" name="Oval 1"/>
-                <wp:cNvGraphicFramePr/>
+                <wp:docPr id="1719602134" name="Oval 1"/>
+                <wp:cNvGraphicFramePr>
+                  <a:graphicFrameLocks xmlns:a="http://schemas.openxmlformats.org/drawingml/2006/main"/>
+                </wp:cNvGraphicFramePr>
                 <a:graphic xmlns:a="http://schemas.openxmlformats.org/drawingml/2006/main">
                   <a:graphicData uri="http://schemas.microsoft.com/office/word/2010/wordprocessingShape">
                     <wps:wsp>
+                      <wps:cNvPr id="1719602133" name="Oval 1"/>
                       <wps:cNvSpPr/>
                       <wps:spPr>
                         <a:xfrm>
@@ -212,7 +207,7 @@
                           <a:schemeClr val="lt1"/>
                         </a:fontRef>
                       </wps:style>
-                      <wps:txbx>
+                      <wps:txbx id="0">
                         <w:txbxContent>
                           <w:p>
                             <w:pPr>
@@ -248,7 +243,7 @@
                           </w:p>
                         </w:txbxContent>
                       </wps:txbx>
-                      <wps:bodyPr rot="0" spcFirstLastPara="0" vertOverflow="overflow" horzOverflow="overflow" vert="horz" wrap="square" lIns="91440" tIns="45720" rIns="91440" bIns="45720" numCol="1" spcCol="0" rtlCol="0" fromWordArt="0" anchor="ctr" anchorCtr="0" forceAA="0" compatLnSpc="1">
+                      <wps:bodyPr rot="0" spcFirstLastPara="0" vertOverflow="overflow" horzOverflow="overflow" vert="horz" wrap="square" lIns="91440" tIns="45720" rIns="91440" bIns="45720" rtlCol="0" anchor="ctr">
                         <a:prstTxWarp prst="textNoShape">
                           <a:avLst/>
                         </a:prstTxWarp>
@@ -268,46 +263,12 @@
           </mc:Choice>
           <mc:Fallback>
             <w:pict>
-              <v:oval w14:anchorId="78AD89FB" id="Oval 1" o:spid="_x0000_s1026" style="position:absolute;left:0;text-align:left;margin-left:114.35pt;margin-top:3.6pt;width:189pt;height:194.25pt;z-index:-251657216;visibility:visible;mso-wrap-style:square;mso-width-percent:0;mso-height-percent:0;mso-wrap-distance-left:9pt;mso-wrap-distance-top:0;mso-wrap-distance-right:9pt;mso-wrap-distance-bottom:0;mso-position-horizontal:absolute;mso-position-horizontal-relative:text;mso-position-vertical:absolute;mso-position-vertical-relative:text;mso-width-percent:0;mso-height-percent:0;mso-width-relative:margin;mso-height-relative:margin;v-text-anchor:middle" o:gfxdata="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" fillcolor="#dceaf7 [351]" strokecolor="#030e13 [484]" strokeweight="1pt">
-                <v:stroke joinstyle="miter"/>
-                <v:textbox>
-                  <w:txbxContent>
-                    <w:p>
-                      <w:pPr>
-                        <w:jc w:val="center"/>
-                        <w:rPr>
-                          <w:color w:val="000000" w:themeColor="text1"/>
-                          <w:szCs w:val="24"/>
-                        </w:rPr>
-                      </w:pPr>
-                      <w:r>
-                        <w:rPr>
-                          <w:color w:val="000000" w:themeColor="text1"/>
-                          <w:szCs w:val="24"/>
-                        </w:rPr>
-                        <w:t>Machine</w:t>
-                      </w:r>
-                    </w:p>
-                    <w:p>
-                      <w:pPr>
-                        <w:jc w:val="center"/>
-                        <w:rPr>
-                          <w:color w:val="000000" w:themeColor="text1"/>
-                          <w:szCs w:val="24"/>
-                        </w:rPr>
-                      </w:pPr>
-                      <w:r>
-                        <w:rPr>
-                          <w:color w:val="000000" w:themeColor="text1"/>
-                          <w:szCs w:val="24"/>
-                        </w:rPr>
-                        <w:t>Learning</w:t>
-                      </w:r>
-                    </w:p>
-                  </w:txbxContent>
-                </v:textbox>
-                <w10:wrap type="tight"/>
-              </v:oval>
+              <v:shape id="233FBFFE-D2FE-C552-E47739D921D2" coordsize="21600,21600" style="position:absolute;width:189pt;height:194.25pt;mso-width-percent:0;mso-width-relative:margin;mso-height-percent:0;mso-height-relative:margin;margin-top:3.62496pt;margin-left:114.35pt;mso-wrap-distance-left:9pt;mso-wrap-distance-right:9pt;mso-wrap-distance-top:0pt;mso-wrap-distance-bottom:0pt;rotation:0.000000;z-index:251659264;" wrapcoords="8914 0 7543 167 3257 2168 2571 3503 1029 5337 0 8006 0 13344 857 16012 2914 19015 6686 21350 8571 21683 13029 21683 14914 21350 18857 19015 20743 16012 21600 13510 21600 8006 20571 5337 18514 2836 18343 2168 14057 167 12686 0 8914 0" fillcolor="#d9e8f7" strokecolor="#042433" o:spt="3" path="m0,10799 wa0,0,21600,21599,0,10800,10800,0 wa0,0,21600,21599,10800,0,21600,10800 wa0,0,21600,21600,21600,10800,10800,21600 wa0,0,21600,21600,10800,21600,0,10800 x e">
+                <v:stroke color="#042433" filltype="solid" joinstyle="miter" linestyle="single" mitterlimit="800000" weight="1pt"/>
+                <w10:wrap type="tight" side="both"/>
+                <v:fill type="solid" color="#d9e8f7" opacity="1.000000"/>
+                <o:lock/>
+              </v:shape>
             </w:pict>
           </mc:Fallback>
         </mc:AlternateContent>
@@ -317,56 +278,55 @@
       <w:pPr>
         <w:jc w:val="both"/>
         <w:rPr>
-          <w:rFonts w:ascii="Arial" w:hAnsi="Arial" w:cs="Arial"/>
-          <w:szCs w:val="24"/>
-        </w:rPr>
-      </w:pPr>
-    </w:p>
-    <w:p>
-      <w:pPr>
-        <w:jc w:val="both"/>
-        <w:rPr>
-          <w:rFonts w:ascii="Arial" w:hAnsi="Arial" w:cs="Arial"/>
-          <w:szCs w:val="24"/>
-        </w:rPr>
-      </w:pPr>
-    </w:p>
-    <w:p>
-      <w:pPr>
-        <w:jc w:val="both"/>
-        <w:rPr>
-          <w:rFonts w:ascii="Arial" w:hAnsi="Arial" w:cs="Arial"/>
-          <w:szCs w:val="24"/>
-        </w:rPr>
-      </w:pPr>
-    </w:p>
-    <w:p>
-      <w:pPr>
-        <w:jc w:val="both"/>
-        <w:rPr>
-          <w:rFonts w:ascii="Arial" w:hAnsi="Arial" w:cs="Arial"/>
-          <w:szCs w:val="24"/>
-        </w:rPr>
-      </w:pPr>
-    </w:p>
-    <w:p>
-      <w:pPr>
-        <w:jc w:val="both"/>
-        <w:rPr>
-          <w:rFonts w:ascii="Arial" w:hAnsi="Arial" w:cs="Arial"/>
-          <w:szCs w:val="24"/>
-        </w:rPr>
-      </w:pPr>
-      <w:r>
-        <w:rPr>
-          <w:rFonts w:ascii="Arial" w:hAnsi="Arial" w:cs="Arial"/>
-          <w:noProof/>
+          <w:rFonts w:ascii="Arial" w:cs="Arial" w:hAnsi="Arial"/>
+          <w:szCs w:val="24"/>
+        </w:rPr>
+      </w:pPr>
+    </w:p>
+    <w:p>
+      <w:pPr>
+        <w:jc w:val="both"/>
+        <w:rPr>
+          <w:rFonts w:ascii="Arial" w:cs="Arial" w:hAnsi="Arial"/>
+          <w:szCs w:val="24"/>
+        </w:rPr>
+      </w:pPr>
+    </w:p>
+    <w:p>
+      <w:pPr>
+        <w:jc w:val="both"/>
+        <w:rPr>
+          <w:rFonts w:ascii="Arial" w:cs="Arial" w:hAnsi="Arial"/>
+          <w:szCs w:val="24"/>
+        </w:rPr>
+      </w:pPr>
+    </w:p>
+    <w:p>
+      <w:pPr>
+        <w:jc w:val="both"/>
+        <w:rPr>
+          <w:rFonts w:ascii="Arial" w:cs="Arial" w:hAnsi="Arial"/>
+          <w:szCs w:val="24"/>
+        </w:rPr>
+      </w:pPr>
+    </w:p>
+    <w:p>
+      <w:pPr>
+        <w:jc w:val="both"/>
+        <w:rPr>
+          <w:rFonts w:ascii="Arial" w:cs="Arial" w:hAnsi="Arial"/>
+          <w:szCs w:val="24"/>
+        </w:rPr>
+      </w:pPr>
+      <w:r>
+        <w:rPr>
+          <w:rFonts w:ascii="Arial" w:cs="Arial" w:hAnsi="Arial"/>
           <w:szCs w:val="24"/>
         </w:rPr>
         <mc:AlternateContent>
           <mc:Choice Requires="wps">
-            <w:drawing>
-              <wp:anchor distT="0" distB="0" distL="114300" distR="114300" simplePos="0" relativeHeight="251661312" behindDoc="0" locked="0" layoutInCell="1" allowOverlap="1" wp14:anchorId="7D64D63D" wp14:editId="5CAD0854">
+            <w:drawing xmlns:mc="http://schemas.openxmlformats.org/markup-compatibility/2006">
+              <wp:anchor allowOverlap="1" behindDoc="0" distT="0" distB="0" distL="114300" distR="114300" layoutInCell="1" locked="0" relativeHeight="251661312" simplePos="0">
                 <wp:simplePos x="0" y="0"/>
                 <wp:positionH relativeFrom="column">
                   <wp:posOffset>2199640</wp:posOffset>
@@ -375,13 +335,16 @@
                   <wp:posOffset>46672</wp:posOffset>
                 </wp:positionV>
                 <wp:extent cx="942975" cy="819150"/>
-                <wp:effectExtent l="0" t="0" r="28575" b="19050"/>
+                <wp:effectExtent l="0" t="0" r="12700" b="12700"/>
                 <wp:wrapNone/>
-                <wp:docPr id="1154828399" name="Oval 1"/>
-                <wp:cNvGraphicFramePr/>
+                <wp:docPr id="1719602135" name="Oval 1"/>
+                <wp:cNvGraphicFramePr>
+                  <a:graphicFrameLocks xmlns:a="http://schemas.openxmlformats.org/drawingml/2006/main"/>
+                </wp:cNvGraphicFramePr>
                 <a:graphic xmlns:a="http://schemas.openxmlformats.org/drawingml/2006/main">
                   <a:graphicData uri="http://schemas.microsoft.com/office/word/2010/wordprocessingShape">
                     <wps:wsp>
+                      <wps:cNvPr id="1154828399" name="Oval 1"/>
                       <wps:cNvSpPr/>
                       <wps:spPr>
                         <a:xfrm>
@@ -414,7 +377,7 @@
                           <a:schemeClr val="lt1"/>
                         </a:fontRef>
                       </wps:style>
-                      <wps:txbx>
+                      <wps:txbx id="1">
                         <w:txbxContent>
                           <w:p>
                             <w:pPr>
@@ -444,7 +407,7 @@
                           </w:p>
                         </w:txbxContent>
                       </wps:txbx>
-                      <wps:bodyPr rot="0" spcFirstLastPara="0" vertOverflow="overflow" horzOverflow="overflow" vert="horz" wrap="square" lIns="91440" tIns="45720" rIns="91440" bIns="45720" numCol="1" spcCol="0" rtlCol="0" fromWordArt="0" anchor="ctr" anchorCtr="0" forceAA="0" compatLnSpc="1">
+                      <wps:bodyPr rot="0" spcFirstLastPara="0" vertOverflow="overflow" horzOverflow="overflow" vert="horz" wrap="square" lIns="91440" tIns="45720" rIns="91440" bIns="45720" rtlCol="0" anchor="ctr">
                         <a:prstTxWarp prst="textNoShape">
                           <a:avLst/>
                         </a:prstTxWarp>
@@ -464,39 +427,12 @@
           </mc:Choice>
           <mc:Fallback>
             <w:pict>
-              <v:oval w14:anchorId="7D64D63D" id="_x0000_s1027" style="position:absolute;left:0;text-align:left;margin-left:173.2pt;margin-top:3.65pt;width:74.25pt;height:64.5pt;z-index:251661312;visibility:visible;mso-wrap-style:square;mso-width-percent:0;mso-height-percent:0;mso-wrap-distance-left:9pt;mso-wrap-distance-top:0;mso-wrap-distance-right:9pt;mso-wrap-distance-bottom:0;mso-position-horizontal:absolute;mso-position-horizontal-relative:text;mso-position-vertical:absolute;mso-position-vertical-relative:text;mso-width-percent:0;mso-height-percent:0;mso-width-relative:margin;mso-height-relative:margin;v-text-anchor:middle" o:gfxdata="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" fillcolor="#f6c5ac [1301]" strokecolor="#030e13 [484]" strokeweight="1pt">
-                <v:stroke joinstyle="miter"/>
-                <v:textbox>
-                  <w:txbxContent>
-                    <w:p>
-                      <w:pPr>
-                        <w:jc w:val="center"/>
-                        <w:rPr>
-                          <w:color w:val="000000" w:themeColor="text1"/>
-                          <w:sz w:val="18"/>
-                          <w:szCs w:val="18"/>
-                        </w:rPr>
-                      </w:pPr>
-                      <w:r>
-                        <w:rPr>
-                          <w:color w:val="000000" w:themeColor="text1"/>
-                          <w:sz w:val="18"/>
-                          <w:szCs w:val="18"/>
-                        </w:rPr>
-                        <w:t xml:space="preserve">  </w:t>
-                      </w:r>
-                      <w:r>
-                        <w:rPr>
-                          <w:color w:val="000000" w:themeColor="text1"/>
-                          <w:sz w:val="18"/>
-                          <w:szCs w:val="18"/>
-                        </w:rPr>
-                        <w:t>Deep Learning</w:t>
-                      </w:r>
-                    </w:p>
-                  </w:txbxContent>
-                </v:textbox>
-              </v:oval>
+              <v:shape id="741CDDBE-F046-9FC6-793B829F0463" coordsize="21600,21600" style="position:absolute;width:74.25pt;height:64.5pt;mso-width-percent:0;mso-width-relative:margin;mso-height-percent:0;mso-height-relative:margin;margin-top:3.67496pt;margin-left:173.2pt;mso-wrap-distance-left:9pt;mso-wrap-distance-right:9pt;mso-wrap-distance-top:0pt;mso-wrap-distance-bottom:0pt;rotation:0.000000;z-index:251661312;" fillcolor="#f6c5ac" strokecolor="#042433" o:spt="3" path="m0,10800 wa0,0,21600,21600,0,10800,10800,0 wa0,0,21600,21600,10800,0,21600,10800 wa0,0,21600,21600,21600,10800,10799,21600 wa0,0,21600,21600,10799,21600,0,10800 x e">
+                <v:stroke color="#042433" filltype="solid" joinstyle="miter" linestyle="single" mitterlimit="800000" weight="1pt"/>
+                <w10:wrap side="both"/>
+                <v:fill type="solid" color="#f6c5ac" opacity="1.000000"/>
+                <o:lock/>
+              </v:shape>
             </w:pict>
           </mc:Fallback>
         </mc:AlternateContent>
@@ -506,56 +442,54 @@
       <w:pPr>
         <w:jc w:val="both"/>
         <w:rPr>
-          <w:rFonts w:ascii="Arial" w:hAnsi="Arial" w:cs="Arial"/>
-          <w:szCs w:val="24"/>
-        </w:rPr>
-      </w:pPr>
-    </w:p>
-    <w:p>
-      <w:pPr>
-        <w:jc w:val="both"/>
-        <w:rPr>
-          <w:rFonts w:ascii="Arial" w:hAnsi="Arial" w:cs="Arial"/>
-          <w:szCs w:val="24"/>
-        </w:rPr>
-      </w:pPr>
-    </w:p>
-    <w:p>
-      <w:pPr>
-        <w:jc w:val="both"/>
-        <w:rPr>
-          <w:rFonts w:ascii="Arial" w:hAnsi="Arial" w:cs="Arial"/>
-          <w:szCs w:val="24"/>
-        </w:rPr>
-      </w:pPr>
-    </w:p>
-    <w:p>
-      <w:pPr>
-        <w:jc w:val="both"/>
-        <w:rPr>
-          <w:rFonts w:ascii="Arial" w:hAnsi="Arial" w:cs="Arial"/>
-          <w:szCs w:val="24"/>
-        </w:rPr>
-      </w:pPr>
-      <w:r>
-        <w:rPr>
-          <w:rFonts w:ascii="Arial" w:hAnsi="Arial" w:cs="Arial"/>
+          <w:rFonts w:ascii="Arial" w:cs="Arial" w:hAnsi="Arial"/>
+          <w:szCs w:val="24"/>
+        </w:rPr>
+      </w:pPr>
+    </w:p>
+    <w:p>
+      <w:pPr>
+        <w:jc w:val="both"/>
+        <w:rPr>
+          <w:rFonts w:ascii="Arial" w:cs="Arial" w:hAnsi="Arial"/>
+          <w:szCs w:val="24"/>
+        </w:rPr>
+      </w:pPr>
+    </w:p>
+    <w:p>
+      <w:pPr>
+        <w:jc w:val="both"/>
+        <w:rPr>
+          <w:rFonts w:ascii="Arial" w:cs="Arial" w:hAnsi="Arial"/>
+          <w:szCs w:val="24"/>
+        </w:rPr>
+      </w:pPr>
+    </w:p>
+    <w:p>
+      <w:pPr>
+        <w:jc w:val="both"/>
+        <w:rPr>
+          <w:rFonts w:ascii="Arial" w:cs="Arial" w:hAnsi="Arial"/>
+          <w:szCs w:val="24"/>
+        </w:rPr>
+      </w:pPr>
+      <w:r>
+        <w:rPr>
+          <w:rFonts w:ascii="Arial" w:cs="Arial" w:hAnsi="Arial"/>
           <w:szCs w:val="24"/>
         </w:rPr>
         <w:t xml:space="preserve">So exactly what is Machine Learning and Deep Learning? Microsoft Copilot has </w:t>
       </w:r>
-      <w:proofErr w:type="gramStart"/>
-      <w:r>
-        <w:rPr>
-          <w:rFonts w:ascii="Arial" w:hAnsi="Arial" w:cs="Arial"/>
+      <w:r>
+        <w:rPr>
+          <w:rFonts w:ascii="Arial" w:cs="Arial" w:hAnsi="Arial"/>
           <w:szCs w:val="24"/>
         </w:rPr>
         <w:t>it’s</w:t>
       </w:r>
-      <w:proofErr w:type="gramEnd"/>
-      <w:r>
-        <w:rPr>
-          <w:rFonts w:ascii="Arial" w:hAnsi="Arial" w:cs="Arial"/>
+      <w:r>
+        <w:rPr>
+          <w:rFonts w:ascii="Arial" w:cs="Arial" w:hAnsi="Arial"/>
           <w:szCs w:val="24"/>
         </w:rPr>
         <w:t xml:space="preserve"> explanation.</w:t>
@@ -565,15 +499,15 @@
       <w:pPr>
         <w:jc w:val="both"/>
         <w:rPr>
-          <w:rFonts w:ascii="Arial" w:hAnsi="Arial" w:cs="Arial"/>
-          <w:b/>
-          <w:bCs/>
-          <w:szCs w:val="24"/>
-        </w:rPr>
-      </w:pPr>
-      <w:r>
-        <w:rPr>
-          <w:rFonts w:ascii="Arial" w:hAnsi="Arial" w:cs="Arial"/>
+          <w:rFonts w:ascii="Arial" w:cs="Arial" w:hAnsi="Arial"/>
+          <w:b/>
+          <w:bCs/>
+          <w:szCs w:val="24"/>
+        </w:rPr>
+      </w:pPr>
+      <w:r>
+        <w:rPr>
+          <w:rFonts w:ascii="Arial" w:cs="Arial" w:hAnsi="Arial"/>
           <w:b/>
           <w:bCs/>
           <w:szCs w:val="24"/>
@@ -582,7 +516,7 @@
       </w:r>
       <w:r>
         <w:rPr>
-          <w:rFonts w:ascii="Arial" w:hAnsi="Arial" w:cs="Arial"/>
+          <w:rFonts w:ascii="Arial" w:cs="Arial" w:hAnsi="Arial"/>
           <w:b/>
           <w:bCs/>
           <w:i/>
@@ -593,7 +527,7 @@
       </w:r>
       <w:r>
         <w:rPr>
-          <w:rFonts w:ascii="Arial" w:hAnsi="Arial" w:cs="Arial"/>
+          <w:rFonts w:ascii="Arial" w:cs="Arial" w:hAnsi="Arial"/>
           <w:b/>
           <w:bCs/>
           <w:szCs w:val="24"/>
@@ -602,7 +536,7 @@
       </w:r>
       <w:r>
         <w:rPr>
-          <w:rFonts w:ascii="Arial" w:hAnsi="Arial" w:cs="Arial"/>
+          <w:rFonts w:ascii="Arial" w:cs="Arial" w:hAnsi="Arial"/>
           <w:b/>
           <w:bCs/>
           <w:szCs w:val="24"/>
@@ -614,20 +548,20 @@
       <w:pPr>
         <w:jc w:val="both"/>
         <w:rPr>
-          <w:rFonts w:ascii="Arial" w:hAnsi="Arial" w:cs="Arial"/>
-          <w:szCs w:val="24"/>
-        </w:rPr>
-      </w:pPr>
-      <w:r>
-        <w:rPr>
-          <w:rFonts w:ascii="Arial" w:hAnsi="Arial" w:cs="Arial"/>
+          <w:rFonts w:ascii="Arial" w:cs="Arial" w:hAnsi="Arial"/>
+          <w:szCs w:val="24"/>
+        </w:rPr>
+      </w:pPr>
+      <w:r>
+        <w:rPr>
+          <w:rFonts w:ascii="Arial" w:cs="Arial" w:hAnsi="Arial"/>
           <w:szCs w:val="24"/>
         </w:rPr>
         <w:t xml:space="preserve">At its core, machine learning (ML) is about training algorithms on data so they can generalize to new, unseen situations. Instead of writing rules manually, we let the system </w:t>
       </w:r>
       <w:r>
         <w:rPr>
-          <w:rFonts w:ascii="Arial" w:hAnsi="Arial" w:cs="Arial"/>
+          <w:rFonts w:ascii="Arial" w:cs="Arial" w:hAnsi="Arial"/>
           <w:i/>
           <w:iCs/>
           <w:szCs w:val="24"/>
@@ -636,21 +570,21 @@
       </w:r>
       <w:r>
         <w:rPr>
-          <w:rFonts w:ascii="Arial" w:hAnsi="Arial" w:cs="Arial"/>
+          <w:rFonts w:ascii="Arial" w:cs="Arial" w:hAnsi="Arial"/>
           <w:szCs w:val="24"/>
         </w:rPr>
         <w:t xml:space="preserve"> the rules by </w:t>
       </w:r>
       <w:r>
         <w:rPr>
-          <w:rFonts w:ascii="Arial" w:hAnsi="Arial" w:cs="Arial"/>
+          <w:rFonts w:ascii="Arial" w:cs="Arial" w:hAnsi="Arial"/>
           <w:szCs w:val="24"/>
         </w:rPr>
         <w:t>analysing</w:t>
       </w:r>
       <w:r>
         <w:rPr>
-          <w:rFonts w:ascii="Arial" w:hAnsi="Arial" w:cs="Arial"/>
+          <w:rFonts w:ascii="Arial" w:cs="Arial" w:hAnsi="Arial"/>
           <w:szCs w:val="24"/>
         </w:rPr>
         <w:t xml:space="preserve"> examples.</w:t>
@@ -664,13 +598,13 @@
         </w:numPr>
         <w:jc w:val="both"/>
         <w:rPr>
-          <w:rFonts w:ascii="Arial" w:hAnsi="Arial" w:cs="Arial"/>
-          <w:szCs w:val="24"/>
-        </w:rPr>
-      </w:pPr>
-      <w:r>
-        <w:rPr>
-          <w:rFonts w:ascii="Arial" w:hAnsi="Arial" w:cs="Arial"/>
+          <w:rFonts w:ascii="Arial" w:cs="Arial" w:hAnsi="Arial"/>
+          <w:szCs w:val="24"/>
+        </w:rPr>
+      </w:pPr>
+      <w:r>
+        <w:rPr>
+          <w:rFonts w:ascii="Arial" w:cs="Arial" w:hAnsi="Arial"/>
           <w:szCs w:val="24"/>
         </w:rPr>
         <w:t>It recognizes patterns in data</w:t>
@@ -684,13 +618,13 @@
         </w:numPr>
         <w:jc w:val="both"/>
         <w:rPr>
-          <w:rFonts w:ascii="Arial" w:hAnsi="Arial" w:cs="Arial"/>
-          <w:szCs w:val="24"/>
-        </w:rPr>
-      </w:pPr>
-      <w:r>
-        <w:rPr>
-          <w:rFonts w:ascii="Arial" w:hAnsi="Arial" w:cs="Arial"/>
+          <w:rFonts w:ascii="Arial" w:cs="Arial" w:hAnsi="Arial"/>
+          <w:szCs w:val="24"/>
+        </w:rPr>
+      </w:pPr>
+      <w:r>
+        <w:rPr>
+          <w:rFonts w:ascii="Arial" w:cs="Arial" w:hAnsi="Arial"/>
           <w:szCs w:val="24"/>
         </w:rPr>
         <w:t>Learns from experience</w:t>
@@ -704,13 +638,13 @@
         </w:numPr>
         <w:jc w:val="both"/>
         <w:rPr>
-          <w:rFonts w:ascii="Arial" w:hAnsi="Arial" w:cs="Arial"/>
-          <w:szCs w:val="24"/>
-        </w:rPr>
-      </w:pPr>
-      <w:r>
-        <w:rPr>
-          <w:rFonts w:ascii="Arial" w:hAnsi="Arial" w:cs="Arial"/>
+          <w:rFonts w:ascii="Arial" w:cs="Arial" w:hAnsi="Arial"/>
+          <w:szCs w:val="24"/>
+        </w:rPr>
+      </w:pPr>
+      <w:r>
+        <w:rPr>
+          <w:rFonts w:ascii="Arial" w:cs="Arial" w:hAnsi="Arial"/>
           <w:szCs w:val="24"/>
         </w:rPr>
         <w:t>Improves automatically as more data becomes available</w:t>
@@ -724,13 +658,13 @@
         </w:numPr>
         <w:jc w:val="both"/>
         <w:rPr>
-          <w:rFonts w:ascii="Arial" w:hAnsi="Arial" w:cs="Arial"/>
-          <w:szCs w:val="24"/>
-        </w:rPr>
-      </w:pPr>
-      <w:r>
-        <w:rPr>
-          <w:rFonts w:ascii="Arial" w:hAnsi="Arial" w:cs="Arial"/>
+          <w:rFonts w:ascii="Arial" w:cs="Arial" w:hAnsi="Arial"/>
+          <w:szCs w:val="24"/>
+        </w:rPr>
+      </w:pPr>
+      <w:r>
+        <w:rPr>
+          <w:rFonts w:ascii="Arial" w:cs="Arial" w:hAnsi="Arial"/>
           <w:szCs w:val="24"/>
         </w:rPr>
         <w:t>Makes predictions or decisions based on what it has learned</w:t>
@@ -740,13 +674,13 @@
       <w:pPr>
         <w:jc w:val="both"/>
         <w:rPr>
-          <w:rFonts w:ascii="Arial" w:hAnsi="Arial" w:cs="Arial"/>
-          <w:szCs w:val="24"/>
-        </w:rPr>
-      </w:pPr>
-      <w:r>
-        <w:rPr>
-          <w:rFonts w:ascii="Arial" w:hAnsi="Arial" w:cs="Arial"/>
+          <w:rFonts w:ascii="Arial" w:cs="Arial" w:hAnsi="Arial"/>
+          <w:szCs w:val="24"/>
+        </w:rPr>
+      </w:pPr>
+      <w:r>
+        <w:rPr>
+          <w:rFonts w:ascii="Arial" w:cs="Arial" w:hAnsi="Arial"/>
           <w:szCs w:val="24"/>
         </w:rPr>
         <w:t>This is why ML powers things like recommendation systems, fraud detection, autonomous driving, and modern generative AI.</w:t>
@@ -756,15 +690,15 @@
       <w:pPr>
         <w:jc w:val="both"/>
         <w:rPr>
-          <w:rFonts w:ascii="Arial" w:hAnsi="Arial" w:cs="Arial"/>
-          <w:b/>
-          <w:bCs/>
-          <w:szCs w:val="24"/>
-        </w:rPr>
-      </w:pPr>
-      <w:r>
-        <w:rPr>
-          <w:rFonts w:ascii="Arial" w:hAnsi="Arial" w:cs="Arial"/>
+          <w:rFonts w:ascii="Arial" w:cs="Arial" w:hAnsi="Arial"/>
+          <w:b/>
+          <w:bCs/>
+          <w:szCs w:val="24"/>
+        </w:rPr>
+      </w:pPr>
+      <w:r>
+        <w:rPr>
+          <w:rFonts w:ascii="Arial" w:cs="Arial" w:hAnsi="Arial"/>
           <w:b/>
           <w:bCs/>
           <w:szCs w:val="24"/>
@@ -776,13 +710,13 @@
       <w:pPr>
         <w:jc w:val="both"/>
         <w:rPr>
-          <w:rFonts w:ascii="Arial" w:hAnsi="Arial" w:cs="Arial"/>
-          <w:szCs w:val="24"/>
-        </w:rPr>
-      </w:pPr>
-      <w:r>
-        <w:rPr>
-          <w:rFonts w:ascii="Arial" w:hAnsi="Arial" w:cs="Arial"/>
+          <w:rFonts w:ascii="Arial" w:cs="Arial" w:hAnsi="Arial"/>
+          <w:szCs w:val="24"/>
+        </w:rPr>
+      </w:pPr>
+      <w:r>
+        <w:rPr>
+          <w:rFonts w:ascii="Arial" w:cs="Arial" w:hAnsi="Arial"/>
           <w:szCs w:val="24"/>
         </w:rPr>
         <w:t>Machine learning methods fall into three major categories:</w:t>
@@ -792,13 +726,13 @@
       <w:pPr>
         <w:jc w:val="both"/>
         <w:rPr>
-          <w:rFonts w:ascii="Arial" w:hAnsi="Arial" w:cs="Arial"/>
-          <w:szCs w:val="24"/>
-        </w:rPr>
-      </w:pPr>
-      <w:r>
-        <w:rPr>
-          <w:rFonts w:ascii="Arial" w:hAnsi="Arial" w:cs="Arial"/>
+          <w:rFonts w:ascii="Arial" w:cs="Arial" w:hAnsi="Arial"/>
+          <w:szCs w:val="24"/>
+        </w:rPr>
+      </w:pPr>
+      <w:r>
+        <w:rPr>
+          <w:rFonts w:ascii="Arial" w:cs="Arial" w:hAnsi="Arial"/>
           <w:szCs w:val="24"/>
         </w:rPr>
         <w:t>1. Supervised Learning</w:t>
@@ -812,28 +746,27 @@
         </w:numPr>
         <w:jc w:val="both"/>
         <w:rPr>
-          <w:rFonts w:ascii="Arial" w:hAnsi="Arial" w:cs="Arial"/>
-          <w:szCs w:val="24"/>
-        </w:rPr>
-      </w:pPr>
-      <w:r>
-        <w:rPr>
-          <w:rFonts w:ascii="Arial" w:hAnsi="Arial" w:cs="Arial"/>
-          <w:szCs w:val="24"/>
-        </w:rPr>
-        <w:lastRenderedPageBreak/>
+          <w:rFonts w:ascii="Arial" w:cs="Arial" w:hAnsi="Arial"/>
+          <w:szCs w:val="24"/>
+        </w:rPr>
+      </w:pPr>
+      <w:r>
+        <w:rPr>
+          <w:rFonts w:ascii="Arial" w:cs="Arial" w:hAnsi="Arial"/>
+          <w:szCs w:val="24"/>
+        </w:rPr>
         <w:t xml:space="preserve">Trained on </w:t>
       </w:r>
       <w:r>
         <w:rPr>
-          <w:rFonts w:ascii="Arial" w:hAnsi="Arial" w:cs="Arial"/>
+          <w:rFonts w:ascii="Arial" w:cs="Arial" w:hAnsi="Arial"/>
           <w:szCs w:val="24"/>
         </w:rPr>
         <w:t>labelled</w:t>
       </w:r>
       <w:r>
         <w:rPr>
-          <w:rFonts w:ascii="Arial" w:hAnsi="Arial" w:cs="Arial"/>
+          <w:rFonts w:ascii="Arial" w:cs="Arial" w:hAnsi="Arial"/>
           <w:szCs w:val="24"/>
         </w:rPr>
         <w:t xml:space="preserve"> data (input + correct output)</w:t>
@@ -847,13 +780,13 @@
         </w:numPr>
         <w:jc w:val="both"/>
         <w:rPr>
-          <w:rFonts w:ascii="Arial" w:hAnsi="Arial" w:cs="Arial"/>
-          <w:szCs w:val="24"/>
-        </w:rPr>
-      </w:pPr>
-      <w:r>
-        <w:rPr>
-          <w:rFonts w:ascii="Arial" w:hAnsi="Arial" w:cs="Arial"/>
+          <w:rFonts w:ascii="Arial" w:cs="Arial" w:hAnsi="Arial"/>
+          <w:szCs w:val="24"/>
+        </w:rPr>
+      </w:pPr>
+      <w:r>
+        <w:rPr>
+          <w:rFonts w:ascii="Arial" w:cs="Arial" w:hAnsi="Arial"/>
           <w:szCs w:val="24"/>
         </w:rPr>
         <w:t>Learns to map inputs to outputs</w:t>
@@ -867,13 +800,13 @@
         </w:numPr>
         <w:jc w:val="both"/>
         <w:rPr>
-          <w:rFonts w:ascii="Arial" w:hAnsi="Arial" w:cs="Arial"/>
-          <w:szCs w:val="24"/>
-        </w:rPr>
-      </w:pPr>
-      <w:r>
-        <w:rPr>
-          <w:rFonts w:ascii="Arial" w:hAnsi="Arial" w:cs="Arial"/>
+          <w:rFonts w:ascii="Arial" w:cs="Arial" w:hAnsi="Arial"/>
+          <w:szCs w:val="24"/>
+        </w:rPr>
+      </w:pPr>
+      <w:r>
+        <w:rPr>
+          <w:rFonts w:ascii="Arial" w:cs="Arial" w:hAnsi="Arial"/>
           <w:szCs w:val="24"/>
         </w:rPr>
         <w:t>Used for: classification, regression, forecasting</w:t>
@@ -883,13 +816,13 @@
       <w:pPr>
         <w:jc w:val="both"/>
         <w:rPr>
-          <w:rFonts w:ascii="Arial" w:hAnsi="Arial" w:cs="Arial"/>
-          <w:szCs w:val="24"/>
-        </w:rPr>
-      </w:pPr>
-      <w:r>
-        <w:rPr>
-          <w:rFonts w:ascii="Arial" w:hAnsi="Arial" w:cs="Arial"/>
+          <w:rFonts w:ascii="Arial" w:cs="Arial" w:hAnsi="Arial"/>
+          <w:szCs w:val="24"/>
+        </w:rPr>
+      </w:pPr>
+      <w:r>
+        <w:rPr>
+          <w:rFonts w:ascii="Arial" w:cs="Arial" w:hAnsi="Arial"/>
           <w:szCs w:val="24"/>
         </w:rPr>
         <w:t>2. Unsupervised Learning</w:t>
@@ -903,27 +836,27 @@
         </w:numPr>
         <w:jc w:val="both"/>
         <w:rPr>
-          <w:rFonts w:ascii="Arial" w:hAnsi="Arial" w:cs="Arial"/>
-          <w:szCs w:val="24"/>
-        </w:rPr>
-      </w:pPr>
-      <w:r>
-        <w:rPr>
-          <w:rFonts w:ascii="Arial" w:hAnsi="Arial" w:cs="Arial"/>
+          <w:rFonts w:ascii="Arial" w:cs="Arial" w:hAnsi="Arial"/>
+          <w:szCs w:val="24"/>
+        </w:rPr>
+      </w:pPr>
+      <w:r>
+        <w:rPr>
+          <w:rFonts w:ascii="Arial" w:cs="Arial" w:hAnsi="Arial"/>
           <w:szCs w:val="24"/>
         </w:rPr>
         <w:t xml:space="preserve">Works with </w:t>
       </w:r>
       <w:r>
         <w:rPr>
-          <w:rFonts w:ascii="Arial" w:hAnsi="Arial" w:cs="Arial"/>
+          <w:rFonts w:ascii="Arial" w:cs="Arial" w:hAnsi="Arial"/>
           <w:szCs w:val="24"/>
         </w:rPr>
         <w:t>unlabelled</w:t>
       </w:r>
       <w:r>
         <w:rPr>
-          <w:rFonts w:ascii="Arial" w:hAnsi="Arial" w:cs="Arial"/>
+          <w:rFonts w:ascii="Arial" w:cs="Arial" w:hAnsi="Arial"/>
           <w:szCs w:val="24"/>
         </w:rPr>
         <w:t xml:space="preserve"> data</w:t>
@@ -937,13 +870,13 @@
         </w:numPr>
         <w:jc w:val="both"/>
         <w:rPr>
-          <w:rFonts w:ascii="Arial" w:hAnsi="Arial" w:cs="Arial"/>
-          <w:szCs w:val="24"/>
-        </w:rPr>
-      </w:pPr>
-      <w:r>
-        <w:rPr>
-          <w:rFonts w:ascii="Arial" w:hAnsi="Arial" w:cs="Arial"/>
+          <w:rFonts w:ascii="Arial" w:cs="Arial" w:hAnsi="Arial"/>
+          <w:szCs w:val="24"/>
+        </w:rPr>
+      </w:pPr>
+      <w:r>
+        <w:rPr>
+          <w:rFonts w:ascii="Arial" w:cs="Arial" w:hAnsi="Arial"/>
           <w:szCs w:val="24"/>
         </w:rPr>
         <w:t>Finds hidden patterns, clusters, or structures</w:t>
@@ -957,13 +890,13 @@
         </w:numPr>
         <w:jc w:val="both"/>
         <w:rPr>
-          <w:rFonts w:ascii="Arial" w:hAnsi="Arial" w:cs="Arial"/>
-          <w:szCs w:val="24"/>
-        </w:rPr>
-      </w:pPr>
-      <w:r>
-        <w:rPr>
-          <w:rFonts w:ascii="Arial" w:hAnsi="Arial" w:cs="Arial"/>
+          <w:rFonts w:ascii="Arial" w:cs="Arial" w:hAnsi="Arial"/>
+          <w:szCs w:val="24"/>
+        </w:rPr>
+      </w:pPr>
+      <w:r>
+        <w:rPr>
+          <w:rFonts w:ascii="Arial" w:cs="Arial" w:hAnsi="Arial"/>
           <w:szCs w:val="24"/>
         </w:rPr>
         <w:t>Used for: clustering, anomaly detection, dimensionality reduction</w:t>
@@ -973,20 +906,20 @@
       <w:pPr>
         <w:jc w:val="both"/>
         <w:rPr>
-          <w:rFonts w:ascii="Arial" w:hAnsi="Arial" w:cs="Arial"/>
-          <w:szCs w:val="24"/>
-        </w:rPr>
-      </w:pPr>
-      <w:r>
-        <w:rPr>
-          <w:rFonts w:ascii="Arial" w:hAnsi="Arial" w:cs="Arial"/>
+          <w:rFonts w:ascii="Arial" w:cs="Arial" w:hAnsi="Arial"/>
+          <w:szCs w:val="24"/>
+        </w:rPr>
+      </w:pPr>
+      <w:r>
+        <w:rPr>
+          <w:rFonts w:ascii="Arial" w:cs="Arial" w:hAnsi="Arial"/>
           <w:szCs w:val="24"/>
         </w:rPr>
         <w:t xml:space="preserve">3. </w:t>
       </w:r>
       <w:r>
         <w:rPr>
-          <w:rFonts w:ascii="Arial" w:hAnsi="Arial" w:cs="Arial"/>
+          <w:rFonts w:ascii="Arial" w:cs="Arial" w:hAnsi="Arial"/>
           <w:b/>
           <w:bCs/>
           <w:szCs w:val="24"/>
@@ -1002,13 +935,13 @@
         </w:numPr>
         <w:jc w:val="both"/>
         <w:rPr>
-          <w:rFonts w:ascii="Arial" w:hAnsi="Arial" w:cs="Arial"/>
-          <w:szCs w:val="24"/>
-        </w:rPr>
-      </w:pPr>
-      <w:r>
-        <w:rPr>
-          <w:rFonts w:ascii="Arial" w:hAnsi="Arial" w:cs="Arial"/>
+          <w:rFonts w:ascii="Arial" w:cs="Arial" w:hAnsi="Arial"/>
+          <w:szCs w:val="24"/>
+        </w:rPr>
+      </w:pPr>
+      <w:r>
+        <w:rPr>
+          <w:rFonts w:ascii="Arial" w:cs="Arial" w:hAnsi="Arial"/>
           <w:szCs w:val="24"/>
         </w:rPr>
         <w:t>Learns by interacting with an environment</w:t>
@@ -1022,13 +955,13 @@
         </w:numPr>
         <w:jc w:val="both"/>
         <w:rPr>
-          <w:rFonts w:ascii="Arial" w:hAnsi="Arial" w:cs="Arial"/>
-          <w:szCs w:val="24"/>
-        </w:rPr>
-      </w:pPr>
-      <w:r>
-        <w:rPr>
-          <w:rFonts w:ascii="Arial" w:hAnsi="Arial" w:cs="Arial"/>
+          <w:rFonts w:ascii="Arial" w:cs="Arial" w:hAnsi="Arial"/>
+          <w:szCs w:val="24"/>
+        </w:rPr>
+      </w:pPr>
+      <w:r>
+        <w:rPr>
+          <w:rFonts w:ascii="Arial" w:cs="Arial" w:hAnsi="Arial"/>
           <w:szCs w:val="24"/>
         </w:rPr>
         <w:t>Receives rewards or penalties</w:t>
@@ -1042,13 +975,13 @@
         </w:numPr>
         <w:jc w:val="both"/>
         <w:rPr>
-          <w:rFonts w:ascii="Arial" w:hAnsi="Arial" w:cs="Arial"/>
-          <w:szCs w:val="24"/>
-        </w:rPr>
-      </w:pPr>
-      <w:r>
-        <w:rPr>
-          <w:rFonts w:ascii="Arial" w:hAnsi="Arial" w:cs="Arial"/>
+          <w:rFonts w:ascii="Arial" w:cs="Arial" w:hAnsi="Arial"/>
+          <w:szCs w:val="24"/>
+        </w:rPr>
+      </w:pPr>
+      <w:r>
+        <w:rPr>
+          <w:rFonts w:ascii="Arial" w:cs="Arial" w:hAnsi="Arial"/>
           <w:szCs w:val="24"/>
         </w:rPr>
         <w:t>Used for: robotics, game-playing, autonomous systems</w:t>
@@ -1058,15 +991,15 @@
       <w:pPr>
         <w:jc w:val="both"/>
         <w:rPr>
-          <w:rFonts w:ascii="Arial" w:hAnsi="Arial" w:cs="Arial"/>
-          <w:b/>
-          <w:bCs/>
-          <w:szCs w:val="24"/>
-        </w:rPr>
-      </w:pPr>
-      <w:r>
-        <w:rPr>
-          <w:rFonts w:ascii="Arial" w:hAnsi="Arial" w:cs="Arial"/>
+          <w:rFonts w:ascii="Arial" w:cs="Arial" w:hAnsi="Arial"/>
+          <w:b/>
+          <w:bCs/>
+          <w:szCs w:val="24"/>
+        </w:rPr>
+      </w:pPr>
+      <w:r>
+        <w:rPr>
+          <w:rFonts w:ascii="Arial" w:cs="Arial" w:hAnsi="Arial"/>
           <w:b/>
           <w:bCs/>
           <w:szCs w:val="24"/>
@@ -1075,7 +1008,7 @@
       </w:r>
       <w:r>
         <w:rPr>
-          <w:rFonts w:ascii="Arial" w:hAnsi="Arial" w:cs="Arial"/>
+          <w:rFonts w:ascii="Arial" w:cs="Arial" w:hAnsi="Arial"/>
           <w:b/>
           <w:bCs/>
           <w:szCs w:val="24"/>
@@ -1087,13 +1020,13 @@
       <w:pPr>
         <w:jc w:val="both"/>
         <w:rPr>
-          <w:rFonts w:ascii="Arial" w:hAnsi="Arial" w:cs="Arial"/>
-          <w:szCs w:val="24"/>
-        </w:rPr>
-      </w:pPr>
-      <w:r>
-        <w:rPr>
-          <w:rFonts w:ascii="Arial" w:hAnsi="Arial" w:cs="Arial"/>
+          <w:rFonts w:ascii="Arial" w:cs="Arial" w:hAnsi="Arial"/>
+          <w:szCs w:val="24"/>
+        </w:rPr>
+      </w:pPr>
+      <w:r>
+        <w:rPr>
+          <w:rFonts w:ascii="Arial" w:cs="Arial" w:hAnsi="Arial"/>
           <w:szCs w:val="24"/>
         </w:rPr>
         <w:t>Machine learning has become the backbone of modern AI because it:</w:t>
@@ -1107,13 +1040,13 @@
         </w:numPr>
         <w:jc w:val="both"/>
         <w:rPr>
-          <w:rFonts w:ascii="Arial" w:hAnsi="Arial" w:cs="Arial"/>
-          <w:szCs w:val="24"/>
-        </w:rPr>
-      </w:pPr>
-      <w:r>
-        <w:rPr>
-          <w:rFonts w:ascii="Arial" w:hAnsi="Arial" w:cs="Arial"/>
+          <w:rFonts w:ascii="Arial" w:cs="Arial" w:hAnsi="Arial"/>
+          <w:szCs w:val="24"/>
+        </w:rPr>
+      </w:pPr>
+      <w:r>
+        <w:rPr>
+          <w:rFonts w:ascii="Arial" w:cs="Arial" w:hAnsi="Arial"/>
           <w:szCs w:val="24"/>
         </w:rPr>
         <w:t>Handles massive datasets better than humans</w:t>
@@ -1127,13 +1060,13 @@
         </w:numPr>
         <w:jc w:val="both"/>
         <w:rPr>
-          <w:rFonts w:ascii="Arial" w:hAnsi="Arial" w:cs="Arial"/>
-          <w:szCs w:val="24"/>
-        </w:rPr>
-      </w:pPr>
-      <w:r>
-        <w:rPr>
-          <w:rFonts w:ascii="Arial" w:hAnsi="Arial" w:cs="Arial"/>
+          <w:rFonts w:ascii="Arial" w:cs="Arial" w:hAnsi="Arial"/>
+          <w:szCs w:val="24"/>
+        </w:rPr>
+      </w:pPr>
+      <w:r>
+        <w:rPr>
+          <w:rFonts w:ascii="Arial" w:cs="Arial" w:hAnsi="Arial"/>
           <w:szCs w:val="24"/>
         </w:rPr>
         <w:t>Adapts to new information</w:t>
@@ -1147,13 +1080,13 @@
         </w:numPr>
         <w:jc w:val="both"/>
         <w:rPr>
-          <w:rFonts w:ascii="Arial" w:hAnsi="Arial" w:cs="Arial"/>
-          <w:szCs w:val="24"/>
-        </w:rPr>
-      </w:pPr>
-      <w:r>
-        <w:rPr>
-          <w:rFonts w:ascii="Arial" w:hAnsi="Arial" w:cs="Arial"/>
+          <w:rFonts w:ascii="Arial" w:cs="Arial" w:hAnsi="Arial"/>
+          <w:szCs w:val="24"/>
+        </w:rPr>
+      </w:pPr>
+      <w:r>
+        <w:rPr>
+          <w:rFonts w:ascii="Arial" w:cs="Arial" w:hAnsi="Arial"/>
           <w:szCs w:val="24"/>
         </w:rPr>
         <w:t>Powers smarter decision-making</w:t>
@@ -1167,13 +1100,13 @@
         </w:numPr>
         <w:jc w:val="both"/>
         <w:rPr>
-          <w:rFonts w:ascii="Arial" w:hAnsi="Arial" w:cs="Arial"/>
-          <w:szCs w:val="24"/>
-        </w:rPr>
-      </w:pPr>
-      <w:r>
-        <w:rPr>
-          <w:rFonts w:ascii="Arial" w:hAnsi="Arial" w:cs="Arial"/>
+          <w:rFonts w:ascii="Arial" w:cs="Arial" w:hAnsi="Arial"/>
+          <w:szCs w:val="24"/>
+        </w:rPr>
+      </w:pPr>
+      <w:r>
+        <w:rPr>
+          <w:rFonts w:ascii="Arial" w:cs="Arial" w:hAnsi="Arial"/>
           <w:szCs w:val="24"/>
         </w:rPr>
         <w:t>Personalizes user experiences (e.g., Netflix, Amazon)</w:t>
@@ -1187,39 +1120,37 @@
         </w:numPr>
         <w:jc w:val="both"/>
         <w:rPr>
-          <w:rFonts w:ascii="Arial" w:hAnsi="Arial" w:cs="Arial"/>
-          <w:szCs w:val="24"/>
-        </w:rPr>
-      </w:pPr>
-      <w:r>
-        <w:rPr>
-          <w:rFonts w:ascii="Arial" w:hAnsi="Arial" w:cs="Arial"/>
+          <w:rFonts w:ascii="Arial" w:cs="Arial" w:hAnsi="Arial"/>
+          <w:szCs w:val="24"/>
+        </w:rPr>
+      </w:pPr>
+      <w:r>
+        <w:rPr>
+          <w:rFonts w:ascii="Arial" w:cs="Arial" w:hAnsi="Arial"/>
           <w:szCs w:val="24"/>
         </w:rPr>
         <w:t xml:space="preserve">Enables advanced fields like computer vision and natural language </w:t>
       </w:r>
-      <w:proofErr w:type="spellStart"/>
-      <w:r>
-        <w:rPr>
-          <w:rFonts w:ascii="Arial" w:hAnsi="Arial" w:cs="Arial"/>
+      <w:r>
+        <w:rPr>
+          <w:rFonts w:ascii="Arial" w:cs="Arial" w:hAnsi="Arial"/>
           <w:szCs w:val="24"/>
         </w:rPr>
         <w:t>processin</w:t>
       </w:r>
-      <w:proofErr w:type="spellEnd"/>
-    </w:p>
-    <w:p>
-      <w:pPr>
-        <w:pStyle w:val="NormalWeb"/>
-        <w:rPr>
-          <w:rFonts w:ascii="Arial" w:hAnsi="Arial" w:cs="Arial"/>
-          <w:b/>
-          <w:bCs/>
-        </w:rPr>
-      </w:pPr>
-      <w:r>
-        <w:rPr>
-          <w:rFonts w:ascii="Arial" w:hAnsi="Arial" w:cs="Arial"/>
+    </w:p>
+    <w:p>
+      <w:pPr>
+        <w:pStyle w:val="Normal(Web)"/>
+        <w:rPr>
+          <w:rFonts w:ascii="Arial" w:cs="Arial" w:hAnsi="Arial"/>
+          <w:b/>
+          <w:bCs/>
+        </w:rPr>
+      </w:pPr>
+      <w:r>
+        <w:rPr>
+          <w:rFonts w:ascii="Arial" w:cs="Arial" w:hAnsi="Arial"/>
           <w:b/>
           <w:bCs/>
         </w:rPr>
@@ -1228,12 +1159,12 @@
     </w:p>
     <w:p>
       <w:pPr>
-        <w:pStyle w:val="NormalWeb"/>
+        <w:pStyle w:val="Normal(Web)"/>
         <w:ind w:left="720"/>
         <w:jc w:val="both"/>
         <w:rPr>
           <w:rStyle w:val="Strong"/>
-          <w:rFonts w:ascii="Arial" w:eastAsiaTheme="majorEastAsia" w:hAnsi="Arial" w:cs="Arial"/>
+          <w:rFonts w:ascii="Arial" w:cs="Arial" w:eastAsiaTheme="majorEastAsia" w:hAnsi="Arial"/>
           <w:i/>
           <w:iCs/>
         </w:rPr>
@@ -1241,7 +1172,7 @@
       <w:r>
         <w:rPr>
           <w:rStyle w:val="Strong"/>
-          <w:rFonts w:ascii="Arial" w:eastAsiaTheme="majorEastAsia" w:hAnsi="Arial" w:cs="Arial"/>
+          <w:rFonts w:ascii="Arial" w:cs="Arial" w:eastAsiaTheme="majorEastAsia" w:hAnsi="Arial"/>
           <w:i/>
           <w:iCs/>
         </w:rPr>
@@ -1250,11 +1181,11 @@
     </w:p>
     <w:p>
       <w:pPr>
-        <w:pStyle w:val="NormalWeb"/>
+        <w:pStyle w:val="Normal(Web)"/>
         <w:ind w:left="720"/>
         <w:rPr>
           <w:rStyle w:val="Strong"/>
-          <w:rFonts w:ascii="Arial" w:eastAsiaTheme="majorEastAsia" w:hAnsi="Arial" w:cs="Arial"/>
+          <w:rFonts w:ascii="Arial" w:cs="Arial" w:eastAsiaTheme="majorEastAsia" w:hAnsi="Arial"/>
           <w:i/>
           <w:iCs/>
         </w:rPr>
@@ -1262,38 +1193,38 @@
     </w:p>
     <w:p>
       <w:pPr>
-        <w:pStyle w:val="NormalWeb"/>
+        <w:pStyle w:val="Normal(Web)"/>
         <w:jc w:val="both"/>
         <w:rPr>
           <w:rStyle w:val="Strong"/>
-          <w:rFonts w:ascii="Arial" w:eastAsiaTheme="majorEastAsia" w:hAnsi="Arial" w:cs="Arial"/>
+          <w:rFonts w:ascii="Arial" w:cs="Arial" w:eastAsiaTheme="majorEastAsia" w:hAnsi="Arial"/>
         </w:rPr>
       </w:pPr>
       <w:r>
         <w:rPr>
           <w:rStyle w:val="Strong"/>
-          <w:rFonts w:ascii="Arial" w:eastAsiaTheme="majorEastAsia" w:hAnsi="Arial" w:cs="Arial"/>
+          <w:rFonts w:ascii="Arial" w:cs="Arial" w:eastAsiaTheme="majorEastAsia" w:hAnsi="Arial"/>
         </w:rPr>
         <w:t>What is deep learning?</w:t>
       </w:r>
     </w:p>
     <w:p>
       <w:pPr>
-        <w:pStyle w:val="NormalWeb"/>
-        <w:jc w:val="both"/>
-        <w:rPr>
-          <w:rFonts w:ascii="Arial" w:hAnsi="Arial" w:cs="Arial"/>
-        </w:rPr>
-      </w:pPr>
-      <w:r>
-        <w:rPr>
-          <w:rFonts w:ascii="Arial" w:hAnsi="Arial" w:cs="Arial"/>
+        <w:pStyle w:val="Normal(Web)"/>
+        <w:jc w:val="both"/>
+        <w:rPr>
+          <w:rFonts w:ascii="Arial" w:cs="Arial" w:hAnsi="Arial"/>
+        </w:rPr>
+      </w:pPr>
+      <w:r>
+        <w:rPr>
+          <w:rFonts w:ascii="Arial" w:cs="Arial" w:hAnsi="Arial"/>
         </w:rPr>
         <w:t xml:space="preserve">Deep learning is </w:t>
       </w:r>
       <w:r>
         <w:rPr>
-          <w:rFonts w:ascii="Arial" w:hAnsi="Arial" w:cs="Arial"/>
+          <w:rFonts w:ascii="Arial" w:cs="Arial" w:hAnsi="Arial"/>
           <w:b/>
           <w:bCs/>
         </w:rPr>
@@ -1301,43 +1232,43 @@
       </w:r>
       <w:r>
         <w:rPr>
-          <w:rFonts w:ascii="Arial" w:hAnsi="Arial" w:cs="Arial"/>
+          <w:rFonts w:ascii="Arial" w:cs="Arial" w:hAnsi="Arial"/>
         </w:rPr>
         <w:t>. It’s the engine behind today’s most advanced AI systems, from computer vision to generative models.</w:t>
       </w:r>
     </w:p>
     <w:p>
       <w:pPr>
-        <w:pStyle w:val="NormalWeb"/>
-        <w:jc w:val="both"/>
-        <w:rPr>
-          <w:rFonts w:ascii="Arial" w:hAnsi="Arial" w:cs="Arial"/>
-        </w:rPr>
-      </w:pPr>
-      <w:r>
-        <w:rPr>
-          <w:rFonts w:ascii="Arial" w:hAnsi="Arial" w:cs="Arial"/>
+        <w:pStyle w:val="Normal(Web)"/>
+        <w:jc w:val="both"/>
+        <w:rPr>
+          <w:rFonts w:ascii="Arial" w:cs="Arial" w:hAnsi="Arial"/>
+        </w:rPr>
+      </w:pPr>
+      <w:r>
+        <w:rPr>
+          <w:rFonts w:ascii="Arial" w:cs="Arial" w:hAnsi="Arial"/>
         </w:rPr>
         <w:t>Core idea in one line</w:t>
       </w:r>
     </w:p>
     <w:p>
       <w:pPr>
-        <w:pStyle w:val="NormalWeb"/>
-        <w:jc w:val="both"/>
-        <w:rPr>
-          <w:rFonts w:ascii="Arial" w:hAnsi="Arial" w:cs="Arial"/>
-        </w:rPr>
-      </w:pPr>
-      <w:r>
-        <w:rPr>
-          <w:rFonts w:ascii="Arial" w:hAnsi="Arial" w:cs="Arial"/>
+        <w:pStyle w:val="Normal(Web)"/>
+        <w:jc w:val="both"/>
+        <w:rPr>
+          <w:rFonts w:ascii="Arial" w:cs="Arial" w:hAnsi="Arial"/>
+        </w:rPr>
+      </w:pPr>
+      <w:r>
+        <w:rPr>
+          <w:rFonts w:ascii="Arial" w:cs="Arial" w:hAnsi="Arial"/>
         </w:rPr>
         <w:t xml:space="preserve">Deep learning trains </w:t>
       </w:r>
       <w:r>
         <w:rPr>
-          <w:rFonts w:ascii="Arial" w:hAnsi="Arial" w:cs="Arial"/>
+          <w:rFonts w:ascii="Arial" w:cs="Arial" w:hAnsi="Arial"/>
           <w:b/>
           <w:bCs/>
         </w:rPr>
@@ -1345,33 +1276,32 @@
       </w:r>
       <w:r>
         <w:rPr>
-          <w:rFonts w:ascii="Arial" w:hAnsi="Arial" w:cs="Arial"/>
+          <w:rFonts w:ascii="Arial" w:cs="Arial" w:hAnsi="Arial"/>
         </w:rPr>
         <w:t>—models with many layers of interconnected “neurons”—to automatically extract features and make predictions.</w:t>
       </w:r>
     </w:p>
     <w:p>
       <w:pPr>
-        <w:pStyle w:val="NormalWeb"/>
-        <w:jc w:val="both"/>
-        <w:rPr>
-          <w:rFonts w:ascii="Arial" w:hAnsi="Arial" w:cs="Arial"/>
-          <w:b/>
-          <w:bCs/>
-        </w:rPr>
-      </w:pPr>
-      <w:r>
-        <w:rPr>
-          <w:rFonts w:ascii="Arial" w:hAnsi="Arial" w:cs="Arial"/>
-          <w:b/>
-          <w:bCs/>
-        </w:rPr>
-        <w:lastRenderedPageBreak/>
+        <w:pStyle w:val="Normal(Web)"/>
+        <w:jc w:val="both"/>
+        <w:rPr>
+          <w:rFonts w:ascii="Arial" w:cs="Arial" w:hAnsi="Arial"/>
+          <w:b/>
+          <w:bCs/>
+        </w:rPr>
+      </w:pPr>
+      <w:r>
+        <w:rPr>
+          <w:rFonts w:ascii="Arial" w:cs="Arial" w:hAnsi="Arial"/>
+          <w:b/>
+          <w:bCs/>
+        </w:rPr>
         <w:t>What makes deep learning “deep”</w:t>
       </w:r>
       <w:r>
         <w:rPr>
-          <w:rFonts w:ascii="Arial" w:hAnsi="Arial" w:cs="Arial"/>
+          <w:rFonts w:ascii="Arial" w:cs="Arial" w:hAnsi="Arial"/>
           <w:b/>
           <w:bCs/>
         </w:rPr>
@@ -1380,25 +1310,25 @@
     </w:p>
     <w:p>
       <w:pPr>
-        <w:pStyle w:val="NormalWeb"/>
+        <w:pStyle w:val="Normal(Web)"/>
         <w:numPr>
           <w:ilvl w:val="0"/>
           <w:numId w:val="6"/>
         </w:numPr>
         <w:jc w:val="both"/>
         <w:rPr>
-          <w:rFonts w:ascii="Arial" w:hAnsi="Arial" w:cs="Arial"/>
-        </w:rPr>
-      </w:pPr>
-      <w:r>
-        <w:rPr>
-          <w:rFonts w:ascii="Arial" w:hAnsi="Arial" w:cs="Arial"/>
+          <w:rFonts w:ascii="Arial" w:cs="Arial" w:hAnsi="Arial"/>
+        </w:rPr>
+      </w:pPr>
+      <w:r>
+        <w:rPr>
+          <w:rFonts w:ascii="Arial" w:cs="Arial" w:hAnsi="Arial"/>
         </w:rPr>
         <w:t xml:space="preserve">Uses </w:t>
       </w:r>
       <w:r>
         <w:rPr>
-          <w:rFonts w:ascii="Arial" w:hAnsi="Arial" w:cs="Arial"/>
+          <w:rFonts w:ascii="Arial" w:cs="Arial" w:hAnsi="Arial"/>
           <w:b/>
           <w:bCs/>
         </w:rPr>
@@ -1406,51 +1336,51 @@
       </w:r>
       <w:r>
         <w:rPr>
-          <w:rFonts w:ascii="Arial" w:hAnsi="Arial" w:cs="Arial"/>
+          <w:rFonts w:ascii="Arial" w:cs="Arial" w:hAnsi="Arial"/>
         </w:rPr>
         <w:t xml:space="preserve"> (often dozens or hundreds) to progressively transform raw data into abstract representations.</w:t>
       </w:r>
     </w:p>
     <w:p>
       <w:pPr>
-        <w:pStyle w:val="NormalWeb"/>
+        <w:pStyle w:val="Normal(Web)"/>
         <w:numPr>
           <w:ilvl w:val="0"/>
           <w:numId w:val="6"/>
         </w:numPr>
         <w:jc w:val="both"/>
         <w:rPr>
-          <w:rFonts w:ascii="Arial" w:hAnsi="Arial" w:cs="Arial"/>
-        </w:rPr>
-      </w:pPr>
-      <w:r>
-        <w:rPr>
-          <w:rFonts w:ascii="Arial" w:hAnsi="Arial" w:cs="Arial"/>
+          <w:rFonts w:ascii="Arial" w:cs="Arial" w:hAnsi="Arial"/>
+        </w:rPr>
+      </w:pPr>
+      <w:r>
+        <w:rPr>
+          <w:rFonts w:ascii="Arial" w:cs="Arial" w:hAnsi="Arial"/>
         </w:rPr>
         <w:t>Each layer learns increasingly complex features (e.g., edges → shapes → objects → scenes).</w:t>
       </w:r>
     </w:p>
     <w:p>
       <w:pPr>
-        <w:pStyle w:val="NormalWeb"/>
+        <w:pStyle w:val="Normal(Web)"/>
         <w:numPr>
           <w:ilvl w:val="0"/>
           <w:numId w:val="6"/>
         </w:numPr>
         <w:jc w:val="both"/>
         <w:rPr>
-          <w:rFonts w:ascii="Arial" w:hAnsi="Arial" w:cs="Arial"/>
-        </w:rPr>
-      </w:pPr>
-      <w:r>
-        <w:rPr>
-          <w:rFonts w:ascii="Arial" w:hAnsi="Arial" w:cs="Arial"/>
+          <w:rFonts w:ascii="Arial" w:cs="Arial" w:hAnsi="Arial"/>
+        </w:rPr>
+      </w:pPr>
+      <w:r>
+        <w:rPr>
+          <w:rFonts w:ascii="Arial" w:cs="Arial" w:hAnsi="Arial"/>
         </w:rPr>
         <w:t xml:space="preserve">Learns these features </w:t>
       </w:r>
       <w:r>
         <w:rPr>
-          <w:rFonts w:ascii="Arial" w:hAnsi="Arial" w:cs="Arial"/>
+          <w:rFonts w:ascii="Arial" w:cs="Arial" w:hAnsi="Arial"/>
           <w:b/>
           <w:bCs/>
         </w:rPr>
@@ -1458,24 +1388,24 @@
       </w:r>
       <w:r>
         <w:rPr>
-          <w:rFonts w:ascii="Arial" w:hAnsi="Arial" w:cs="Arial"/>
+          <w:rFonts w:ascii="Arial" w:cs="Arial" w:hAnsi="Arial"/>
         </w:rPr>
         <w:t>, unlike traditional ML which often requires manual feature engineering.</w:t>
       </w:r>
     </w:p>
     <w:p>
       <w:pPr>
-        <w:pStyle w:val="NormalWeb"/>
-        <w:jc w:val="both"/>
-        <w:rPr>
-          <w:rFonts w:ascii="Arial" w:hAnsi="Arial" w:cs="Arial"/>
-          <w:b/>
-          <w:bCs/>
-        </w:rPr>
-      </w:pPr>
-      <w:r>
-        <w:rPr>
-          <w:rFonts w:ascii="Arial" w:hAnsi="Arial" w:cs="Arial"/>
+        <w:pStyle w:val="Normal(Web)"/>
+        <w:jc w:val="both"/>
+        <w:rPr>
+          <w:rFonts w:ascii="Arial" w:cs="Arial" w:hAnsi="Arial"/>
+          <w:b/>
+          <w:bCs/>
+        </w:rPr>
+      </w:pPr>
+      <w:r>
+        <w:rPr>
+          <w:rFonts w:ascii="Arial" w:cs="Arial" w:hAnsi="Arial"/>
           <w:b/>
           <w:bCs/>
         </w:rPr>
@@ -1483,7 +1413,7 @@
       </w:r>
       <w:r>
         <w:rPr>
-          <w:rFonts w:ascii="Arial" w:hAnsi="Arial" w:cs="Arial"/>
+          <w:rFonts w:ascii="Arial" w:cs="Arial" w:hAnsi="Arial"/>
           <w:b/>
           <w:bCs/>
         </w:rPr>
@@ -1492,19 +1422,19 @@
     </w:p>
     <w:p>
       <w:pPr>
-        <w:pStyle w:val="NormalWeb"/>
+        <w:pStyle w:val="Normal(Web)"/>
         <w:numPr>
           <w:ilvl w:val="0"/>
           <w:numId w:val="7"/>
         </w:numPr>
         <w:jc w:val="both"/>
         <w:rPr>
-          <w:rFonts w:ascii="Arial" w:hAnsi="Arial" w:cs="Arial"/>
-        </w:rPr>
-      </w:pPr>
-      <w:r>
-        <w:rPr>
-          <w:rFonts w:ascii="Arial" w:hAnsi="Arial" w:cs="Arial"/>
+          <w:rFonts w:ascii="Arial" w:cs="Arial" w:hAnsi="Arial"/>
+        </w:rPr>
+      </w:pPr>
+      <w:r>
+        <w:rPr>
+          <w:rFonts w:ascii="Arial" w:cs="Arial" w:hAnsi="Arial"/>
           <w:b/>
           <w:bCs/>
         </w:rPr>
@@ -1512,26 +1442,26 @@
       </w:r>
       <w:r>
         <w:rPr>
-          <w:rFonts w:ascii="Arial" w:hAnsi="Arial" w:cs="Arial"/>
+          <w:rFonts w:ascii="Arial" w:cs="Arial" w:hAnsi="Arial"/>
         </w:rPr>
         <w:t xml:space="preserve"> receives raw data (image pixels, audio waveforms, text tokens).</w:t>
       </w:r>
     </w:p>
     <w:p>
       <w:pPr>
-        <w:pStyle w:val="NormalWeb"/>
+        <w:pStyle w:val="Normal(Web)"/>
         <w:numPr>
           <w:ilvl w:val="0"/>
           <w:numId w:val="7"/>
         </w:numPr>
         <w:jc w:val="both"/>
         <w:rPr>
-          <w:rFonts w:ascii="Arial" w:hAnsi="Arial" w:cs="Arial"/>
-        </w:rPr>
-      </w:pPr>
-      <w:r>
-        <w:rPr>
-          <w:rFonts w:ascii="Arial" w:hAnsi="Arial" w:cs="Arial"/>
+          <w:rFonts w:ascii="Arial" w:cs="Arial" w:hAnsi="Arial"/>
+        </w:rPr>
+      </w:pPr>
+      <w:r>
+        <w:rPr>
+          <w:rFonts w:ascii="Arial" w:cs="Arial" w:hAnsi="Arial"/>
           <w:b/>
           <w:bCs/>
         </w:rPr>
@@ -1539,26 +1469,26 @@
       </w:r>
       <w:r>
         <w:rPr>
-          <w:rFonts w:ascii="Arial" w:hAnsi="Arial" w:cs="Arial"/>
+          <w:rFonts w:ascii="Arial" w:cs="Arial" w:hAnsi="Arial"/>
         </w:rPr>
         <w:t xml:space="preserve"> apply mathematical transformations to detect patterns.</w:t>
       </w:r>
     </w:p>
     <w:p>
       <w:pPr>
-        <w:pStyle w:val="NormalWeb"/>
+        <w:pStyle w:val="Normal(Web)"/>
         <w:numPr>
           <w:ilvl w:val="0"/>
           <w:numId w:val="7"/>
         </w:numPr>
         <w:jc w:val="both"/>
         <w:rPr>
-          <w:rFonts w:ascii="Arial" w:hAnsi="Arial" w:cs="Arial"/>
-        </w:rPr>
-      </w:pPr>
-      <w:r>
-        <w:rPr>
-          <w:rFonts w:ascii="Arial" w:hAnsi="Arial" w:cs="Arial"/>
+          <w:rFonts w:ascii="Arial" w:cs="Arial" w:hAnsi="Arial"/>
+        </w:rPr>
+      </w:pPr>
+      <w:r>
+        <w:rPr>
+          <w:rFonts w:ascii="Arial" w:cs="Arial" w:hAnsi="Arial"/>
           <w:b/>
           <w:bCs/>
         </w:rPr>
@@ -1566,26 +1496,26 @@
       </w:r>
       <w:r>
         <w:rPr>
-          <w:rFonts w:ascii="Arial" w:hAnsi="Arial" w:cs="Arial"/>
+          <w:rFonts w:ascii="Arial" w:cs="Arial" w:hAnsi="Arial"/>
         </w:rPr>
         <w:t xml:space="preserve"> produces predictions (e.g., “cat”, “positive sentiment”, “next word”).</w:t>
       </w:r>
     </w:p>
     <w:p>
       <w:pPr>
-        <w:pStyle w:val="NormalWeb"/>
+        <w:pStyle w:val="Normal(Web)"/>
         <w:numPr>
           <w:ilvl w:val="0"/>
           <w:numId w:val="7"/>
         </w:numPr>
         <w:jc w:val="both"/>
         <w:rPr>
-          <w:rFonts w:ascii="Arial" w:hAnsi="Arial" w:cs="Arial"/>
-        </w:rPr>
-      </w:pPr>
-      <w:r>
-        <w:rPr>
-          <w:rFonts w:ascii="Arial" w:hAnsi="Arial" w:cs="Arial"/>
+          <w:rFonts w:ascii="Arial" w:cs="Arial" w:hAnsi="Arial"/>
+        </w:rPr>
+      </w:pPr>
+      <w:r>
+        <w:rPr>
+          <w:rFonts w:ascii="Arial" w:cs="Arial" w:hAnsi="Arial"/>
           <w:b/>
           <w:bCs/>
         </w:rPr>
@@ -1593,26 +1523,26 @@
       </w:r>
       <w:r>
         <w:rPr>
-          <w:rFonts w:ascii="Arial" w:hAnsi="Arial" w:cs="Arial"/>
+          <w:rFonts w:ascii="Arial" w:cs="Arial" w:hAnsi="Arial"/>
         </w:rPr>
         <w:t xml:space="preserve"> adjusts the weights between neurons to reduce errors.</w:t>
       </w:r>
     </w:p>
     <w:p>
       <w:pPr>
-        <w:pStyle w:val="NormalWeb"/>
+        <w:pStyle w:val="Normal(Web)"/>
         <w:numPr>
           <w:ilvl w:val="0"/>
           <w:numId w:val="7"/>
         </w:numPr>
         <w:jc w:val="both"/>
         <w:rPr>
-          <w:rFonts w:ascii="Arial" w:hAnsi="Arial" w:cs="Arial"/>
-        </w:rPr>
-      </w:pPr>
-      <w:r>
-        <w:rPr>
-          <w:rFonts w:ascii="Arial" w:hAnsi="Arial" w:cs="Arial"/>
+          <w:rFonts w:ascii="Arial" w:cs="Arial" w:hAnsi="Arial"/>
+        </w:rPr>
+      </w:pPr>
+      <w:r>
+        <w:rPr>
+          <w:rFonts w:ascii="Arial" w:cs="Arial" w:hAnsi="Arial"/>
           <w:b/>
           <w:bCs/>
         </w:rPr>
@@ -1620,24 +1550,24 @@
       </w:r>
       <w:r>
         <w:rPr>
-          <w:rFonts w:ascii="Arial" w:hAnsi="Arial" w:cs="Arial"/>
+          <w:rFonts w:ascii="Arial" w:cs="Arial" w:hAnsi="Arial"/>
         </w:rPr>
         <w:t xml:space="preserve"> and optimization algorithms (like SGD or Adam) refine the model.</w:t>
       </w:r>
     </w:p>
     <w:p>
       <w:pPr>
-        <w:pStyle w:val="NormalWeb"/>
-        <w:jc w:val="both"/>
-        <w:rPr>
-          <w:rFonts w:ascii="Arial" w:hAnsi="Arial" w:cs="Arial"/>
-          <w:b/>
-          <w:bCs/>
-        </w:rPr>
-      </w:pPr>
-      <w:r>
-        <w:rPr>
-          <w:rFonts w:ascii="Arial" w:hAnsi="Arial" w:cs="Arial"/>
+        <w:pStyle w:val="Normal(Web)"/>
+        <w:jc w:val="both"/>
+        <w:rPr>
+          <w:rFonts w:ascii="Arial" w:cs="Arial" w:hAnsi="Arial"/>
+          <w:b/>
+          <w:bCs/>
+        </w:rPr>
+      </w:pPr>
+      <w:r>
+        <w:rPr>
+          <w:rFonts w:ascii="Arial" w:cs="Arial" w:hAnsi="Arial"/>
           <w:b/>
           <w:bCs/>
         </w:rPr>
@@ -1646,19 +1576,19 @@
     </w:p>
     <w:p>
       <w:pPr>
-        <w:pStyle w:val="NormalWeb"/>
+        <w:pStyle w:val="Normal(Web)"/>
         <w:numPr>
           <w:ilvl w:val="0"/>
           <w:numId w:val="8"/>
         </w:numPr>
         <w:jc w:val="both"/>
         <w:rPr>
-          <w:rFonts w:ascii="Arial" w:hAnsi="Arial" w:cs="Arial"/>
-        </w:rPr>
-      </w:pPr>
-      <w:r>
-        <w:rPr>
-          <w:rFonts w:ascii="Arial" w:hAnsi="Arial" w:cs="Arial"/>
+          <w:rFonts w:ascii="Arial" w:cs="Arial" w:hAnsi="Arial"/>
+        </w:rPr>
+      </w:pPr>
+      <w:r>
+        <w:rPr>
+          <w:rFonts w:ascii="Arial" w:cs="Arial" w:hAnsi="Arial"/>
           <w:b/>
           <w:bCs/>
         </w:rPr>
@@ -1666,26 +1596,26 @@
       </w:r>
       <w:r>
         <w:rPr>
-          <w:rFonts w:ascii="Arial" w:hAnsi="Arial" w:cs="Arial"/>
+          <w:rFonts w:ascii="Arial" w:cs="Arial" w:hAnsi="Arial"/>
         </w:rPr>
         <w:t xml:space="preserve"> (Convolutional Neural Networks): excel at image processing.</w:t>
       </w:r>
     </w:p>
     <w:p>
       <w:pPr>
-        <w:pStyle w:val="NormalWeb"/>
+        <w:pStyle w:val="Normal(Web)"/>
         <w:numPr>
           <w:ilvl w:val="0"/>
           <w:numId w:val="8"/>
         </w:numPr>
         <w:jc w:val="both"/>
         <w:rPr>
-          <w:rFonts w:ascii="Arial" w:hAnsi="Arial" w:cs="Arial"/>
-        </w:rPr>
-      </w:pPr>
-      <w:r>
-        <w:rPr>
-          <w:rFonts w:ascii="Arial" w:hAnsi="Arial" w:cs="Arial"/>
+          <w:rFonts w:ascii="Arial" w:cs="Arial" w:hAnsi="Arial"/>
+        </w:rPr>
+      </w:pPr>
+      <w:r>
+        <w:rPr>
+          <w:rFonts w:ascii="Arial" w:cs="Arial" w:hAnsi="Arial"/>
           <w:b/>
           <w:bCs/>
         </w:rPr>
@@ -1693,26 +1623,26 @@
       </w:r>
       <w:r>
         <w:rPr>
-          <w:rFonts w:ascii="Arial" w:hAnsi="Arial" w:cs="Arial"/>
+          <w:rFonts w:ascii="Arial" w:cs="Arial" w:hAnsi="Arial"/>
         </w:rPr>
         <w:t>: handle sequences like speech or text.</w:t>
       </w:r>
     </w:p>
     <w:p>
       <w:pPr>
-        <w:pStyle w:val="NormalWeb"/>
+        <w:pStyle w:val="Normal(Web)"/>
         <w:numPr>
           <w:ilvl w:val="0"/>
           <w:numId w:val="8"/>
         </w:numPr>
         <w:jc w:val="both"/>
         <w:rPr>
-          <w:rFonts w:ascii="Arial" w:hAnsi="Arial" w:cs="Arial"/>
-        </w:rPr>
-      </w:pPr>
-      <w:r>
-        <w:rPr>
-          <w:rFonts w:ascii="Arial" w:hAnsi="Arial" w:cs="Arial"/>
+          <w:rFonts w:ascii="Arial" w:cs="Arial" w:hAnsi="Arial"/>
+        </w:rPr>
+      </w:pPr>
+      <w:r>
+        <w:rPr>
+          <w:rFonts w:ascii="Arial" w:cs="Arial" w:hAnsi="Arial"/>
           <w:b/>
           <w:bCs/>
         </w:rPr>
@@ -1720,26 +1650,26 @@
       </w:r>
       <w:r>
         <w:rPr>
-          <w:rFonts w:ascii="Arial" w:hAnsi="Arial" w:cs="Arial"/>
+          <w:rFonts w:ascii="Arial" w:cs="Arial" w:hAnsi="Arial"/>
         </w:rPr>
         <w:t>: power modern NLP and generative AI (e.g., GPT, BERT).</w:t>
       </w:r>
     </w:p>
     <w:p>
       <w:pPr>
-        <w:pStyle w:val="NormalWeb"/>
+        <w:pStyle w:val="Normal(Web)"/>
         <w:numPr>
           <w:ilvl w:val="0"/>
           <w:numId w:val="8"/>
         </w:numPr>
         <w:jc w:val="both"/>
         <w:rPr>
-          <w:rFonts w:ascii="Arial" w:hAnsi="Arial" w:cs="Arial"/>
-        </w:rPr>
-      </w:pPr>
-      <w:r>
-        <w:rPr>
-          <w:rFonts w:ascii="Arial" w:hAnsi="Arial" w:cs="Arial"/>
+          <w:rFonts w:ascii="Arial" w:cs="Arial" w:hAnsi="Arial"/>
+        </w:rPr>
+      </w:pPr>
+      <w:r>
+        <w:rPr>
+          <w:rFonts w:ascii="Arial" w:cs="Arial" w:hAnsi="Arial"/>
           <w:b/>
           <w:bCs/>
         </w:rPr>
@@ -1747,26 +1677,26 @@
       </w:r>
       <w:r>
         <w:rPr>
-          <w:rFonts w:ascii="Arial" w:hAnsi="Arial" w:cs="Arial"/>
+          <w:rFonts w:ascii="Arial" w:cs="Arial" w:hAnsi="Arial"/>
         </w:rPr>
         <w:t>: generate realistic images, audio, or video.</w:t>
       </w:r>
     </w:p>
     <w:p>
       <w:pPr>
-        <w:pStyle w:val="NormalWeb"/>
+        <w:pStyle w:val="Normal(Web)"/>
         <w:numPr>
           <w:ilvl w:val="0"/>
           <w:numId w:val="8"/>
         </w:numPr>
         <w:jc w:val="both"/>
         <w:rPr>
-          <w:rFonts w:ascii="Arial" w:hAnsi="Arial" w:cs="Arial"/>
-        </w:rPr>
-      </w:pPr>
-      <w:r>
-        <w:rPr>
-          <w:rFonts w:ascii="Arial" w:hAnsi="Arial" w:cs="Arial"/>
+          <w:rFonts w:ascii="Arial" w:cs="Arial" w:hAnsi="Arial"/>
+        </w:rPr>
+      </w:pPr>
+      <w:r>
+        <w:rPr>
+          <w:rFonts w:ascii="Arial" w:cs="Arial" w:hAnsi="Arial"/>
           <w:b/>
           <w:bCs/>
         </w:rPr>
@@ -1774,24 +1704,24 @@
       </w:r>
       <w:r>
         <w:rPr>
-          <w:rFonts w:ascii="Arial" w:hAnsi="Arial" w:cs="Arial"/>
+          <w:rFonts w:ascii="Arial" w:cs="Arial" w:hAnsi="Arial"/>
         </w:rPr>
         <w:t>: early generative models.</w:t>
       </w:r>
     </w:p>
     <w:p>
       <w:pPr>
-        <w:pStyle w:val="NormalWeb"/>
-        <w:jc w:val="both"/>
-        <w:rPr>
-          <w:rFonts w:ascii="Arial" w:hAnsi="Arial" w:cs="Arial"/>
-          <w:b/>
-          <w:bCs/>
-        </w:rPr>
-      </w:pPr>
-      <w:r>
-        <w:rPr>
-          <w:rFonts w:ascii="Arial" w:hAnsi="Arial" w:cs="Arial"/>
+        <w:pStyle w:val="Normal(Web)"/>
+        <w:jc w:val="both"/>
+        <w:rPr>
+          <w:rFonts w:ascii="Arial" w:cs="Arial" w:hAnsi="Arial"/>
+          <w:b/>
+          <w:bCs/>
+        </w:rPr>
+      </w:pPr>
+      <w:r>
+        <w:rPr>
+          <w:rFonts w:ascii="Arial" w:cs="Arial" w:hAnsi="Arial"/>
           <w:b/>
           <w:bCs/>
         </w:rPr>
@@ -1799,7 +1729,7 @@
       </w:r>
       <w:r>
         <w:rPr>
-          <w:rFonts w:ascii="Arial" w:hAnsi="Arial" w:cs="Arial"/>
+          <w:rFonts w:ascii="Arial" w:cs="Arial" w:hAnsi="Arial"/>
           <w:b/>
           <w:bCs/>
         </w:rPr>
@@ -1808,25 +1738,25 @@
     </w:p>
     <w:p>
       <w:pPr>
-        <w:pStyle w:val="NormalWeb"/>
+        <w:pStyle w:val="Normal(Web)"/>
         <w:numPr>
           <w:ilvl w:val="0"/>
           <w:numId w:val="9"/>
         </w:numPr>
         <w:jc w:val="both"/>
         <w:rPr>
-          <w:rFonts w:ascii="Arial" w:hAnsi="Arial" w:cs="Arial"/>
-        </w:rPr>
-      </w:pPr>
-      <w:r>
-        <w:rPr>
-          <w:rFonts w:ascii="Arial" w:hAnsi="Arial" w:cs="Arial"/>
+          <w:rFonts w:ascii="Arial" w:cs="Arial" w:hAnsi="Arial"/>
+        </w:rPr>
+      </w:pPr>
+      <w:r>
+        <w:rPr>
+          <w:rFonts w:ascii="Arial" w:cs="Arial" w:hAnsi="Arial"/>
         </w:rPr>
         <w:t xml:space="preserve">Can approximate </w:t>
       </w:r>
       <w:r>
         <w:rPr>
-          <w:rFonts w:ascii="Arial" w:hAnsi="Arial" w:cs="Arial"/>
+          <w:rFonts w:ascii="Arial" w:cs="Arial" w:hAnsi="Arial"/>
           <w:b/>
           <w:bCs/>
         </w:rPr>
@@ -1834,51 +1764,51 @@
       </w:r>
       <w:r>
         <w:rPr>
-          <w:rFonts w:ascii="Arial" w:hAnsi="Arial" w:cs="Arial"/>
+          <w:rFonts w:ascii="Arial" w:cs="Arial" w:hAnsi="Arial"/>
         </w:rPr>
         <w:t xml:space="preserve"> with enough layers and data.</w:t>
       </w:r>
     </w:p>
     <w:p>
       <w:pPr>
-        <w:pStyle w:val="NormalWeb"/>
+        <w:pStyle w:val="Normal(Web)"/>
         <w:numPr>
           <w:ilvl w:val="0"/>
           <w:numId w:val="9"/>
         </w:numPr>
         <w:jc w:val="both"/>
         <w:rPr>
-          <w:rFonts w:ascii="Arial" w:hAnsi="Arial" w:cs="Arial"/>
-        </w:rPr>
-      </w:pPr>
-      <w:r>
-        <w:rPr>
-          <w:rFonts w:ascii="Arial" w:hAnsi="Arial" w:cs="Arial"/>
+          <w:rFonts w:ascii="Arial" w:cs="Arial" w:hAnsi="Arial"/>
+        </w:rPr>
+      </w:pPr>
+      <w:r>
+        <w:rPr>
+          <w:rFonts w:ascii="Arial" w:cs="Arial" w:hAnsi="Arial"/>
         </w:rPr>
         <w:t>Learns directly from raw, unstructured data (images, audio, text).</w:t>
       </w:r>
     </w:p>
     <w:p>
       <w:pPr>
-        <w:pStyle w:val="NormalWeb"/>
+        <w:pStyle w:val="Normal(Web)"/>
         <w:numPr>
           <w:ilvl w:val="0"/>
           <w:numId w:val="9"/>
         </w:numPr>
         <w:jc w:val="both"/>
         <w:rPr>
-          <w:rFonts w:ascii="Arial" w:hAnsi="Arial" w:cs="Arial"/>
-        </w:rPr>
-      </w:pPr>
-      <w:r>
-        <w:rPr>
-          <w:rFonts w:ascii="Arial" w:hAnsi="Arial" w:cs="Arial"/>
+          <w:rFonts w:ascii="Arial" w:cs="Arial" w:hAnsi="Arial"/>
+        </w:rPr>
+      </w:pPr>
+      <w:r>
+        <w:rPr>
+          <w:rFonts w:ascii="Arial" w:cs="Arial" w:hAnsi="Arial"/>
         </w:rPr>
         <w:t xml:space="preserve">Achieves </w:t>
       </w:r>
       <w:r>
         <w:rPr>
-          <w:rFonts w:ascii="Arial" w:hAnsi="Arial" w:cs="Arial"/>
+          <w:rFonts w:ascii="Arial" w:cs="Arial" w:hAnsi="Arial"/>
           <w:b/>
           <w:bCs/>
         </w:rPr>
@@ -1886,7 +1816,7 @@
       </w:r>
       <w:r>
         <w:rPr>
-          <w:rFonts w:ascii="Arial" w:hAnsi="Arial" w:cs="Arial"/>
+          <w:rFonts w:ascii="Arial" w:cs="Arial" w:hAnsi="Arial"/>
           <w:b/>
           <w:bCs/>
         </w:rPr>
@@ -1895,7 +1825,7 @@
       </w:r>
       <w:r>
         <w:rPr>
-          <w:rFonts w:ascii="Arial" w:hAnsi="Arial" w:cs="Arial"/>
+          <w:rFonts w:ascii="Arial" w:cs="Arial" w:hAnsi="Arial"/>
           <w:b/>
           <w:bCs/>
         </w:rPr>
@@ -1904,7 +1834,7 @@
       </w:r>
       <w:r>
         <w:rPr>
-          <w:rFonts w:ascii="Arial" w:hAnsi="Arial" w:cs="Arial"/>
+          <w:rFonts w:ascii="Arial" w:cs="Arial" w:hAnsi="Arial"/>
           <w:b/>
           <w:bCs/>
         </w:rPr>
@@ -1913,138 +1843,138 @@
       </w:r>
       <w:r>
         <w:rPr>
-          <w:rFonts w:ascii="Arial" w:hAnsi="Arial" w:cs="Arial"/>
+          <w:rFonts w:ascii="Arial" w:cs="Arial" w:hAnsi="Arial"/>
         </w:rPr>
         <w:t xml:space="preserve"> performance in many fields:</w:t>
       </w:r>
     </w:p>
     <w:p>
       <w:pPr>
-        <w:pStyle w:val="NormalWeb"/>
+        <w:pStyle w:val="Normal(Web)"/>
         <w:numPr>
           <w:ilvl w:val="0"/>
           <w:numId w:val="10"/>
         </w:numPr>
         <w:jc w:val="both"/>
         <w:rPr>
-          <w:rFonts w:ascii="Arial" w:hAnsi="Arial" w:cs="Arial"/>
-        </w:rPr>
-      </w:pPr>
-      <w:r>
-        <w:rPr>
-          <w:rFonts w:ascii="Arial" w:hAnsi="Arial" w:cs="Arial"/>
+          <w:rFonts w:ascii="Arial" w:cs="Arial" w:hAnsi="Arial"/>
+        </w:rPr>
+      </w:pPr>
+      <w:r>
+        <w:rPr>
+          <w:rFonts w:ascii="Arial" w:cs="Arial" w:hAnsi="Arial"/>
         </w:rPr>
         <w:t>Computer vision</w:t>
       </w:r>
     </w:p>
     <w:p>
       <w:pPr>
-        <w:pStyle w:val="NormalWeb"/>
+        <w:pStyle w:val="Normal(Web)"/>
         <w:numPr>
           <w:ilvl w:val="0"/>
           <w:numId w:val="10"/>
         </w:numPr>
         <w:jc w:val="both"/>
         <w:rPr>
-          <w:rFonts w:ascii="Arial" w:hAnsi="Arial" w:cs="Arial"/>
-        </w:rPr>
-      </w:pPr>
-      <w:r>
-        <w:rPr>
-          <w:rFonts w:ascii="Arial" w:hAnsi="Arial" w:cs="Arial"/>
+          <w:rFonts w:ascii="Arial" w:cs="Arial" w:hAnsi="Arial"/>
+        </w:rPr>
+      </w:pPr>
+      <w:r>
+        <w:rPr>
+          <w:rFonts w:ascii="Arial" w:cs="Arial" w:hAnsi="Arial"/>
         </w:rPr>
         <w:t>Speech recognition</w:t>
       </w:r>
     </w:p>
     <w:p>
       <w:pPr>
-        <w:pStyle w:val="NormalWeb"/>
+        <w:pStyle w:val="Normal(Web)"/>
         <w:numPr>
           <w:ilvl w:val="0"/>
           <w:numId w:val="10"/>
         </w:numPr>
         <w:jc w:val="both"/>
         <w:rPr>
-          <w:rFonts w:ascii="Arial" w:hAnsi="Arial" w:cs="Arial"/>
-        </w:rPr>
-      </w:pPr>
-      <w:r>
-        <w:rPr>
-          <w:rFonts w:ascii="Arial" w:hAnsi="Arial" w:cs="Arial"/>
+          <w:rFonts w:ascii="Arial" w:cs="Arial" w:hAnsi="Arial"/>
+        </w:rPr>
+      </w:pPr>
+      <w:r>
+        <w:rPr>
+          <w:rFonts w:ascii="Arial" w:cs="Arial" w:hAnsi="Arial"/>
         </w:rPr>
         <w:t>Natural language processing</w:t>
       </w:r>
     </w:p>
     <w:p>
       <w:pPr>
-        <w:pStyle w:val="NormalWeb"/>
+        <w:pStyle w:val="Normal(Web)"/>
         <w:numPr>
           <w:ilvl w:val="0"/>
           <w:numId w:val="10"/>
         </w:numPr>
         <w:jc w:val="both"/>
         <w:rPr>
-          <w:rFonts w:ascii="Arial" w:hAnsi="Arial" w:cs="Arial"/>
-        </w:rPr>
-      </w:pPr>
-      <w:r>
-        <w:rPr>
-          <w:rFonts w:ascii="Arial" w:hAnsi="Arial" w:cs="Arial"/>
+          <w:rFonts w:ascii="Arial" w:cs="Arial" w:hAnsi="Arial"/>
+        </w:rPr>
+      </w:pPr>
+      <w:r>
+        <w:rPr>
+          <w:rFonts w:ascii="Arial" w:cs="Arial" w:hAnsi="Arial"/>
         </w:rPr>
         <w:t>Robotics</w:t>
       </w:r>
     </w:p>
     <w:p>
       <w:pPr>
-        <w:pStyle w:val="NormalWeb"/>
+        <w:pStyle w:val="Normal(Web)"/>
         <w:numPr>
           <w:ilvl w:val="0"/>
           <w:numId w:val="10"/>
         </w:numPr>
         <w:jc w:val="both"/>
         <w:rPr>
-          <w:rFonts w:ascii="Arial" w:hAnsi="Arial" w:cs="Arial"/>
-        </w:rPr>
-      </w:pPr>
-      <w:r>
-        <w:rPr>
-          <w:rFonts w:ascii="Arial" w:hAnsi="Arial" w:cs="Arial"/>
+          <w:rFonts w:ascii="Arial" w:cs="Arial" w:hAnsi="Arial"/>
+        </w:rPr>
+      </w:pPr>
+      <w:r>
+        <w:rPr>
+          <w:rFonts w:ascii="Arial" w:cs="Arial" w:hAnsi="Arial"/>
         </w:rPr>
         <w:t>Medical imaging</w:t>
       </w:r>
     </w:p>
     <w:p>
       <w:pPr>
-        <w:pStyle w:val="NormalWeb"/>
+        <w:pStyle w:val="Normal(Web)"/>
         <w:numPr>
           <w:ilvl w:val="0"/>
           <w:numId w:val="10"/>
         </w:numPr>
         <w:jc w:val="both"/>
         <w:rPr>
-          <w:rFonts w:ascii="Arial" w:hAnsi="Arial" w:cs="Arial"/>
-        </w:rPr>
-      </w:pPr>
-      <w:r>
-        <w:rPr>
-          <w:rFonts w:ascii="Arial" w:hAnsi="Arial" w:cs="Arial"/>
+          <w:rFonts w:ascii="Arial" w:cs="Arial" w:hAnsi="Arial"/>
+        </w:rPr>
+      </w:pPr>
+      <w:r>
+        <w:rPr>
+          <w:rFonts w:ascii="Arial" w:cs="Arial" w:hAnsi="Arial"/>
         </w:rPr>
         <w:t>Autonomous driving</w:t>
       </w:r>
     </w:p>
     <w:p>
       <w:pPr>
-        <w:pStyle w:val="NormalWeb"/>
-        <w:jc w:val="both"/>
-        <w:rPr>
-          <w:rFonts w:ascii="Arial" w:hAnsi="Arial" w:cs="Arial"/>
-          <w:b/>
-          <w:bCs/>
-        </w:rPr>
-      </w:pPr>
-      <w:r>
-        <w:rPr>
-          <w:rFonts w:ascii="Arial" w:hAnsi="Arial" w:cs="Arial"/>
+        <w:pStyle w:val="Normal(Web)"/>
+        <w:jc w:val="both"/>
+        <w:rPr>
+          <w:rFonts w:ascii="Arial" w:cs="Arial" w:hAnsi="Arial"/>
+          <w:b/>
+          <w:bCs/>
+        </w:rPr>
+      </w:pPr>
+      <w:r>
+        <w:rPr>
+          <w:rFonts w:ascii="Arial" w:cs="Arial" w:hAnsi="Arial"/>
           <w:b/>
           <w:bCs/>
         </w:rPr>
@@ -2053,25 +1983,25 @@
     </w:p>
     <w:p>
       <w:pPr>
-        <w:pStyle w:val="NormalWeb"/>
+        <w:pStyle w:val="Normal(Web)"/>
         <w:numPr>
           <w:ilvl w:val="0"/>
           <w:numId w:val="11"/>
         </w:numPr>
         <w:jc w:val="both"/>
         <w:rPr>
-          <w:rFonts w:ascii="Arial" w:hAnsi="Arial" w:cs="Arial"/>
-        </w:rPr>
-      </w:pPr>
-      <w:r>
-        <w:rPr>
-          <w:rFonts w:ascii="Arial" w:hAnsi="Arial" w:cs="Arial"/>
+          <w:rFonts w:ascii="Arial" w:cs="Arial" w:hAnsi="Arial"/>
+        </w:rPr>
+      </w:pPr>
+      <w:r>
+        <w:rPr>
+          <w:rFonts w:ascii="Arial" w:cs="Arial" w:hAnsi="Arial"/>
         </w:rPr>
         <w:t xml:space="preserve">Requires </w:t>
       </w:r>
       <w:r>
         <w:rPr>
-          <w:rFonts w:ascii="Arial" w:hAnsi="Arial" w:cs="Arial"/>
+          <w:rFonts w:ascii="Arial" w:cs="Arial" w:hAnsi="Arial"/>
           <w:b/>
           <w:bCs/>
         </w:rPr>
@@ -2080,25 +2010,25 @@
     </w:p>
     <w:p>
       <w:pPr>
-        <w:pStyle w:val="NormalWeb"/>
+        <w:pStyle w:val="Normal(Web)"/>
         <w:numPr>
           <w:ilvl w:val="0"/>
           <w:numId w:val="11"/>
         </w:numPr>
         <w:jc w:val="both"/>
         <w:rPr>
-          <w:rFonts w:ascii="Arial" w:hAnsi="Arial" w:cs="Arial"/>
-        </w:rPr>
-      </w:pPr>
-      <w:r>
-        <w:rPr>
-          <w:rFonts w:ascii="Arial" w:hAnsi="Arial" w:cs="Arial"/>
+          <w:rFonts w:ascii="Arial" w:cs="Arial" w:hAnsi="Arial"/>
+        </w:rPr>
+      </w:pPr>
+      <w:r>
+        <w:rPr>
+          <w:rFonts w:ascii="Arial" w:cs="Arial" w:hAnsi="Arial"/>
         </w:rPr>
         <w:t xml:space="preserve">Needs </w:t>
       </w:r>
       <w:r>
         <w:rPr>
-          <w:rFonts w:ascii="Arial" w:hAnsi="Arial" w:cs="Arial"/>
+          <w:rFonts w:ascii="Arial" w:cs="Arial" w:hAnsi="Arial"/>
           <w:b/>
           <w:bCs/>
         </w:rPr>
@@ -2106,32 +2036,32 @@
       </w:r>
       <w:r>
         <w:rPr>
-          <w:rFonts w:ascii="Arial" w:hAnsi="Arial" w:cs="Arial"/>
+          <w:rFonts w:ascii="Arial" w:cs="Arial" w:hAnsi="Arial"/>
         </w:rPr>
         <w:t xml:space="preserve"> (GPUs/TPUs)</w:t>
       </w:r>
     </w:p>
     <w:p>
       <w:pPr>
-        <w:pStyle w:val="NormalWeb"/>
+        <w:pStyle w:val="Normal(Web)"/>
         <w:numPr>
           <w:ilvl w:val="0"/>
           <w:numId w:val="11"/>
         </w:numPr>
         <w:jc w:val="both"/>
         <w:rPr>
-          <w:rFonts w:ascii="Arial" w:hAnsi="Arial" w:cs="Arial"/>
-        </w:rPr>
-      </w:pPr>
-      <w:r>
-        <w:rPr>
-          <w:rFonts w:ascii="Arial" w:hAnsi="Arial" w:cs="Arial"/>
+          <w:rFonts w:ascii="Arial" w:cs="Arial" w:hAnsi="Arial"/>
+        </w:rPr>
+      </w:pPr>
+      <w:r>
+        <w:rPr>
+          <w:rFonts w:ascii="Arial" w:cs="Arial" w:hAnsi="Arial"/>
         </w:rPr>
         <w:t xml:space="preserve">Performs </w:t>
       </w:r>
       <w:r>
         <w:rPr>
-          <w:rFonts w:ascii="Arial" w:hAnsi="Arial" w:cs="Arial"/>
+          <w:rFonts w:ascii="Arial" w:cs="Arial" w:hAnsi="Arial"/>
           <w:b/>
           <w:bCs/>
         </w:rPr>
@@ -2139,7 +2069,7 @@
       </w:r>
       <w:r>
         <w:rPr>
-          <w:rFonts w:ascii="Arial" w:hAnsi="Arial" w:cs="Arial"/>
+          <w:rFonts w:ascii="Arial" w:cs="Arial" w:hAnsi="Arial"/>
           <w:b/>
           <w:bCs/>
         </w:rPr>
@@ -2148,7 +2078,7 @@
       </w:r>
       <w:r>
         <w:rPr>
-          <w:rFonts w:ascii="Arial" w:hAnsi="Arial" w:cs="Arial"/>
+          <w:rFonts w:ascii="Arial" w:cs="Arial" w:hAnsi="Arial"/>
           <w:b/>
           <w:bCs/>
         </w:rPr>
@@ -2158,44 +2088,44 @@
     </w:p>
     <w:p>
       <w:pPr>
-        <w:pStyle w:val="NormalWeb"/>
+        <w:pStyle w:val="Normal(Web)"/>
         <w:numPr>
           <w:ilvl w:val="0"/>
           <w:numId w:val="11"/>
         </w:numPr>
         <w:jc w:val="both"/>
         <w:rPr>
-          <w:rFonts w:ascii="Arial" w:hAnsi="Arial" w:cs="Arial"/>
-        </w:rPr>
-      </w:pPr>
-      <w:r>
-        <w:rPr>
-          <w:rFonts w:ascii="Arial" w:hAnsi="Arial" w:cs="Arial"/>
+          <w:rFonts w:ascii="Arial" w:cs="Arial" w:hAnsi="Arial"/>
+        </w:rPr>
+      </w:pPr>
+      <w:r>
+        <w:rPr>
+          <w:rFonts w:ascii="Arial" w:cs="Arial" w:hAnsi="Arial"/>
         </w:rPr>
         <w:t>Harder to interpret (“black box”)</w:t>
       </w:r>
     </w:p>
     <w:p>
       <w:pPr>
-        <w:pStyle w:val="NormalWeb"/>
+        <w:pStyle w:val="Normal(Web)"/>
         <w:numPr>
           <w:ilvl w:val="0"/>
           <w:numId w:val="11"/>
         </w:numPr>
         <w:jc w:val="both"/>
         <w:rPr>
-          <w:rFonts w:ascii="Arial" w:hAnsi="Arial" w:cs="Arial"/>
-        </w:rPr>
-      </w:pPr>
-      <w:r>
-        <w:rPr>
-          <w:rFonts w:ascii="Arial" w:hAnsi="Arial" w:cs="Arial"/>
+          <w:rFonts w:ascii="Arial" w:cs="Arial" w:hAnsi="Arial"/>
+        </w:rPr>
+      </w:pPr>
+      <w:r>
+        <w:rPr>
+          <w:rFonts w:ascii="Arial" w:cs="Arial" w:hAnsi="Arial"/>
         </w:rPr>
         <w:t>Excels at complex tasks like image and text understanding</w:t>
       </w:r>
       <w:r>
         <w:rPr>
-          <w:rFonts w:ascii="Arial" w:hAnsi="Arial" w:cs="Arial"/>
+          <w:rFonts w:ascii="Arial" w:cs="Arial" w:hAnsi="Arial"/>
         </w:rPr>
         <w:t>.</w:t>
       </w:r>
@@ -2204,19 +2134,16 @@
       <w:pgSz w:w="11906" w:h="16838"/>
       <w:pgMar w:top="1440" w:right="1440" w:bottom="1440" w:left="1440" w:header="708" w:footer="708" w:gutter="0"/>
       <w:cols w:space="708"/>
-      <w:docGrid w:linePitch="360"/>
     </w:sectPr>
   </w:body>
 </w:document>
 </file>
 
 <file path=word/numbering.xml><?xml version="1.0" encoding="utf-8"?>
-<w:numbering xmlns:wpc="http://schemas.microsoft.com/office/word/2010/wordprocessingCanvas" xmlns:cx="http://schemas.microsoft.com/office/drawing/2014/chartex" xmlns:cx1="http://schemas.microsoft.com/office/drawing/2015/9/8/chartex" xmlns:cx2="http://schemas.microsoft.com/office/drawing/2015/10/21/chartex" xmlns:cx3="http://schemas.microsoft.com/office/drawing/2016/5/9/chartex" xmlns:cx4="http://schemas.microsoft.com/office/drawing/2016/5/10/chartex" xmlns:cx5="http://schemas.microsoft.com/office/drawing/2016/5/11/chartex" xmlns:cx6="http://schemas.microsoft.com/office/drawing/2016/5/12/chartex" xmlns:cx7="http://schemas.microsoft.com/office/drawing/2016/5/13/chartex" xmlns:cx8="http://schemas.microsoft.com/office/drawing/2016/5/14/chartex" xmlns:mc="http://schemas.openxmlformats.org/markup-compatibility/2006" xmlns:aink="http://schemas.microsoft.com/office/drawing/2016/ink" xmlns:am3d="http://schemas.microsoft.com/office/drawing/2017/model3d" xmlns:o="urn:schemas-microsoft-com:office:office" xmlns:oel="http://schemas.microsoft.com/office/2019/extlst" xmlns:r="http://schemas.openxmlformats.org/officeDocument/2006/relationships" xmlns:m="http://schemas.openxmlformats.org/officeDocument/2006/math" xmlns:v="urn:schemas-microsoft-com:vml" xmlns:wp14="http://schemas.microsoft.com/office/word/2010/wordprocessingDrawing" xmlns:wp="http://schemas.openxmlformats.org/drawingml/2006/wordprocessingDrawing" xmlns:w10="urn:schemas-microsoft-com:office:word" xmlns:w="http://schemas.openxmlformats.org/wordprocessingml/2006/main" xmlns:w14="http://schemas.microsoft.com/office/word/2010/wordml" xmlns:w15="http://schemas.microsoft.com/office/word/2012/wordml" xmlns:w16cex="http://schemas.microsoft.com/office/word/2018/wordml/cex" xmlns:w16cid="http://schemas.microsoft.com/office/word/2016/wordml/cid" xmlns:w16="http://schemas.microsoft.com/office/word/2018/wordml" xmlns:w16du="http://schemas.microsoft.com/office/word/2023/wordml/word16du" xmlns:w16sdtdh="http://schemas.microsoft.com/office/word/2020/wordml/sdtdatahash" xmlns:w16sdtfl="http://schemas.microsoft.com/office/word/2024/wordml/sdtformatlock" xmlns:w16se="http://schemas.microsoft.com/office/word/2015/wordml/symex" xmlns:wpg="http://schemas.microsoft.com/office/word/2010/wordprocessingGroup" xmlns:wpi="http://schemas.microsoft.com/office/word/2010/wordprocessingInk" xmlns:wne="http://schemas.microsoft.com/office/word/2006/wordml" xmlns:wps="http://schemas.microsoft.com/office/word/2010/wordprocessingShape" mc:Ignorable="w14 w15 w16se w16cid w16 w16cex w16sdtdh w16sdtfl w16du wp14">
-  <w:abstractNum w:abstractNumId="0" w15:restartNumberingAfterBreak="0">
-    <w:nsid w:val="0512275D"/>
+<w:numbering xmlns:mc="http://schemas.openxmlformats.org/markup-compatibility/2006" xmlns:o="urn:schemas-microsoft-com:office:office" xmlns:r="http://schemas.openxmlformats.org/officeDocument/2006/relationships" xmlns:m="http://schemas.openxmlformats.org/officeDocument/2006/math" xmlns:v="urn:schemas-microsoft-com:vml" xmlns:wp="http://schemas.openxmlformats.org/drawingml/2006/wordprocessingDrawing" xmlns:w10="urn:schemas-microsoft-com:office:word" xmlns:wne="http://schemas.microsoft.com/office/word/2006/wordml" xmlns:w14="http://schemas.microsoft.com/office/word/2010/wordml" xmlns:w="http://schemas.openxmlformats.org/wordprocessingml/2006/main">
+  <w:abstractNum w:abstractNumId="0">
     <w:multiLevelType w:val="multilevel"/>
-    <w:tmpl w:val="B872A408"/>
-    <w:lvl w:ilvl="0">
+    <w:lvl w:ilvl="0" w:tentative="0">
       <w:start w:val="1"/>
       <w:numFmt w:val="bullet"/>
       <w:lvlText w:val=""/>
@@ -2361,11 +2288,9 @@
       </w:rPr>
     </w:lvl>
   </w:abstractNum>
-  <w:abstractNum w:abstractNumId="1" w15:restartNumberingAfterBreak="0">
-    <w:nsid w:val="0E324349"/>
+  <w:abstractNum w:abstractNumId="1">
     <w:multiLevelType w:val="multilevel"/>
-    <w:tmpl w:val="036A3CE2"/>
-    <w:lvl w:ilvl="0">
+    <w:lvl w:ilvl="0" w:tentative="0">
       <w:start w:val="1"/>
       <w:numFmt w:val="bullet"/>
       <w:lvlText w:val=""/>
@@ -2510,11 +2435,9 @@
       </w:rPr>
     </w:lvl>
   </w:abstractNum>
-  <w:abstractNum w:abstractNumId="2" w15:restartNumberingAfterBreak="0">
-    <w:nsid w:val="15D0002E"/>
+  <w:abstractNum w:abstractNumId="2">
     <w:multiLevelType w:val="multilevel"/>
-    <w:tmpl w:val="1B42F8C0"/>
-    <w:lvl w:ilvl="0">
+    <w:lvl w:ilvl="0" w:tentative="0">
       <w:start w:val="1"/>
       <w:numFmt w:val="bullet"/>
       <w:lvlText w:val=""/>
@@ -2659,11 +2582,9 @@
       </w:rPr>
     </w:lvl>
   </w:abstractNum>
-  <w:abstractNum w:abstractNumId="3" w15:restartNumberingAfterBreak="0">
-    <w:nsid w:val="2C8A5FCA"/>
+  <w:abstractNum w:abstractNumId="3">
     <w:multiLevelType w:val="multilevel"/>
-    <w:tmpl w:val="1F28A764"/>
-    <w:lvl w:ilvl="0">
+    <w:lvl w:ilvl="0" w:tentative="0">
       <w:start w:val="1"/>
       <w:numFmt w:val="bullet"/>
       <w:lvlText w:val=""/>
@@ -2808,11 +2729,9 @@
       </w:rPr>
     </w:lvl>
   </w:abstractNum>
-  <w:abstractNum w:abstractNumId="4" w15:restartNumberingAfterBreak="0">
-    <w:nsid w:val="3692415A"/>
+  <w:abstractNum w:abstractNumId="4">
     <w:multiLevelType w:val="multilevel"/>
-    <w:tmpl w:val="9DEA862A"/>
-    <w:lvl w:ilvl="0">
+    <w:lvl w:ilvl="0" w:tentative="0">
       <w:start w:val="1"/>
       <w:numFmt w:val="bullet"/>
       <w:lvlText w:val=""/>
@@ -2957,11 +2876,9 @@
       </w:rPr>
     </w:lvl>
   </w:abstractNum>
-  <w:abstractNum w:abstractNumId="5" w15:restartNumberingAfterBreak="0">
-    <w:nsid w:val="3C1F258E"/>
+  <w:abstractNum w:abstractNumId="5">
     <w:multiLevelType w:val="multilevel"/>
-    <w:tmpl w:val="F0D00AA0"/>
-    <w:lvl w:ilvl="0">
+    <w:lvl w:ilvl="0" w:tentative="0">
       <w:start w:val="1"/>
       <w:numFmt w:val="decimal"/>
       <w:lvlText w:val="%1."/>
@@ -3070,11 +2987,9 @@
       </w:pPr>
     </w:lvl>
   </w:abstractNum>
-  <w:abstractNum w:abstractNumId="6" w15:restartNumberingAfterBreak="0">
-    <w:nsid w:val="476F3119"/>
+  <w:abstractNum w:abstractNumId="6">
     <w:multiLevelType w:val="multilevel"/>
-    <w:tmpl w:val="86947908"/>
-    <w:lvl w:ilvl="0">
+    <w:lvl w:ilvl="0" w:tentative="0">
       <w:start w:val="1"/>
       <w:numFmt w:val="bullet"/>
       <w:lvlText w:val=""/>
@@ -3219,11 +3134,9 @@
       </w:rPr>
     </w:lvl>
   </w:abstractNum>
-  <w:abstractNum w:abstractNumId="7" w15:restartNumberingAfterBreak="0">
-    <w:nsid w:val="47A245AE"/>
+  <w:abstractNum w:abstractNumId="7">
     <w:multiLevelType w:val="multilevel"/>
-    <w:tmpl w:val="ED9AB968"/>
-    <w:lvl w:ilvl="0">
+    <w:lvl w:ilvl="0" w:tentative="0">
       <w:start w:val="1"/>
       <w:numFmt w:val="bullet"/>
       <w:lvlText w:val=""/>
@@ -3368,11 +3281,9 @@
       </w:rPr>
     </w:lvl>
   </w:abstractNum>
-  <w:abstractNum w:abstractNumId="8" w15:restartNumberingAfterBreak="0">
-    <w:nsid w:val="591719D2"/>
+  <w:abstractNum w:abstractNumId="8">
     <w:multiLevelType w:val="multilevel"/>
-    <w:tmpl w:val="8842BCFE"/>
-    <w:lvl w:ilvl="0">
+    <w:lvl w:ilvl="0" w:tentative="0">
       <w:start w:val="1"/>
       <w:numFmt w:val="bullet"/>
       <w:lvlText w:val=""/>
@@ -3517,11 +3428,9 @@
       </w:rPr>
     </w:lvl>
   </w:abstractNum>
-  <w:abstractNum w:abstractNumId="9" w15:restartNumberingAfterBreak="0">
-    <w:nsid w:val="5BA16603"/>
+  <w:abstractNum w:abstractNumId="9">
     <w:multiLevelType w:val="multilevel"/>
-    <w:tmpl w:val="7D3A9432"/>
-    <w:lvl w:ilvl="0">
+    <w:lvl w:ilvl="0" w:tentative="0">
       <w:start w:val="1"/>
       <w:numFmt w:val="bullet"/>
       <w:lvlText w:val=""/>
@@ -3666,11 +3575,9 @@
       </w:rPr>
     </w:lvl>
   </w:abstractNum>
-  <w:abstractNum w:abstractNumId="10" w15:restartNumberingAfterBreak="0">
-    <w:nsid w:val="7C09312C"/>
+  <w:abstractNum w:abstractNumId="10">
     <w:multiLevelType w:val="multilevel"/>
-    <w:tmpl w:val="5EB020BA"/>
-    <w:lvl w:ilvl="0">
+    <w:lvl w:ilvl="0" w:tentative="0">
       <w:start w:val="1"/>
       <w:numFmt w:val="bullet"/>
       <w:lvlText w:val=""/>
@@ -3815,652 +3722,478 @@
       </w:rPr>
     </w:lvl>
   </w:abstractNum>
-  <w:num w:numId="1" w16cid:durableId="2050716268">
+  <w:num w:numId="1">
     <w:abstractNumId w:val="10"/>
   </w:num>
-  <w:num w:numId="2" w16cid:durableId="636954489">
+  <w:num w:numId="2">
     <w:abstractNumId w:val="3"/>
   </w:num>
-  <w:num w:numId="3" w16cid:durableId="1197354591">
+  <w:num w:numId="3">
     <w:abstractNumId w:val="2"/>
   </w:num>
-  <w:num w:numId="4" w16cid:durableId="532111958">
+  <w:num w:numId="4">
     <w:abstractNumId w:val="0"/>
   </w:num>
-  <w:num w:numId="5" w16cid:durableId="155153176">
+  <w:num w:numId="5">
     <w:abstractNumId w:val="1"/>
   </w:num>
-  <w:num w:numId="6" w16cid:durableId="1907953319">
+  <w:num w:numId="6">
     <w:abstractNumId w:val="8"/>
   </w:num>
-  <w:num w:numId="7" w16cid:durableId="81222526">
+  <w:num w:numId="7">
     <w:abstractNumId w:val="5"/>
   </w:num>
-  <w:num w:numId="8" w16cid:durableId="939949935">
+  <w:num w:numId="8">
     <w:abstractNumId w:val="4"/>
   </w:num>
-  <w:num w:numId="9" w16cid:durableId="1717048980">
+  <w:num w:numId="9">
     <w:abstractNumId w:val="6"/>
   </w:num>
-  <w:num w:numId="10" w16cid:durableId="2005620870">
+  <w:num w:numId="10">
     <w:abstractNumId w:val="9"/>
   </w:num>
-  <w:num w:numId="11" w16cid:durableId="711199782">
+  <w:num w:numId="11">
     <w:abstractNumId w:val="7"/>
   </w:num>
 </w:numbering>
 </file>
 
 <file path=word/styles.xml><?xml version="1.0" encoding="utf-8"?>
-<w:styles xmlns:mc="http://schemas.openxmlformats.org/markup-compatibility/2006" xmlns:r="http://schemas.openxmlformats.org/officeDocument/2006/relationships" xmlns:w="http://schemas.openxmlformats.org/wordprocessingml/2006/main" xmlns:w14="http://schemas.microsoft.com/office/word/2010/wordml" xmlns:w15="http://schemas.microsoft.com/office/word/2012/wordml" xmlns:w16cex="http://schemas.microsoft.com/office/word/2018/wordml/cex" xmlns:w16cid="http://schemas.microsoft.com/office/word/2016/wordml/cid" xmlns:w16="http://schemas.microsoft.com/office/word/2018/wordml" xmlns:w16du="http://schemas.microsoft.com/office/word/2023/wordml/word16du" xmlns:w16sdtdh="http://schemas.microsoft.com/office/word/2020/wordml/sdtdatahash" xmlns:w16sdtfl="http://schemas.microsoft.com/office/word/2024/wordml/sdtformatlock" xmlns:w16se="http://schemas.microsoft.com/office/word/2015/wordml/symex" mc:Ignorable="w14 w15 w16se w16cid w16 w16cex w16sdtdh w16sdtfl w16du">
+<w:styles xmlns:r="http://schemas.openxmlformats.org/officeDocument/2006/relationships" xmlns:w14="http://schemas.microsoft.com/office/word/2010/wordml" xmlns:w="http://schemas.openxmlformats.org/wordprocessingml/2006/main">
   <w:docDefaults>
     <w:rPrDefault>
       <w:rPr>
-        <w:rFonts w:asciiTheme="minorHAnsi" w:eastAsiaTheme="minorEastAsia" w:hAnsiTheme="minorHAnsi" w:cstheme="minorBidi"/>
-        <w:kern w:val="2"/>
+        <w:rFonts w:asciiTheme="minorHAnsi" w:cstheme="minorBidi" w:eastAsiaTheme="minorEastAsia" w:hAnsiTheme="minorHAnsi"/>
         <w:sz w:val="24"/>
         <w:szCs w:val="30"/>
-        <w:lang w:val="en-GB" w:eastAsia="zh-CN" w:bidi="th-TH"/>
+        <w:lang w:val="en-GB" w:bidi="th-TH" w:eastAsia="zh-CN"/>
         <w14:ligatures w14:val="standardContextual"/>
       </w:rPr>
     </w:rPrDefault>
     <w:pPrDefault>
       <w:pPr>
-        <w:spacing w:after="160" w:line="278" w:lineRule="auto"/>
+        <w:spacing w:beforeAutospacing="0" w:after="160" w:afterAutospacing="0" w:line="278" w:lineRule="auto"/>
       </w:pPr>
     </w:pPrDefault>
   </w:docDefaults>
-  <w:latentStyles w:defLockedState="0" w:defUIPriority="99" w:defSemiHidden="0" w:defUnhideWhenUsed="0" w:defQFormat="0" w:count="376">
-    <w:lsdException w:name="Normal" w:uiPriority="0" w:qFormat="1"/>
-    <w:lsdException w:name="heading 1" w:uiPriority="9" w:qFormat="1"/>
-    <w:lsdException w:name="heading 2" w:semiHidden="1" w:uiPriority="9" w:unhideWhenUsed="1" w:qFormat="1"/>
-    <w:lsdException w:name="heading 3" w:semiHidden="1" w:uiPriority="9" w:unhideWhenUsed="1" w:qFormat="1"/>
-    <w:lsdException w:name="heading 4" w:semiHidden="1" w:uiPriority="9" w:unhideWhenUsed="1" w:qFormat="1"/>
-    <w:lsdException w:name="heading 5" w:semiHidden="1" w:uiPriority="9" w:unhideWhenUsed="1" w:qFormat="1"/>
-    <w:lsdException w:name="heading 6" w:semiHidden="1" w:uiPriority="9" w:unhideWhenUsed="1" w:qFormat="1"/>
-    <w:lsdException w:name="heading 7" w:semiHidden="1" w:uiPriority="9" w:unhideWhenUsed="1" w:qFormat="1"/>
-    <w:lsdException w:name="heading 8" w:semiHidden="1" w:uiPriority="9" w:unhideWhenUsed="1" w:qFormat="1"/>
-    <w:lsdException w:name="heading 9" w:semiHidden="1" w:uiPriority="9" w:unhideWhenUsed="1" w:qFormat="1"/>
-    <w:lsdException w:name="index 1" w:semiHidden="1" w:unhideWhenUsed="1"/>
-    <w:lsdException w:name="index 2" w:semiHidden="1" w:unhideWhenUsed="1"/>
-    <w:lsdException w:name="index 3" w:semiHidden="1" w:unhideWhenUsed="1"/>
-    <w:lsdException w:name="index 4" w:semiHidden="1" w:unhideWhenUsed="1"/>
-    <w:lsdException w:name="index 5" w:semiHidden="1" w:unhideWhenUsed="1"/>
-    <w:lsdException w:name="index 6" w:semiHidden="1" w:unhideWhenUsed="1"/>
-    <w:lsdException w:name="index 7" w:semiHidden="1" w:unhideWhenUsed="1"/>
-    <w:lsdException w:name="index 8" w:semiHidden="1" w:unhideWhenUsed="1"/>
-    <w:lsdException w:name="index 9" w:semiHidden="1" w:unhideWhenUsed="1"/>
-    <w:lsdException w:name="toc 1" w:semiHidden="1" w:uiPriority="39" w:unhideWhenUsed="1"/>
-    <w:lsdException w:name="toc 2" w:semiHidden="1" w:uiPriority="39" w:unhideWhenUsed="1"/>
-    <w:lsdException w:name="toc 3" w:semiHidden="1" w:uiPriority="39" w:unhideWhenUsed="1"/>
-    <w:lsdException w:name="toc 4" w:semiHidden="1" w:uiPriority="39" w:unhideWhenUsed="1"/>
-    <w:lsdException w:name="toc 5" w:semiHidden="1" w:uiPriority="39" w:unhideWhenUsed="1"/>
-    <w:lsdException w:name="toc 6" w:semiHidden="1" w:uiPriority="39" w:unhideWhenUsed="1"/>
-    <w:lsdException w:name="toc 7" w:semiHidden="1" w:uiPriority="39" w:unhideWhenUsed="1"/>
-    <w:lsdException w:name="toc 8" w:semiHidden="1" w:uiPriority="39" w:unhideWhenUsed="1"/>
-    <w:lsdException w:name="toc 9" w:semiHidden="1" w:uiPriority="39" w:unhideWhenUsed="1"/>
-    <w:lsdException w:name="Normal Indent" w:semiHidden="1" w:unhideWhenUsed="1"/>
-    <w:lsdException w:name="footnote text" w:semiHidden="1" w:unhideWhenUsed="1"/>
-    <w:lsdException w:name="annotation text" w:semiHidden="1" w:unhideWhenUsed="1"/>
-    <w:lsdException w:name="header" w:semiHidden="1" w:unhideWhenUsed="1"/>
-    <w:lsdException w:name="footer" w:semiHidden="1" w:unhideWhenUsed="1"/>
-    <w:lsdException w:name="index heading" w:semiHidden="1" w:unhideWhenUsed="1"/>
-    <w:lsdException w:name="caption" w:semiHidden="1" w:uiPriority="35" w:unhideWhenUsed="1" w:qFormat="1"/>
-    <w:lsdException w:name="table of figures" w:semiHidden="1" w:unhideWhenUsed="1"/>
-    <w:lsdException w:name="envelope address" w:semiHidden="1" w:unhideWhenUsed="1"/>
-    <w:lsdException w:name="envelope return" w:semiHidden="1" w:unhideWhenUsed="1"/>
-    <w:lsdException w:name="footnote reference" w:semiHidden="1" w:unhideWhenUsed="1"/>
-    <w:lsdException w:name="annotation reference" w:semiHidden="1" w:unhideWhenUsed="1"/>
-    <w:lsdException w:name="line number" w:semiHidden="1" w:unhideWhenUsed="1"/>
-    <w:lsdException w:name="page number" w:semiHidden="1" w:unhideWhenUsed="1"/>
-    <w:lsdException w:name="endnote reference" w:semiHidden="1" w:unhideWhenUsed="1"/>
-    <w:lsdException w:name="endnote text" w:semiHidden="1" w:unhideWhenUsed="1"/>
-    <w:lsdException w:name="table of authorities" w:semiHidden="1" w:unhideWhenUsed="1"/>
-    <w:lsdException w:name="macro" w:semiHidden="1" w:unhideWhenUsed="1"/>
-    <w:lsdException w:name="toa heading" w:semiHidden="1" w:unhideWhenUsed="1"/>
-    <w:lsdException w:name="List" w:semiHidden="1" w:unhideWhenUsed="1"/>
-    <w:lsdException w:name="List Bullet" w:semiHidden="1" w:unhideWhenUsed="1"/>
-    <w:lsdException w:name="List Number" w:semiHidden="1" w:unhideWhenUsed="1"/>
-    <w:lsdException w:name="List 2" w:semiHidden="1" w:unhideWhenUsed="1"/>
-    <w:lsdException w:name="List 3" w:semiHidden="1" w:unhideWhenUsed="1"/>
-    <w:lsdException w:name="List 4" w:semiHidden="1" w:unhideWhenUsed="1"/>
-    <w:lsdException w:name="List 5" w:semiHidden="1" w:unhideWhenUsed="1"/>
-    <w:lsdException w:name="List Bullet 2" w:semiHidden="1" w:unhideWhenUsed="1"/>
-    <w:lsdException w:name="List Bullet 3" w:semiHidden="1" w:unhideWhenUsed="1"/>
-    <w:lsdException w:name="List Bullet 4" w:semiHidden="1" w:unhideWhenUsed="1"/>
-    <w:lsdException w:name="List Bullet 5" w:semiHidden="1" w:unhideWhenUsed="1"/>
-    <w:lsdException w:name="List Number 2" w:semiHidden="1" w:unhideWhenUsed="1"/>
-    <w:lsdException w:name="List Number 3" w:semiHidden="1" w:unhideWhenUsed="1"/>
-    <w:lsdException w:name="List Number 4" w:semiHidden="1" w:unhideWhenUsed="1"/>
-    <w:lsdException w:name="List Number 5" w:semiHidden="1" w:unhideWhenUsed="1"/>
-    <w:lsdException w:name="Title" w:uiPriority="10" w:qFormat="1"/>
-    <w:lsdException w:name="Closing" w:semiHidden="1" w:unhideWhenUsed="1"/>
-    <w:lsdException w:name="Signature" w:semiHidden="1" w:unhideWhenUsed="1"/>
-    <w:lsdException w:name="Default Paragraph Font" w:semiHidden="1" w:uiPriority="1" w:unhideWhenUsed="1"/>
-    <w:lsdException w:name="Body Text" w:semiHidden="1" w:unhideWhenUsed="1"/>
-    <w:lsdException w:name="Body Text Indent" w:semiHidden="1" w:unhideWhenUsed="1"/>
-    <w:lsdException w:name="List Continue" w:semiHidden="1" w:unhideWhenUsed="1"/>
-    <w:lsdException w:name="List Continue 2" w:semiHidden="1" w:unhideWhenUsed="1"/>
-    <w:lsdException w:name="List Continue 3" w:semiHidden="1" w:unhideWhenUsed="1"/>
-    <w:lsdException w:name="List Continue 4" w:semiHidden="1" w:unhideWhenUsed="1"/>
-    <w:lsdException w:name="List Continue 5" w:semiHidden="1" w:unhideWhenUsed="1"/>
-    <w:lsdException w:name="Message Header" w:semiHidden="1" w:unhideWhenUsed="1"/>
-    <w:lsdException w:name="Subtitle" w:uiPriority="11" w:qFormat="1"/>
-    <w:lsdException w:name="Salutation" w:semiHidden="1" w:unhideWhenUsed="1"/>
-    <w:lsdException w:name="Date" w:semiHidden="1" w:unhideWhenUsed="1"/>
-    <w:lsdException w:name="Body Text First Indent" w:semiHidden="1" w:unhideWhenUsed="1"/>
-    <w:lsdException w:name="Body Text First Indent 2" w:semiHidden="1" w:unhideWhenUsed="1"/>
-    <w:lsdException w:name="Note Heading" w:semiHidden="1" w:unhideWhenUsed="1"/>
-    <w:lsdException w:name="Body Text 2" w:semiHidden="1" w:unhideWhenUsed="1"/>
-    <w:lsdException w:name="Body Text 3" w:semiHidden="1" w:unhideWhenUsed="1"/>
-    <w:lsdException w:name="Body Text Indent 2" w:semiHidden="1" w:unhideWhenUsed="1"/>
-    <w:lsdException w:name="Body Text Indent 3" w:semiHidden="1" w:unhideWhenUsed="1"/>
-    <w:lsdException w:name="Block Text" w:semiHidden="1" w:unhideWhenUsed="1"/>
-    <w:lsdException w:name="Hyperlink" w:semiHidden="1" w:unhideWhenUsed="1"/>
-    <w:lsdException w:name="FollowedHyperlink" w:semiHidden="1" w:unhideWhenUsed="1"/>
-    <w:lsdException w:name="Strong" w:uiPriority="22" w:qFormat="1"/>
-    <w:lsdException w:name="Emphasis" w:uiPriority="20" w:qFormat="1"/>
-    <w:lsdException w:name="Document Map" w:semiHidden="1" w:unhideWhenUsed="1"/>
-    <w:lsdException w:name="Plain Text" w:semiHidden="1" w:unhideWhenUsed="1"/>
-    <w:lsdException w:name="E-mail Signature" w:semiHidden="1" w:unhideWhenUsed="1"/>
-    <w:lsdException w:name="HTML Top of Form" w:semiHidden="1" w:unhideWhenUsed="1"/>
-    <w:lsdException w:name="HTML Bottom of Form" w:semiHidden="1" w:unhideWhenUsed="1"/>
-    <w:lsdException w:name="Normal (Web)" w:semiHidden="1" w:unhideWhenUsed="1"/>
-    <w:lsdException w:name="HTML Acronym" w:semiHidden="1" w:unhideWhenUsed="1"/>
-    <w:lsdException w:name="HTML Address" w:semiHidden="1" w:unhideWhenUsed="1"/>
-    <w:lsdException w:name="HTML Cite" w:semiHidden="1" w:unhideWhenUsed="1"/>
-    <w:lsdException w:name="HTML Code" w:semiHidden="1" w:unhideWhenUsed="1"/>
-    <w:lsdException w:name="HTML Definition" w:semiHidden="1" w:unhideWhenUsed="1"/>
-    <w:lsdException w:name="HTML Keyboard" w:semiHidden="1" w:unhideWhenUsed="1"/>
-    <w:lsdException w:name="HTML Preformatted" w:semiHidden="1" w:unhideWhenUsed="1"/>
-    <w:lsdException w:name="HTML Sample" w:semiHidden="1" w:unhideWhenUsed="1"/>
-    <w:lsdException w:name="HTML Typewriter" w:semiHidden="1" w:unhideWhenUsed="1"/>
-    <w:lsdException w:name="HTML Variable" w:semiHidden="1" w:unhideWhenUsed="1"/>
-    <w:lsdException w:name="Normal Table" w:semiHidden="1" w:unhideWhenUsed="1"/>
-    <w:lsdException w:name="annotation subject" w:semiHidden="1" w:unhideWhenUsed="1"/>
-    <w:lsdException w:name="No List" w:semiHidden="1" w:unhideWhenUsed="1"/>
-    <w:lsdException w:name="Outline List 1" w:semiHidden="1" w:unhideWhenUsed="1"/>
-    <w:lsdException w:name="Outline List 2" w:semiHidden="1" w:unhideWhenUsed="1"/>
-    <w:lsdException w:name="Outline List 3" w:semiHidden="1" w:unhideWhenUsed="1"/>
-    <w:lsdException w:name="Table Simple 1" w:semiHidden="1" w:unhideWhenUsed="1"/>
-    <w:lsdException w:name="Table Simple 2" w:semiHidden="1" w:unhideWhenUsed="1"/>
-    <w:lsdException w:name="Table Simple 3" w:semiHidden="1" w:unhideWhenUsed="1"/>
-    <w:lsdException w:name="Table Classic 1" w:semiHidden="1" w:unhideWhenUsed="1"/>
-    <w:lsdException w:name="Table Classic 2" w:semiHidden="1" w:unhideWhenUsed="1"/>
-    <w:lsdException w:name="Table Classic 3" w:semiHidden="1" w:unhideWhenUsed="1"/>
-    <w:lsdException w:name="Table Classic 4" w:semiHidden="1" w:unhideWhenUsed="1"/>
-    <w:lsdException w:name="Table Colorful 1" w:semiHidden="1" w:unhideWhenUsed="1"/>
-    <w:lsdException w:name="Table Colorful 2" w:semiHidden="1" w:unhideWhenUsed="1"/>
-    <w:lsdException w:name="Table Colorful 3" w:semiHidden="1" w:unhideWhenUsed="1"/>
-    <w:lsdException w:name="Table Columns 1" w:semiHidden="1" w:unhideWhenUsed="1"/>
-    <w:lsdException w:name="Table Columns 2" w:semiHidden="1" w:unhideWhenUsed="1"/>
-    <w:lsdException w:name="Table Columns 3" w:semiHidden="1" w:unhideWhenUsed="1"/>
-    <w:lsdException w:name="Table Columns 4" w:semiHidden="1" w:unhideWhenUsed="1"/>
-    <w:lsdException w:name="Table Columns 5" w:semiHidden="1" w:unhideWhenUsed="1"/>
-    <w:lsdException w:name="Table Grid 1" w:semiHidden="1" w:unhideWhenUsed="1"/>
-    <w:lsdException w:name="Table Grid 2" w:semiHidden="1" w:unhideWhenUsed="1"/>
-    <w:lsdException w:name="Table Grid 3" w:semiHidden="1" w:unhideWhenUsed="1"/>
-    <w:lsdException w:name="Table Grid 4" w:semiHidden="1" w:unhideWhenUsed="1"/>
-    <w:lsdException w:name="Table Grid 5" w:semiHidden="1" w:unhideWhenUsed="1"/>
-    <w:lsdException w:name="Table Grid 6" w:semiHidden="1" w:unhideWhenUsed="1"/>
-    <w:lsdException w:name="Table Grid 7" w:semiHidden="1" w:unhideWhenUsed="1"/>
-    <w:lsdException w:name="Table Grid 8" w:semiHidden="1" w:unhideWhenUsed="1"/>
-    <w:lsdException w:name="Table List 1" w:semiHidden="1" w:unhideWhenUsed="1"/>
-    <w:lsdException w:name="Table List 2" w:semiHidden="1" w:unhideWhenUsed="1"/>
-    <w:lsdException w:name="Table List 3" w:semiHidden="1" w:unhideWhenUsed="1"/>
-    <w:lsdException w:name="Table List 4" w:semiHidden="1" w:unhideWhenUsed="1"/>
-    <w:lsdException w:name="Table List 5" w:semiHidden="1" w:unhideWhenUsed="1"/>
-    <w:lsdException w:name="Table List 6" w:semiHidden="1" w:unhideWhenUsed="1"/>
-    <w:lsdException w:name="Table List 7" w:semiHidden="1" w:unhideWhenUsed="1"/>
-    <w:lsdException w:name="Table List 8" w:semiHidden="1" w:unhideWhenUsed="1"/>
-    <w:lsdException w:name="Table 3D effects 1" w:semiHidden="1" w:unhideWhenUsed="1"/>
-    <w:lsdException w:name="Table 3D effects 2" w:semiHidden="1" w:unhideWhenUsed="1"/>
-    <w:lsdException w:name="Table 3D effects 3" w:semiHidden="1" w:unhideWhenUsed="1"/>
-    <w:lsdException w:name="Table Contemporary" w:semiHidden="1" w:unhideWhenUsed="1"/>
-    <w:lsdException w:name="Table Elegant" w:semiHidden="1" w:unhideWhenUsed="1"/>
-    <w:lsdException w:name="Table Professional" w:semiHidden="1" w:unhideWhenUsed="1"/>
-    <w:lsdException w:name="Table Subtle 1" w:semiHidden="1" w:unhideWhenUsed="1"/>
-    <w:lsdException w:name="Table Subtle 2" w:semiHidden="1" w:unhideWhenUsed="1"/>
-    <w:lsdException w:name="Table Web 1" w:semiHidden="1" w:unhideWhenUsed="1"/>
-    <w:lsdException w:name="Table Web 2" w:semiHidden="1" w:unhideWhenUsed="1"/>
-    <w:lsdException w:name="Table Web 3" w:semiHidden="1" w:unhideWhenUsed="1"/>
-    <w:lsdException w:name="Balloon Text" w:semiHidden="1" w:unhideWhenUsed="1"/>
-    <w:lsdException w:name="Table Grid" w:uiPriority="39"/>
-    <w:lsdException w:name="Table Theme" w:semiHidden="1" w:unhideWhenUsed="1"/>
-    <w:lsdException w:name="Placeholder Text" w:semiHidden="1"/>
-    <w:lsdException w:name="No Spacing" w:uiPriority="1" w:qFormat="1"/>
-    <w:lsdException w:name="Light Shading" w:uiPriority="60"/>
-    <w:lsdException w:name="Light List" w:uiPriority="61"/>
-    <w:lsdException w:name="Light Grid" w:uiPriority="62"/>
-    <w:lsdException w:name="Medium Shading 1" w:uiPriority="63"/>
-    <w:lsdException w:name="Medium Shading 2" w:uiPriority="64"/>
-    <w:lsdException w:name="Medium List 1" w:uiPriority="65"/>
-    <w:lsdException w:name="Medium List 2" w:uiPriority="66"/>
-    <w:lsdException w:name="Medium Grid 1" w:uiPriority="67"/>
-    <w:lsdException w:name="Medium Grid 2" w:uiPriority="68"/>
-    <w:lsdException w:name="Medium Grid 3" w:uiPriority="69"/>
-    <w:lsdException w:name="Dark List" w:uiPriority="70"/>
-    <w:lsdException w:name="Colorful Shading" w:uiPriority="71"/>
-    <w:lsdException w:name="Colorful List" w:uiPriority="72"/>
-    <w:lsdException w:name="Colorful Grid" w:uiPriority="73"/>
-    <w:lsdException w:name="Light Shading Accent 1" w:uiPriority="60"/>
-    <w:lsdException w:name="Light List Accent 1" w:uiPriority="61"/>
-    <w:lsdException w:name="Light Grid Accent 1" w:uiPriority="62"/>
-    <w:lsdException w:name="Medium Shading 1 Accent 1" w:uiPriority="63"/>
-    <w:lsdException w:name="Medium Shading 2 Accent 1" w:uiPriority="64"/>
-    <w:lsdException w:name="Medium List 1 Accent 1" w:uiPriority="65"/>
-    <w:lsdException w:name="Revision" w:semiHidden="1"/>
-    <w:lsdException w:name="List Paragraph" w:uiPriority="34" w:qFormat="1"/>
-    <w:lsdException w:name="Quote" w:uiPriority="29" w:qFormat="1"/>
-    <w:lsdException w:name="Intense Quote" w:uiPriority="30" w:qFormat="1"/>
-    <w:lsdException w:name="Medium List 2 Accent 1" w:uiPriority="66"/>
-    <w:lsdException w:name="Medium Grid 1 Accent 1" w:uiPriority="67"/>
-    <w:lsdException w:name="Medium Grid 2 Accent 1" w:uiPriority="68"/>
-    <w:lsdException w:name="Medium Grid 3 Accent 1" w:uiPriority="69"/>
-    <w:lsdException w:name="Dark List Accent 1" w:uiPriority="70"/>
-    <w:lsdException w:name="Colorful Shading Accent 1" w:uiPriority="71"/>
-    <w:lsdException w:name="Colorful List Accent 1" w:uiPriority="72"/>
-    <w:lsdException w:name="Colorful Grid Accent 1" w:uiPriority="73"/>
-    <w:lsdException w:name="Light Shading Accent 2" w:uiPriority="60"/>
-    <w:lsdException w:name="Light List Accent 2" w:uiPriority="61"/>
-    <w:lsdException w:name="Light Grid Accent 2" w:uiPriority="62"/>
-    <w:lsdException w:name="Medium Shading 1 Accent 2" w:uiPriority="63"/>
-    <w:lsdException w:name="Medium Shading 2 Accent 2" w:uiPriority="64"/>
-    <w:lsdException w:name="Medium List 1 Accent 2" w:uiPriority="65"/>
-    <w:lsdException w:name="Medium List 2 Accent 2" w:uiPriority="66"/>
-    <w:lsdException w:name="Medium Grid 1 Accent 2" w:uiPriority="67"/>
-    <w:lsdException w:name="Medium Grid 2 Accent 2" w:uiPriority="68"/>
-    <w:lsdException w:name="Medium Grid 3 Accent 2" w:uiPriority="69"/>
-    <w:lsdException w:name="Dark List Accent 2" w:uiPriority="70"/>
-    <w:lsdException w:name="Colorful Shading Accent 2" w:uiPriority="71"/>
-    <w:lsdException w:name="Colorful List Accent 2" w:uiPriority="72"/>
-    <w:lsdException w:name="Colorful Grid Accent 2" w:uiPriority="73"/>
-    <w:lsdException w:name="Light Shading Accent 3" w:uiPriority="60"/>
-    <w:lsdException w:name="Light List Accent 3" w:uiPriority="61"/>
-    <w:lsdException w:name="Light Grid Accent 3" w:uiPriority="62"/>
-    <w:lsdException w:name="Medium Shading 1 Accent 3" w:uiPriority="63"/>
-    <w:lsdException w:name="Medium Shading 2 Accent 3" w:uiPriority="64"/>
-    <w:lsdException w:name="Medium List 1 Accent 3" w:uiPriority="65"/>
-    <w:lsdException w:name="Medium List 2 Accent 3" w:uiPriority="66"/>
-    <w:lsdException w:name="Medium Grid 1 Accent 3" w:uiPriority="67"/>
-    <w:lsdException w:name="Medium Grid 2 Accent 3" w:uiPriority="68"/>
-    <w:lsdException w:name="Medium Grid 3 Accent 3" w:uiPriority="69"/>
-    <w:lsdException w:name="Dark List Accent 3" w:uiPriority="70"/>
-    <w:lsdException w:name="Colorful Shading Accent 3" w:uiPriority="71"/>
-    <w:lsdException w:name="Colorful List Accent 3" w:uiPriority="72"/>
-    <w:lsdException w:name="Colorful Grid Accent 3" w:uiPriority="73"/>
-    <w:lsdException w:name="Light Shading Accent 4" w:uiPriority="60"/>
-    <w:lsdException w:name="Light List Accent 4" w:uiPriority="61"/>
-    <w:lsdException w:name="Light Grid Accent 4" w:uiPriority="62"/>
-    <w:lsdException w:name="Medium Shading 1 Accent 4" w:uiPriority="63"/>
-    <w:lsdException w:name="Medium Shading 2 Accent 4" w:uiPriority="64"/>
-    <w:lsdException w:name="Medium List 1 Accent 4" w:uiPriority="65"/>
-    <w:lsdException w:name="Medium List 2 Accent 4" w:uiPriority="66"/>
-    <w:lsdException w:name="Medium Grid 1 Accent 4" w:uiPriority="67"/>
-    <w:lsdException w:name="Medium Grid 2 Accent 4" w:uiPriority="68"/>
-    <w:lsdException w:name="Medium Grid 3 Accent 4" w:uiPriority="69"/>
-    <w:lsdException w:name="Dark List Accent 4" w:uiPriority="70"/>
-    <w:lsdException w:name="Colorful Shading Accent 4" w:uiPriority="71"/>
-    <w:lsdException w:name="Colorful List Accent 4" w:uiPriority="72"/>
-    <w:lsdException w:name="Colorful Grid Accent 4" w:uiPriority="73"/>
-    <w:lsdException w:name="Light Shading Accent 5" w:uiPriority="60"/>
-    <w:lsdException w:name="Light List Accent 5" w:uiPriority="61"/>
-    <w:lsdException w:name="Light Grid Accent 5" w:uiPriority="62"/>
-    <w:lsdException w:name="Medium Shading 1 Accent 5" w:uiPriority="63"/>
-    <w:lsdException w:name="Medium Shading 2 Accent 5" w:uiPriority="64"/>
-    <w:lsdException w:name="Medium List 1 Accent 5" w:uiPriority="65"/>
-    <w:lsdException w:name="Medium List 2 Accent 5" w:uiPriority="66"/>
-    <w:lsdException w:name="Medium Grid 1 Accent 5" w:uiPriority="67"/>
-    <w:lsdException w:name="Medium Grid 2 Accent 5" w:uiPriority="68"/>
-    <w:lsdException w:name="Medium Grid 3 Accent 5" w:uiPriority="69"/>
-    <w:lsdException w:name="Dark List Accent 5" w:uiPriority="70"/>
-    <w:lsdException w:name="Colorful Shading Accent 5" w:uiPriority="71"/>
-    <w:lsdException w:name="Colorful List Accent 5" w:uiPriority="72"/>
-    <w:lsdException w:name="Colorful Grid Accent 5" w:uiPriority="73"/>
-    <w:lsdException w:name="Light Shading Accent 6" w:uiPriority="60"/>
-    <w:lsdException w:name="Light List Accent 6" w:uiPriority="61"/>
-    <w:lsdException w:name="Light Grid Accent 6" w:uiPriority="62"/>
-    <w:lsdException w:name="Medium Shading 1 Accent 6" w:uiPriority="63"/>
-    <w:lsdException w:name="Medium Shading 2 Accent 6" w:uiPriority="64"/>
-    <w:lsdException w:name="Medium List 1 Accent 6" w:uiPriority="65"/>
-    <w:lsdException w:name="Medium List 2 Accent 6" w:uiPriority="66"/>
-    <w:lsdException w:name="Medium Grid 1 Accent 6" w:uiPriority="67"/>
-    <w:lsdException w:name="Medium Grid 2 Accent 6" w:uiPriority="68"/>
-    <w:lsdException w:name="Medium Grid 3 Accent 6" w:uiPriority="69"/>
-    <w:lsdException w:name="Dark List Accent 6" w:uiPriority="70"/>
-    <w:lsdException w:name="Colorful Shading Accent 6" w:uiPriority="71"/>
-    <w:lsdException w:name="Colorful List Accent 6" w:uiPriority="72"/>
-    <w:lsdException w:name="Colorful Grid Accent 6" w:uiPriority="73"/>
-    <w:lsdException w:name="Subtle Emphasis" w:uiPriority="19" w:qFormat="1"/>
-    <w:lsdException w:name="Intense Emphasis" w:uiPriority="21" w:qFormat="1"/>
-    <w:lsdException w:name="Subtle Reference" w:uiPriority="31" w:qFormat="1"/>
-    <w:lsdException w:name="Intense Reference" w:uiPriority="32" w:qFormat="1"/>
-    <w:lsdException w:name="Book Title" w:uiPriority="33" w:qFormat="1"/>
-    <w:lsdException w:name="Bibliography" w:semiHidden="1" w:uiPriority="37" w:unhideWhenUsed="1"/>
-    <w:lsdException w:name="TOC Heading" w:semiHidden="1" w:uiPriority="39" w:unhideWhenUsed="1" w:qFormat="1"/>
-    <w:lsdException w:name="Plain Table 1" w:uiPriority="41"/>
-    <w:lsdException w:name="Plain Table 2" w:uiPriority="42"/>
-    <w:lsdException w:name="Plain Table 3" w:uiPriority="43"/>
-    <w:lsdException w:name="Plain Table 4" w:uiPriority="44"/>
-    <w:lsdException w:name="Plain Table 5" w:uiPriority="45"/>
-    <w:lsdException w:name="Grid Table Light" w:uiPriority="40"/>
-    <w:lsdException w:name="Grid Table 1 Light" w:uiPriority="46"/>
-    <w:lsdException w:name="Grid Table 2" w:uiPriority="47"/>
-    <w:lsdException w:name="Grid Table 3" w:uiPriority="48"/>
-    <w:lsdException w:name="Grid Table 4" w:uiPriority="49"/>
-    <w:lsdException w:name="Grid Table 5 Dark" w:uiPriority="50"/>
-    <w:lsdException w:name="Grid Table 6 Colorful" w:uiPriority="51"/>
-    <w:lsdException w:name="Grid Table 7 Colorful" w:uiPriority="52"/>
-    <w:lsdException w:name="Grid Table 1 Light Accent 1" w:uiPriority="46"/>
-    <w:lsdException w:name="Grid Table 2 Accent 1" w:uiPriority="47"/>
-    <w:lsdException w:name="Grid Table 3 Accent 1" w:uiPriority="48"/>
-    <w:lsdException w:name="Grid Table 4 Accent 1" w:uiPriority="49"/>
-    <w:lsdException w:name="Grid Table 5 Dark Accent 1" w:uiPriority="50"/>
-    <w:lsdException w:name="Grid Table 6 Colorful Accent 1" w:uiPriority="51"/>
-    <w:lsdException w:name="Grid Table 7 Colorful Accent 1" w:uiPriority="52"/>
-    <w:lsdException w:name="Grid Table 1 Light Accent 2" w:uiPriority="46"/>
-    <w:lsdException w:name="Grid Table 2 Accent 2" w:uiPriority="47"/>
-    <w:lsdException w:name="Grid Table 3 Accent 2" w:uiPriority="48"/>
-    <w:lsdException w:name="Grid Table 4 Accent 2" w:uiPriority="49"/>
-    <w:lsdException w:name="Grid Table 5 Dark Accent 2" w:uiPriority="50"/>
-    <w:lsdException w:name="Grid Table 6 Colorful Accent 2" w:uiPriority="51"/>
-    <w:lsdException w:name="Grid Table 7 Colorful Accent 2" w:uiPriority="52"/>
-    <w:lsdException w:name="Grid Table 1 Light Accent 3" w:uiPriority="46"/>
-    <w:lsdException w:name="Grid Table 2 Accent 3" w:uiPriority="47"/>
-    <w:lsdException w:name="Grid Table 3 Accent 3" w:uiPriority="48"/>
-    <w:lsdException w:name="Grid Table 4 Accent 3" w:uiPriority="49"/>
-    <w:lsdException w:name="Grid Table 5 Dark Accent 3" w:uiPriority="50"/>
-    <w:lsdException w:name="Grid Table 6 Colorful Accent 3" w:uiPriority="51"/>
-    <w:lsdException w:name="Grid Table 7 Colorful Accent 3" w:uiPriority="52"/>
-    <w:lsdException w:name="Grid Table 1 Light Accent 4" w:uiPriority="46"/>
-    <w:lsdException w:name="Grid Table 2 Accent 4" w:uiPriority="47"/>
-    <w:lsdException w:name="Grid Table 3 Accent 4" w:uiPriority="48"/>
-    <w:lsdException w:name="Grid Table 4 Accent 4" w:uiPriority="49"/>
-    <w:lsdException w:name="Grid Table 5 Dark Accent 4" w:uiPriority="50"/>
-    <w:lsdException w:name="Grid Table 6 Colorful Accent 4" w:uiPriority="51"/>
-    <w:lsdException w:name="Grid Table 7 Colorful Accent 4" w:uiPriority="52"/>
-    <w:lsdException w:name="Grid Table 1 Light Accent 5" w:uiPriority="46"/>
-    <w:lsdException w:name="Grid Table 2 Accent 5" w:uiPriority="47"/>
-    <w:lsdException w:name="Grid Table 3 Accent 5" w:uiPriority="48"/>
-    <w:lsdException w:name="Grid Table 4 Accent 5" w:uiPriority="49"/>
-    <w:lsdException w:name="Grid Table 5 Dark Accent 5" w:uiPriority="50"/>
-    <w:lsdException w:name="Grid Table 6 Colorful Accent 5" w:uiPriority="51"/>
-    <w:lsdException w:name="Grid Table 7 Colorful Accent 5" w:uiPriority="52"/>
-    <w:lsdException w:name="Grid Table 1 Light Accent 6" w:uiPriority="46"/>
-    <w:lsdException w:name="Grid Table 2 Accent 6" w:uiPriority="47"/>
-    <w:lsdException w:name="Grid Table 3 Accent 6" w:uiPriority="48"/>
-    <w:lsdException w:name="Grid Table 4 Accent 6" w:uiPriority="49"/>
-    <w:lsdException w:name="Grid Table 5 Dark Accent 6" w:uiPriority="50"/>
-    <w:lsdException w:name="Grid Table 6 Colorful Accent 6" w:uiPriority="51"/>
-    <w:lsdException w:name="Grid Table 7 Colorful Accent 6" w:uiPriority="52"/>
-    <w:lsdException w:name="List Table 1 Light" w:uiPriority="46"/>
-    <w:lsdException w:name="List Table 2" w:uiPriority="47"/>
-    <w:lsdException w:name="List Table 3" w:uiPriority="48"/>
-    <w:lsdException w:name="List Table 4" w:uiPriority="49"/>
-    <w:lsdException w:name="List Table 5 Dark" w:uiPriority="50"/>
-    <w:lsdException w:name="List Table 6 Colorful" w:uiPriority="51"/>
-    <w:lsdException w:name="List Table 7 Colorful" w:uiPriority="52"/>
-    <w:lsdException w:name="List Table 1 Light Accent 1" w:uiPriority="46"/>
-    <w:lsdException w:name="List Table 2 Accent 1" w:uiPriority="47"/>
-    <w:lsdException w:name="List Table 3 Accent 1" w:uiPriority="48"/>
-    <w:lsdException w:name="List Table 4 Accent 1" w:uiPriority="49"/>
-    <w:lsdException w:name="List Table 5 Dark Accent 1" w:uiPriority="50"/>
-    <w:lsdException w:name="List Table 6 Colorful Accent 1" w:uiPriority="51"/>
-    <w:lsdException w:name="List Table 7 Colorful Accent 1" w:uiPriority="52"/>
-    <w:lsdException w:name="List Table 1 Light Accent 2" w:uiPriority="46"/>
-    <w:lsdException w:name="List Table 2 Accent 2" w:uiPriority="47"/>
-    <w:lsdException w:name="List Table 3 Accent 2" w:uiPriority="48"/>
-    <w:lsdException w:name="List Table 4 Accent 2" w:uiPriority="49"/>
-    <w:lsdException w:name="List Table 5 Dark Accent 2" w:uiPriority="50"/>
-    <w:lsdException w:name="List Table 6 Colorful Accent 2" w:uiPriority="51"/>
-    <w:lsdException w:name="List Table 7 Colorful Accent 2" w:uiPriority="52"/>
-    <w:lsdException w:name="List Table 1 Light Accent 3" w:uiPriority="46"/>
-    <w:lsdException w:name="List Table 2 Accent 3" w:uiPriority="47"/>
-    <w:lsdException w:name="List Table 3 Accent 3" w:uiPriority="48"/>
-    <w:lsdException w:name="List Table 4 Accent 3" w:uiPriority="49"/>
-    <w:lsdException w:name="List Table 5 Dark Accent 3" w:uiPriority="50"/>
-    <w:lsdException w:name="List Table 6 Colorful Accent 3" w:uiPriority="51"/>
-    <w:lsdException w:name="List Table 7 Colorful Accent 3" w:uiPriority="52"/>
-    <w:lsdException w:name="List Table 1 Light Accent 4" w:uiPriority="46"/>
-    <w:lsdException w:name="List Table 2 Accent 4" w:uiPriority="47"/>
-    <w:lsdException w:name="List Table 3 Accent 4" w:uiPriority="48"/>
-    <w:lsdException w:name="List Table 4 Accent 4" w:uiPriority="49"/>
-    <w:lsdException w:name="List Table 5 Dark Accent 4" w:uiPriority="50"/>
-    <w:lsdException w:name="List Table 6 Colorful Accent 4" w:uiPriority="51"/>
-    <w:lsdException w:name="List Table 7 Colorful Accent 4" w:uiPriority="52"/>
-    <w:lsdException w:name="List Table 1 Light Accent 5" w:uiPriority="46"/>
-    <w:lsdException w:name="List Table 2 Accent 5" w:uiPriority="47"/>
-    <w:lsdException w:name="List Table 3 Accent 5" w:uiPriority="48"/>
-    <w:lsdException w:name="List Table 4 Accent 5" w:uiPriority="49"/>
-    <w:lsdException w:name="List Table 5 Dark Accent 5" w:uiPriority="50"/>
-    <w:lsdException w:name="List Table 6 Colorful Accent 5" w:uiPriority="51"/>
-    <w:lsdException w:name="List Table 7 Colorful Accent 5" w:uiPriority="52"/>
-    <w:lsdException w:name="List Table 1 Light Accent 6" w:uiPriority="46"/>
-    <w:lsdException w:name="List Table 2 Accent 6" w:uiPriority="47"/>
-    <w:lsdException w:name="List Table 3 Accent 6" w:uiPriority="48"/>
-    <w:lsdException w:name="List Table 4 Accent 6" w:uiPriority="49"/>
-    <w:lsdException w:name="List Table 5 Dark Accent 6" w:uiPriority="50"/>
-    <w:lsdException w:name="List Table 6 Colorful Accent 6" w:uiPriority="51"/>
-    <w:lsdException w:name="List Table 7 Colorful Accent 6" w:uiPriority="52"/>
-    <w:lsdException w:name="Mention" w:semiHidden="1" w:unhideWhenUsed="1"/>
-    <w:lsdException w:name="Smart Hyperlink" w:semiHidden="1" w:unhideWhenUsed="1"/>
-    <w:lsdException w:name="Hashtag" w:semiHidden="1" w:unhideWhenUsed="1"/>
-    <w:lsdException w:name="Unresolved Mention" w:semiHidden="1" w:unhideWhenUsed="1"/>
-    <w:lsdException w:name="Smart Link" w:semiHidden="1" w:unhideWhenUsed="1"/>
-  </w:latentStyles>
+  <w:style w:type="paragraph" w:styleId="NoSpacing">
+    <w:name w:val="No Spacing"/>
+    <w:uiPriority w:val="1"/>
+    <w:qFormat w:val="on"/>
+    <w:pPr>
+      <w:spacing w:beforeAutospacing="0" w:after="0" w:afterAutospacing="0" w:line="240" w:lineRule="auto"/>
+    </w:pPr>
+  </w:style>
+  <w:style w:type="character" w:styleId="SubtleEmphasis">
+    <w:name w:val="Subtle Emphasis"/>
+    <w:basedOn w:val="DefaultParagraphFont"/>
+    <w:uiPriority w:val="19"/>
+    <w:qFormat w:val="on"/>
+    <w:rPr>
+      <w:i/>
+      <w:iCs/>
+      <w:color w:val="808080" w:themeColor="text1" w:themeTint="7f"/>
+    </w:rPr>
+  </w:style>
+  <w:style w:type="character" w:styleId="Emphasis">
+    <w:name w:val="Emphasis"/>
+    <w:basedOn w:val="DefaultParagraphFont"/>
+    <w:uiPriority w:val="20"/>
+    <w:qFormat w:val="on"/>
+    <w:rPr>
+      <w:i/>
+      <w:iCs/>
+    </w:rPr>
+  </w:style>
+  <w:style w:type="character" w:styleId="SubtleReference">
+    <w:name w:val="Subtle Reference"/>
+    <w:basedOn w:val="DefaultParagraphFont"/>
+    <w:uiPriority w:val="31"/>
+    <w:qFormat w:val="on"/>
+    <w:rPr>
+      <w:smallCaps/>
+      <w:color w:val="e97132" w:themeColor="accent2"/>
+      <w:u w:val="single"/>
+    </w:rPr>
+  </w:style>
+  <w:style w:type="character" w:styleId="BookTitle">
+    <w:name w:val="Book Title"/>
+    <w:basedOn w:val="DefaultParagraphFont"/>
+    <w:uiPriority w:val="33"/>
+    <w:qFormat w:val="on"/>
+    <w:rPr>
+      <w:b/>
+      <w:bCs/>
+      <w:smallCaps/>
+      <w:spacing w:val="5"/>
+    </w:rPr>
+  </w:style>
+  <w:style w:type="paragraph" w:styleId="Footnotetext">
+    <w:name w:val="Footnote text"/>
+    <w:basedOn w:val="Normal"/>
+    <w:link w:val="FootnoteTextChar"/>
+    <w:uiPriority w:val="99"/>
+    <w:semiHidden w:val="on"/>
+    <w:unhideWhenUsed w:val="on"/>
+    <w:pPr>
+      <w:spacing w:beforeAutospacing="0" w:after="0" w:afterAutospacing="0" w:line="240" w:lineRule="auto"/>
+    </w:pPr>
+    <w:rPr>
+      <w:sz w:val="20"/>
+      <w:szCs w:val="20"/>
+    </w:rPr>
+  </w:style>
+  <w:style w:type="character" w:customStyle="1" w:styleId="FootnoteTextChar">
+    <w:name w:val="Footnote Text Char"/>
+    <w:basedOn w:val="DefaultParagraphFont"/>
+    <w:link w:val="Footnotetext"/>
+    <w:uiPriority w:val="99"/>
+    <w:semiHidden w:val="on"/>
+    <w:rPr>
+      <w:sz w:val="20"/>
+      <w:szCs w:val="20"/>
+    </w:rPr>
+  </w:style>
+  <w:style w:type="character" w:styleId="Footnotereference">
+    <w:name w:val="Footnote reference"/>
+    <w:basedOn w:val="DefaultParagraphFont"/>
+    <w:uiPriority w:val="99"/>
+    <w:semiHidden w:val="on"/>
+    <w:unhideWhenUsed w:val="on"/>
+    <w:rPr>
+      <w:vertAlign w:val="superscript"/>
+    </w:rPr>
+  </w:style>
+  <w:style w:type="paragraph" w:styleId="Endnotetext">
+    <w:name w:val="Endnote text"/>
+    <w:basedOn w:val="Normal"/>
+    <w:link w:val="EndnoteTextChar"/>
+    <w:uiPriority w:val="99"/>
+    <w:semiHidden w:val="on"/>
+    <w:unhideWhenUsed w:val="on"/>
+    <w:pPr>
+      <w:spacing w:beforeAutospacing="0" w:after="0" w:afterAutospacing="0" w:line="240" w:lineRule="auto"/>
+    </w:pPr>
+    <w:rPr>
+      <w:sz w:val="20"/>
+      <w:szCs w:val="20"/>
+    </w:rPr>
+  </w:style>
+  <w:style w:type="character" w:customStyle="1" w:styleId="EndnoteTextChar">
+    <w:name w:val="Endnote Text Char"/>
+    <w:basedOn w:val="DefaultParagraphFont"/>
+    <w:link w:val="Endnotetext"/>
+    <w:uiPriority w:val="99"/>
+    <w:semiHidden w:val="on"/>
+    <w:rPr>
+      <w:sz w:val="20"/>
+      <w:szCs w:val="20"/>
+    </w:rPr>
+  </w:style>
+  <w:style w:type="character" w:styleId="Endnotereference">
+    <w:name w:val="Endnote reference"/>
+    <w:basedOn w:val="DefaultParagraphFont"/>
+    <w:uiPriority w:val="99"/>
+    <w:semiHidden w:val="on"/>
+    <w:unhideWhenUsed w:val="on"/>
+    <w:rPr>
+      <w:vertAlign w:val="superscript"/>
+    </w:rPr>
+  </w:style>
+  <w:style w:type="character" w:styleId="Hyperlink">
+    <w:name w:val="Hyperlink"/>
+    <w:basedOn w:val="DefaultParagraphFont"/>
+    <w:uiPriority w:val="99"/>
+    <w:unhideWhenUsed w:val="on"/>
+    <w:rPr>
+      <w:color w:val="467886" w:themeColor="hyperlink"/>
+      <w:u w:val="single"/>
+    </w:rPr>
+  </w:style>
+  <w:style w:type="character" w:styleId="FollowedHyperlink">
+    <w:name w:val="FollowedHyperlink"/>
+    <w:basedOn w:val="DefaultParagraphFont"/>
+    <w:uiPriority w:val="99"/>
+    <w:semiHidden w:val="on"/>
+    <w:unhideWhenUsed w:val="on"/>
+    <w:rPr>
+      <w:color w:val="96607d" w:themeColor="followedHyperlink"/>
+      <w:u w:val="single"/>
+    </w:rPr>
+  </w:style>
+  <w:style w:type="paragraph" w:styleId="PlainText">
+    <w:name w:val="Plain Text"/>
+    <w:basedOn w:val="Normal"/>
+    <w:link w:val="PlainTextChar"/>
+    <w:uiPriority w:val="99"/>
+    <w:semiHidden w:val="on"/>
+    <w:unhideWhenUsed w:val="on"/>
+    <w:pPr>
+      <w:spacing w:beforeAutospacing="0" w:after="0" w:afterAutospacing="0" w:line="240" w:lineRule="auto"/>
+    </w:pPr>
+    <w:rPr>
+      <w:rFonts w:ascii="Courier New" w:cs="Courier New" w:hAnsi="Courier New"/>
+      <w:sz w:val="21"/>
+      <w:szCs w:val="21"/>
+    </w:rPr>
+  </w:style>
+  <w:style w:type="character" w:customStyle="1" w:styleId="PlainTextChar">
+    <w:name w:val="Plain Text Char"/>
+    <w:basedOn w:val="DefaultParagraphFont"/>
+    <w:link w:val="PlainText"/>
+    <w:uiPriority w:val="99"/>
+    <w:rPr>
+      <w:rFonts w:ascii="Courier New" w:cs="Courier New" w:hAnsi="Courier New"/>
+      <w:sz w:val="21"/>
+      <w:szCs w:val="21"/>
+    </w:rPr>
+  </w:style>
+  <w:style w:type="paragraph" w:styleId="Header">
+    <w:name w:val="Header"/>
+    <w:basedOn w:val="Normal"/>
+    <w:link w:val="HeaderChar"/>
+    <w:uiPriority w:val="99"/>
+    <w:unhideWhenUsed w:val="on"/>
+    <w:pPr>
+      <w:spacing w:beforeAutospacing="0" w:after="0" w:afterAutospacing="0" w:line="240" w:lineRule="auto"/>
+    </w:pPr>
+  </w:style>
+  <w:style w:type="character" w:customStyle="1" w:styleId="HeaderChar">
+    <w:name w:val="Header Char"/>
+    <w:basedOn w:val="DefaultParagraphFont"/>
+    <w:link w:val="Header"/>
+    <w:uiPriority w:val="99"/>
+  </w:style>
+  <w:style w:type="paragraph" w:styleId="Footer">
+    <w:name w:val="Footer"/>
+    <w:basedOn w:val="Normal"/>
+    <w:link w:val="FooterChar"/>
+    <w:uiPriority w:val="99"/>
+    <w:unhideWhenUsed w:val="on"/>
+    <w:pPr>
+      <w:spacing w:beforeAutospacing="0" w:after="0" w:afterAutospacing="0" w:line="240" w:lineRule="auto"/>
+    </w:pPr>
+  </w:style>
+  <w:style w:type="character" w:customStyle="1" w:styleId="FooterChar">
+    <w:name w:val="Footer Char"/>
+    <w:basedOn w:val="DefaultParagraphFont"/>
+    <w:link w:val="Footer"/>
+    <w:uiPriority w:val="99"/>
+  </w:style>
+  <w:style w:type="paragraph" w:styleId="Caption">
+    <w:name w:val="Caption"/>
+    <w:basedOn w:val="Normal"/>
+    <w:next w:val="Normal"/>
+    <w:uiPriority w:val="35"/>
+    <w:unhideWhenUsed w:val="on"/>
+    <w:qFormat w:val="on"/>
+    <w:pPr>
+      <w:spacing w:beforeAutospacing="0" w:after="200" w:afterAutospacing="0" w:line="240" w:lineRule="auto"/>
+    </w:pPr>
+    <w:rPr>
+      <w:i/>
+      <w:iCs/>
+      <w:color w:val="0e2841" w:themeColor="text2"/>
+      <w:sz w:val="18"/>
+      <w:szCs w:val="18"/>
+    </w:rPr>
+  </w:style>
   <w:style w:type="paragraph" w:default="1" w:styleId="Normal">
     <w:name w:val="Normal"/>
-    <w:qFormat/>
+    <w:uiPriority w:val="99"/>
+    <w:qFormat w:val="on"/>
   </w:style>
   <w:style w:type="paragraph" w:styleId="Heading1">
-    <w:name w:val="heading 1"/>
+    <w:name w:val="Heading 1"/>
     <w:basedOn w:val="Normal"/>
     <w:next w:val="Normal"/>
     <w:link w:val="Heading1Char"/>
     <w:uiPriority w:val="9"/>
-    <w:qFormat/>
-    <w:rsid w:val="00A04207"/>
+    <w:qFormat w:val="on"/>
     <w:pPr>
-      <w:keepNext/>
-      <w:keepLines/>
-      <w:spacing w:before="360" w:after="80"/>
-      <w:outlineLvl w:val="0"/>
+      <w:keepNext w:val="on"/>
+      <w:keepLines w:val="on"/>
+      <w:spacing w:before="360" w:beforeAutospacing="0" w:after="80" w:afterAutospacing="0"/>
     </w:pPr>
     <w:rPr>
-      <w:rFonts w:asciiTheme="majorHAnsi" w:eastAsiaTheme="majorEastAsia" w:hAnsiTheme="majorHAnsi" w:cstheme="majorBidi"/>
-      <w:color w:val="0F4761" w:themeColor="accent1" w:themeShade="BF"/>
+      <w:rFonts w:asciiTheme="majorHAnsi" w:cstheme="majorBidi" w:eastAsiaTheme="majorEastAsia" w:hAnsiTheme="majorHAnsi"/>
+      <w:color w:val="104760" w:themeColor="accent1" w:themeShade="bf"/>
       <w:sz w:val="40"/>
       <w:szCs w:val="50"/>
     </w:rPr>
   </w:style>
   <w:style w:type="paragraph" w:styleId="Heading2">
-    <w:name w:val="heading 2"/>
+    <w:name w:val="Heading 2"/>
     <w:basedOn w:val="Normal"/>
     <w:next w:val="Normal"/>
     <w:link w:val="Heading2Char"/>
     <w:uiPriority w:val="9"/>
-    <w:semiHidden/>
-    <w:unhideWhenUsed/>
-    <w:qFormat/>
-    <w:rsid w:val="00A04207"/>
+    <w:semiHidden w:val="on"/>
+    <w:unhideWhenUsed w:val="on"/>
+    <w:qFormat w:val="on"/>
     <w:pPr>
-      <w:keepNext/>
-      <w:keepLines/>
-      <w:spacing w:before="160" w:after="80"/>
-      <w:outlineLvl w:val="1"/>
+      <w:keepNext w:val="on"/>
+      <w:keepLines w:val="on"/>
+      <w:spacing w:before="160" w:beforeAutospacing="0" w:after="80" w:afterAutospacing="0"/>
     </w:pPr>
     <w:rPr>
-      <w:rFonts w:asciiTheme="majorHAnsi" w:eastAsiaTheme="majorEastAsia" w:hAnsiTheme="majorHAnsi" w:cstheme="majorBidi"/>
-      <w:color w:val="0F4761" w:themeColor="accent1" w:themeShade="BF"/>
+      <w:rFonts w:asciiTheme="majorHAnsi" w:cstheme="majorBidi" w:eastAsiaTheme="majorEastAsia" w:hAnsiTheme="majorHAnsi"/>
+      <w:color w:val="104760" w:themeColor="accent1" w:themeShade="bf"/>
       <w:sz w:val="32"/>
       <w:szCs w:val="40"/>
     </w:rPr>
   </w:style>
   <w:style w:type="paragraph" w:styleId="Heading3">
-    <w:name w:val="heading 3"/>
+    <w:name w:val="Heading 3"/>
     <w:basedOn w:val="Normal"/>
     <w:next w:val="Normal"/>
     <w:link w:val="Heading3Char"/>
     <w:uiPriority w:val="9"/>
-    <w:semiHidden/>
-    <w:unhideWhenUsed/>
-    <w:qFormat/>
-    <w:rsid w:val="00A04207"/>
+    <w:semiHidden w:val="on"/>
+    <w:unhideWhenUsed w:val="on"/>
+    <w:qFormat w:val="on"/>
     <w:pPr>
-      <w:keepNext/>
-      <w:keepLines/>
-      <w:spacing w:before="160" w:after="80"/>
-      <w:outlineLvl w:val="2"/>
+      <w:keepNext w:val="on"/>
+      <w:keepLines w:val="on"/>
+      <w:spacing w:before="160" w:beforeAutospacing="0" w:after="80" w:afterAutospacing="0"/>
     </w:pPr>
     <w:rPr>
-      <w:rFonts w:eastAsiaTheme="majorEastAsia" w:cstheme="majorBidi"/>
-      <w:color w:val="0F4761" w:themeColor="accent1" w:themeShade="BF"/>
+      <w:rFonts w:cstheme="majorBidi" w:eastAsiaTheme="majorEastAsia"/>
+      <w:color w:val="104760" w:themeColor="accent1" w:themeShade="bf"/>
       <w:sz w:val="28"/>
       <w:szCs w:val="35"/>
     </w:rPr>
   </w:style>
   <w:style w:type="paragraph" w:styleId="Heading4">
-    <w:name w:val="heading 4"/>
+    <w:name w:val="Heading 4"/>
     <w:basedOn w:val="Normal"/>
     <w:next w:val="Normal"/>
     <w:link w:val="Heading4Char"/>
     <w:uiPriority w:val="9"/>
-    <w:semiHidden/>
-    <w:unhideWhenUsed/>
-    <w:qFormat/>
-    <w:rsid w:val="00A04207"/>
+    <w:semiHidden w:val="on"/>
+    <w:unhideWhenUsed w:val="on"/>
+    <w:qFormat w:val="on"/>
     <w:pPr>
-      <w:keepNext/>
-      <w:keepLines/>
-      <w:spacing w:before="80" w:after="40"/>
-      <w:outlineLvl w:val="3"/>
+      <w:keepNext w:val="on"/>
+      <w:keepLines w:val="on"/>
+      <w:spacing w:before="80" w:beforeAutospacing="0" w:after="40" w:afterAutospacing="0"/>
     </w:pPr>
     <w:rPr>
-      <w:rFonts w:eastAsiaTheme="majorEastAsia" w:cstheme="majorBidi"/>
+      <w:rFonts w:cstheme="majorBidi" w:eastAsiaTheme="majorEastAsia"/>
       <w:i/>
       <w:iCs/>
-      <w:color w:val="0F4761" w:themeColor="accent1" w:themeShade="BF"/>
+      <w:color w:val="104760" w:themeColor="accent1" w:themeShade="bf"/>
     </w:rPr>
   </w:style>
   <w:style w:type="paragraph" w:styleId="Heading5">
-    <w:name w:val="heading 5"/>
+    <w:name w:val="Heading 5"/>
     <w:basedOn w:val="Normal"/>
     <w:next w:val="Normal"/>
     <w:link w:val="Heading5Char"/>
     <w:uiPriority w:val="9"/>
-    <w:semiHidden/>
-    <w:unhideWhenUsed/>
-    <w:qFormat/>
-    <w:rsid w:val="00A04207"/>
+    <w:semiHidden w:val="on"/>
+    <w:unhideWhenUsed w:val="on"/>
+    <w:qFormat w:val="on"/>
     <w:pPr>
-      <w:keepNext/>
-      <w:keepLines/>
-      <w:spacing w:before="80" w:after="40"/>
-      <w:outlineLvl w:val="4"/>
+      <w:keepNext w:val="on"/>
+      <w:keepLines w:val="on"/>
+      <w:spacing w:before="80" w:beforeAutospacing="0" w:after="40" w:afterAutospacing="0"/>
     </w:pPr>
     <w:rPr>
-      <w:rFonts w:eastAsiaTheme="majorEastAsia" w:cstheme="majorBidi"/>
-      <w:color w:val="0F4761" w:themeColor="accent1" w:themeShade="BF"/>
+      <w:rFonts w:cstheme="majorBidi" w:eastAsiaTheme="majorEastAsia"/>
+      <w:color w:val="104760" w:themeColor="accent1" w:themeShade="bf"/>
     </w:rPr>
   </w:style>
   <w:style w:type="paragraph" w:styleId="Heading6">
-    <w:name w:val="heading 6"/>
+    <w:name w:val="Heading 6"/>
     <w:basedOn w:val="Normal"/>
     <w:next w:val="Normal"/>
     <w:link w:val="Heading6Char"/>
     <w:uiPriority w:val="9"/>
-    <w:semiHidden/>
-    <w:unhideWhenUsed/>
-    <w:qFormat/>
-    <w:rsid w:val="00A04207"/>
+    <w:semiHidden w:val="on"/>
+    <w:unhideWhenUsed w:val="on"/>
+    <w:qFormat w:val="on"/>
     <w:pPr>
-      <w:keepNext/>
-      <w:keepLines/>
-      <w:spacing w:before="40" w:after="0"/>
-      <w:outlineLvl w:val="5"/>
+      <w:keepNext w:val="on"/>
+      <w:keepLines w:val="on"/>
+      <w:spacing w:before="40" w:beforeAutospacing="0" w:after="0" w:afterAutospacing="0"/>
     </w:pPr>
     <w:rPr>
-      <w:rFonts w:eastAsiaTheme="majorEastAsia" w:cstheme="majorBidi"/>
+      <w:rFonts w:cstheme="majorBidi" w:eastAsiaTheme="majorEastAsia"/>
       <w:i/>
       <w:iCs/>
-      <w:color w:val="595959" w:themeColor="text1" w:themeTint="A6"/>
+      <w:color w:val="595959" w:themeColor="text1" w:themeTint="a6"/>
     </w:rPr>
   </w:style>
   <w:style w:type="paragraph" w:styleId="Heading7">
-    <w:name w:val="heading 7"/>
+    <w:name w:val="Heading 7"/>
     <w:basedOn w:val="Normal"/>
     <w:next w:val="Normal"/>
     <w:link w:val="Heading7Char"/>
     <w:uiPriority w:val="9"/>
-    <w:semiHidden/>
-    <w:unhideWhenUsed/>
-    <w:qFormat/>
-    <w:rsid w:val="00A04207"/>
+    <w:semiHidden w:val="on"/>
+    <w:unhideWhenUsed w:val="on"/>
+    <w:qFormat w:val="on"/>
     <w:pPr>
-      <w:keepNext/>
-      <w:keepLines/>
-      <w:spacing w:before="40" w:after="0"/>
-      <w:outlineLvl w:val="6"/>
+      <w:keepNext w:val="on"/>
+      <w:keepLines w:val="on"/>
+      <w:spacing w:before="40" w:beforeAutospacing="0" w:after="0" w:afterAutospacing="0"/>
     </w:pPr>
     <w:rPr>
-      <w:rFonts w:eastAsiaTheme="majorEastAsia" w:cstheme="majorBidi"/>
-      <w:color w:val="595959" w:themeColor="text1" w:themeTint="A6"/>
+      <w:rFonts w:cstheme="majorBidi" w:eastAsiaTheme="majorEastAsia"/>
+      <w:color w:val="595959" w:themeColor="text1" w:themeTint="a6"/>
     </w:rPr>
   </w:style>
   <w:style w:type="paragraph" w:styleId="Heading8">
-    <w:name w:val="heading 8"/>
+    <w:name w:val="Heading 8"/>
     <w:basedOn w:val="Normal"/>
     <w:next w:val="Normal"/>
     <w:link w:val="Heading8Char"/>
     <w:uiPriority w:val="9"/>
-    <w:semiHidden/>
-    <w:unhideWhenUsed/>
-    <w:qFormat/>
-    <w:rsid w:val="00A04207"/>
+    <w:semiHidden w:val="on"/>
+    <w:unhideWhenUsed w:val="on"/>
+    <w:qFormat w:val="on"/>
     <w:pPr>
-      <w:keepNext/>
-      <w:keepLines/>
-      <w:spacing w:after="0"/>
-      <w:outlineLvl w:val="7"/>
+      <w:keepNext w:val="on"/>
+      <w:keepLines w:val="on"/>
+      <w:spacing w:beforeAutospacing="0" w:after="0" w:afterAutospacing="0"/>
     </w:pPr>
     <w:rPr>
-      <w:rFonts w:eastAsiaTheme="majorEastAsia" w:cstheme="majorBidi"/>
+      <w:rFonts w:cstheme="majorBidi" w:eastAsiaTheme="majorEastAsia"/>
       <w:i/>
       <w:iCs/>
-      <w:color w:val="272727" w:themeColor="text1" w:themeTint="D8"/>
+      <w:color w:val="272727" w:themeColor="text1" w:themeTint="d8"/>
     </w:rPr>
   </w:style>
   <w:style w:type="paragraph" w:styleId="Heading9">
-    <w:name w:val="heading 9"/>
+    <w:name w:val="Heading 9"/>
     <w:basedOn w:val="Normal"/>
     <w:next w:val="Normal"/>
     <w:link w:val="Heading9Char"/>
     <w:uiPriority w:val="9"/>
-    <w:semiHidden/>
-    <w:unhideWhenUsed/>
-    <w:qFormat/>
-    <w:rsid w:val="00A04207"/>
+    <w:semiHidden w:val="on"/>
+    <w:unhideWhenUsed w:val="on"/>
+    <w:qFormat w:val="on"/>
     <w:pPr>
-      <w:keepNext/>
-      <w:keepLines/>
-      <w:spacing w:after="0"/>
-      <w:outlineLvl w:val="8"/>
+      <w:keepNext w:val="on"/>
+      <w:keepLines w:val="on"/>
+      <w:spacing w:beforeAutospacing="0" w:after="0" w:afterAutospacing="0"/>
     </w:pPr>
     <w:rPr>
-      <w:rFonts w:eastAsiaTheme="majorEastAsia" w:cstheme="majorBidi"/>
-      <w:color w:val="272727" w:themeColor="text1" w:themeTint="D8"/>
+      <w:rFonts w:cstheme="majorBidi" w:eastAsiaTheme="majorEastAsia"/>
+      <w:color w:val="272727" w:themeColor="text1" w:themeTint="d8"/>
     </w:rPr>
   </w:style>
   <w:style w:type="character" w:default="1" w:styleId="DefaultParagraphFont">
     <w:name w:val="Default Paragraph Font"/>
     <w:uiPriority w:val="1"/>
-    <w:unhideWhenUsed/>
-  </w:style>
-  <w:style w:type="table" w:default="1" w:styleId="TableNormal">
+    <w:unhideWhenUsed w:val="on"/>
+  </w:style>
+  <w:style w:type="table" w:default="1" w:styleId="NormalTable">
     <w:name w:val="Normal Table"/>
     <w:uiPriority w:val="99"/>
-    <w:semiHidden/>
-    <w:unhideWhenUsed/>
+    <w:semiHidden w:val="on"/>
+    <w:unhideWhenUsed w:val="on"/>
     <w:tblPr>
       <w:tblInd w:w="0" w:type="dxa"/>
       <w:tblCellMar>
@@ -4474,18 +4207,17 @@
   <w:style w:type="numbering" w:default="1" w:styleId="NoList">
     <w:name w:val="No List"/>
     <w:uiPriority w:val="99"/>
-    <w:semiHidden/>
-    <w:unhideWhenUsed/>
+    <w:semiHidden w:val="on"/>
+    <w:unhideWhenUsed w:val="on"/>
   </w:style>
   <w:style w:type="character" w:customStyle="1" w:styleId="Heading1Char">
     <w:name w:val="Heading 1 Char"/>
     <w:basedOn w:val="DefaultParagraphFont"/>
     <w:link w:val="Heading1"/>
     <w:uiPriority w:val="9"/>
-    <w:rsid w:val="00A04207"/>
     <w:rPr>
-      <w:rFonts w:asciiTheme="majorHAnsi" w:eastAsiaTheme="majorEastAsia" w:hAnsiTheme="majorHAnsi" w:cstheme="majorBidi"/>
-      <w:color w:val="0F4761" w:themeColor="accent1" w:themeShade="BF"/>
+      <w:rFonts w:asciiTheme="majorHAnsi" w:cstheme="majorBidi" w:eastAsiaTheme="majorEastAsia" w:hAnsiTheme="majorHAnsi"/>
+      <w:color w:val="104760" w:themeColor="accent1" w:themeShade="bf"/>
       <w:sz w:val="40"/>
       <w:szCs w:val="50"/>
     </w:rPr>
@@ -4495,11 +4227,10 @@
     <w:basedOn w:val="DefaultParagraphFont"/>
     <w:link w:val="Heading2"/>
     <w:uiPriority w:val="9"/>
-    <w:semiHidden/>
-    <w:rsid w:val="00A04207"/>
+    <w:semiHidden w:val="on"/>
     <w:rPr>
-      <w:rFonts w:asciiTheme="majorHAnsi" w:eastAsiaTheme="majorEastAsia" w:hAnsiTheme="majorHAnsi" w:cstheme="majorBidi"/>
-      <w:color w:val="0F4761" w:themeColor="accent1" w:themeShade="BF"/>
+      <w:rFonts w:asciiTheme="majorHAnsi" w:cstheme="majorBidi" w:eastAsiaTheme="majorEastAsia" w:hAnsiTheme="majorHAnsi"/>
+      <w:color w:val="104760" w:themeColor="accent1" w:themeShade="bf"/>
       <w:sz w:val="32"/>
       <w:szCs w:val="40"/>
     </w:rPr>
@@ -4509,11 +4240,10 @@
     <w:basedOn w:val="DefaultParagraphFont"/>
     <w:link w:val="Heading3"/>
     <w:uiPriority w:val="9"/>
-    <w:semiHidden/>
-    <w:rsid w:val="00A04207"/>
+    <w:semiHidden w:val="on"/>
     <w:rPr>
-      <w:rFonts w:eastAsiaTheme="majorEastAsia" w:cstheme="majorBidi"/>
-      <w:color w:val="0F4761" w:themeColor="accent1" w:themeShade="BF"/>
+      <w:rFonts w:cstheme="majorBidi" w:eastAsiaTheme="majorEastAsia"/>
+      <w:color w:val="104760" w:themeColor="accent1" w:themeShade="bf"/>
       <w:sz w:val="28"/>
       <w:szCs w:val="35"/>
     </w:rPr>
@@ -4523,13 +4253,12 @@
     <w:basedOn w:val="DefaultParagraphFont"/>
     <w:link w:val="Heading4"/>
     <w:uiPriority w:val="9"/>
-    <w:semiHidden/>
-    <w:rsid w:val="00A04207"/>
+    <w:semiHidden w:val="on"/>
     <w:rPr>
-      <w:rFonts w:eastAsiaTheme="majorEastAsia" w:cstheme="majorBidi"/>
+      <w:rFonts w:cstheme="majorBidi" w:eastAsiaTheme="majorEastAsia"/>
       <w:i/>
       <w:iCs/>
-      <w:color w:val="0F4761" w:themeColor="accent1" w:themeShade="BF"/>
+      <w:color w:val="104760" w:themeColor="accent1" w:themeShade="bf"/>
     </w:rPr>
   </w:style>
   <w:style w:type="character" w:customStyle="1" w:styleId="Heading5Char">
@@ -4537,11 +4266,10 @@
     <w:basedOn w:val="DefaultParagraphFont"/>
     <w:link w:val="Heading5"/>
     <w:uiPriority w:val="9"/>
-    <w:semiHidden/>
-    <w:rsid w:val="00A04207"/>
+    <w:semiHidden w:val="on"/>
     <w:rPr>
-      <w:rFonts w:eastAsiaTheme="majorEastAsia" w:cstheme="majorBidi"/>
-      <w:color w:val="0F4761" w:themeColor="accent1" w:themeShade="BF"/>
+      <w:rFonts w:cstheme="majorBidi" w:eastAsiaTheme="majorEastAsia"/>
+      <w:color w:val="104760" w:themeColor="accent1" w:themeShade="bf"/>
     </w:rPr>
   </w:style>
   <w:style w:type="character" w:customStyle="1" w:styleId="Heading6Char">
@@ -4549,13 +4277,12 @@
     <w:basedOn w:val="DefaultParagraphFont"/>
     <w:link w:val="Heading6"/>
     <w:uiPriority w:val="9"/>
-    <w:semiHidden/>
-    <w:rsid w:val="00A04207"/>
+    <w:semiHidden w:val="on"/>
     <w:rPr>
-      <w:rFonts w:eastAsiaTheme="majorEastAsia" w:cstheme="majorBidi"/>
+      <w:rFonts w:cstheme="majorBidi" w:eastAsiaTheme="majorEastAsia"/>
       <w:i/>
       <w:iCs/>
-      <w:color w:val="595959" w:themeColor="text1" w:themeTint="A6"/>
+      <w:color w:val="595959" w:themeColor="text1" w:themeTint="a6"/>
     </w:rPr>
   </w:style>
   <w:style w:type="character" w:customStyle="1" w:styleId="Heading7Char">
@@ -4563,11 +4290,10 @@
     <w:basedOn w:val="DefaultParagraphFont"/>
     <w:link w:val="Heading7"/>
     <w:uiPriority w:val="9"/>
-    <w:semiHidden/>
-    <w:rsid w:val="00A04207"/>
+    <w:semiHidden w:val="on"/>
     <w:rPr>
-      <w:rFonts w:eastAsiaTheme="majorEastAsia" w:cstheme="majorBidi"/>
-      <w:color w:val="595959" w:themeColor="text1" w:themeTint="A6"/>
+      <w:rFonts w:cstheme="majorBidi" w:eastAsiaTheme="majorEastAsia"/>
+      <w:color w:val="595959" w:themeColor="text1" w:themeTint="a6"/>
     </w:rPr>
   </w:style>
   <w:style w:type="character" w:customStyle="1" w:styleId="Heading8Char">
@@ -4575,13 +4301,12 @@
     <w:basedOn w:val="DefaultParagraphFont"/>
     <w:link w:val="Heading8"/>
     <w:uiPriority w:val="9"/>
-    <w:semiHidden/>
-    <w:rsid w:val="00A04207"/>
+    <w:semiHidden w:val="on"/>
     <w:rPr>
-      <w:rFonts w:eastAsiaTheme="majorEastAsia" w:cstheme="majorBidi"/>
+      <w:rFonts w:cstheme="majorBidi" w:eastAsiaTheme="majorEastAsia"/>
       <w:i/>
       <w:iCs/>
-      <w:color w:val="272727" w:themeColor="text1" w:themeTint="D8"/>
+      <w:color w:val="272727" w:themeColor="text1" w:themeTint="d8"/>
     </w:rPr>
   </w:style>
   <w:style w:type="character" w:customStyle="1" w:styleId="Heading9Char">
@@ -4589,11 +4314,10 @@
     <w:basedOn w:val="DefaultParagraphFont"/>
     <w:link w:val="Heading9"/>
     <w:uiPriority w:val="9"/>
-    <w:semiHidden/>
-    <w:rsid w:val="00A04207"/>
+    <w:semiHidden w:val="on"/>
     <w:rPr>
-      <w:rFonts w:eastAsiaTheme="majorEastAsia" w:cstheme="majorBidi"/>
-      <w:color w:val="272727" w:themeColor="text1" w:themeTint="D8"/>
+      <w:rFonts w:cstheme="majorBidi" w:eastAsiaTheme="majorEastAsia"/>
+      <w:color w:val="272727" w:themeColor="text1" w:themeTint="d8"/>
     </w:rPr>
   </w:style>
   <w:style w:type="paragraph" w:styleId="Title">
@@ -4602,16 +4326,14 @@
     <w:next w:val="Normal"/>
     <w:link w:val="TitleChar"/>
     <w:uiPriority w:val="10"/>
-    <w:qFormat/>
-    <w:rsid w:val="00A04207"/>
+    <w:qFormat w:val="on"/>
     <w:pPr>
-      <w:spacing w:after="80" w:line="240" w:lineRule="auto"/>
-      <w:contextualSpacing/>
+      <w:spacing w:beforeAutospacing="0" w:after="80" w:afterAutospacing="0" w:line="240" w:lineRule="auto"/>
+      <w:contextualSpacing w:val="on"/>
     </w:pPr>
     <w:rPr>
-      <w:rFonts w:asciiTheme="majorHAnsi" w:eastAsiaTheme="majorEastAsia" w:hAnsiTheme="majorHAnsi" w:cstheme="majorBidi"/>
+      <w:rFonts w:asciiTheme="majorHAnsi" w:cstheme="majorBidi" w:eastAsiaTheme="majorEastAsia" w:hAnsiTheme="majorHAnsi"/>
       <w:spacing w:val="-10"/>
-      <w:kern w:val="28"/>
       <w:sz w:val="56"/>
       <w:szCs w:val="71"/>
     </w:rPr>
@@ -4621,11 +4343,9 @@
     <w:basedOn w:val="DefaultParagraphFont"/>
     <w:link w:val="Title"/>
     <w:uiPriority w:val="10"/>
-    <w:rsid w:val="00A04207"/>
     <w:rPr>
-      <w:rFonts w:asciiTheme="majorHAnsi" w:eastAsiaTheme="majorEastAsia" w:hAnsiTheme="majorHAnsi" w:cstheme="majorBidi"/>
+      <w:rFonts w:asciiTheme="majorHAnsi" w:cstheme="majorBidi" w:eastAsiaTheme="majorEastAsia" w:hAnsiTheme="majorHAnsi"/>
       <w:spacing w:val="-10"/>
-      <w:kern w:val="28"/>
       <w:sz w:val="56"/>
       <w:szCs w:val="71"/>
     </w:rPr>
@@ -4636,16 +4356,11 @@
     <w:next w:val="Normal"/>
     <w:link w:val="SubtitleChar"/>
     <w:uiPriority w:val="11"/>
-    <w:qFormat/>
-    <w:rsid w:val="00A04207"/>
-    <w:pPr>
-      <w:numPr>
-        <w:ilvl w:val="1"/>
-      </w:numPr>
-    </w:pPr>
+    <w:qFormat w:val="on"/>
+    <w:pPr/>
     <w:rPr>
-      <w:rFonts w:eastAsiaTheme="majorEastAsia" w:cstheme="majorBidi"/>
-      <w:color w:val="595959" w:themeColor="text1" w:themeTint="A6"/>
+      <w:rFonts w:cstheme="majorBidi" w:eastAsiaTheme="majorEastAsia"/>
+      <w:color w:val="595959" w:themeColor="text1" w:themeTint="a6"/>
       <w:spacing w:val="15"/>
       <w:sz w:val="28"/>
       <w:szCs w:val="35"/>
@@ -4656,10 +4371,9 @@
     <w:basedOn w:val="DefaultParagraphFont"/>
     <w:link w:val="Subtitle"/>
     <w:uiPriority w:val="11"/>
-    <w:rsid w:val="00A04207"/>
     <w:rPr>
-      <w:rFonts w:eastAsiaTheme="majorEastAsia" w:cstheme="majorBidi"/>
-      <w:color w:val="595959" w:themeColor="text1" w:themeTint="A6"/>
+      <w:rFonts w:cstheme="majorBidi" w:eastAsiaTheme="majorEastAsia"/>
+      <w:color w:val="595959" w:themeColor="text1" w:themeTint="a6"/>
       <w:spacing w:val="15"/>
       <w:sz w:val="28"/>
       <w:szCs w:val="35"/>
@@ -4671,16 +4385,15 @@
     <w:next w:val="Normal"/>
     <w:link w:val="QuoteChar"/>
     <w:uiPriority w:val="29"/>
-    <w:qFormat/>
-    <w:rsid w:val="00A04207"/>
+    <w:qFormat w:val="on"/>
     <w:pPr>
-      <w:spacing w:before="160"/>
+      <w:spacing w:before="160" w:beforeAutospacing="0" w:afterAutospacing="0"/>
       <w:jc w:val="center"/>
     </w:pPr>
     <w:rPr>
       <w:i/>
       <w:iCs/>
-      <w:color w:val="404040" w:themeColor="text1" w:themeTint="BF"/>
+      <w:color w:val="404040" w:themeColor="text1" w:themeTint="bf"/>
     </w:rPr>
   </w:style>
   <w:style w:type="character" w:customStyle="1" w:styleId="QuoteChar">
@@ -4688,34 +4401,31 @@
     <w:basedOn w:val="DefaultParagraphFont"/>
     <w:link w:val="Quote"/>
     <w:uiPriority w:val="29"/>
-    <w:rsid w:val="00A04207"/>
     <w:rPr>
       <w:i/>
       <w:iCs/>
-      <w:color w:val="404040" w:themeColor="text1" w:themeTint="BF"/>
+      <w:color w:val="404040" w:themeColor="text1" w:themeTint="bf"/>
     </w:rPr>
   </w:style>
   <w:style w:type="paragraph" w:styleId="ListParagraph">
     <w:name w:val="List Paragraph"/>
     <w:basedOn w:val="Normal"/>
     <w:uiPriority w:val="34"/>
-    <w:qFormat/>
-    <w:rsid w:val="00A04207"/>
+    <w:qFormat w:val="on"/>
     <w:pPr>
       <w:ind w:left="720"/>
-      <w:contextualSpacing/>
+      <w:contextualSpacing w:val="on"/>
     </w:pPr>
   </w:style>
   <w:style w:type="character" w:styleId="IntenseEmphasis">
     <w:name w:val="Intense Emphasis"/>
     <w:basedOn w:val="DefaultParagraphFont"/>
     <w:uiPriority w:val="21"/>
-    <w:qFormat/>
-    <w:rsid w:val="00A04207"/>
+    <w:qFormat w:val="on"/>
     <w:rPr>
       <w:i/>
       <w:iCs/>
-      <w:color w:val="0F4761" w:themeColor="accent1" w:themeShade="BF"/>
+      <w:color w:val="104760" w:themeColor="accent1" w:themeShade="bf"/>
     </w:rPr>
   </w:style>
   <w:style w:type="paragraph" w:styleId="IntenseQuote">
@@ -4724,21 +4434,20 @@
     <w:next w:val="Normal"/>
     <w:link w:val="IntenseQuoteChar"/>
     <w:uiPriority w:val="30"/>
-    <w:qFormat/>
-    <w:rsid w:val="00A04207"/>
+    <w:qFormat w:val="on"/>
     <w:pPr>
       <w:pBdr>
-        <w:top w:val="single" w:sz="4" w:space="10" w:color="0F4761" w:themeColor="accent1" w:themeShade="BF"/>
-        <w:bottom w:val="single" w:sz="4" w:space="10" w:color="0F4761" w:themeColor="accent1" w:themeShade="BF"/>
+        <w:top w:val="single" w:color="104760" w:themeColor="accent1" w:themeShade="bf" w:sz="4" w:space="10"/>
+        <w:bottom w:val="single" w:color="104760" w:themeColor="accent1" w:themeShade="bf" w:sz="4" w:space="10"/>
       </w:pBdr>
-      <w:spacing w:before="360" w:after="360"/>
+      <w:spacing w:before="360" w:beforeAutospacing="0" w:after="360" w:afterAutospacing="0"/>
       <w:ind w:left="864" w:right="864"/>
       <w:jc w:val="center"/>
     </w:pPr>
     <w:rPr>
       <w:i/>
       <w:iCs/>
-      <w:color w:val="0F4761" w:themeColor="accent1" w:themeShade="BF"/>
+      <w:color w:val="104760" w:themeColor="accent1" w:themeShade="bf"/>
     </w:rPr>
   </w:style>
   <w:style w:type="character" w:customStyle="1" w:styleId="IntenseQuoteChar">
@@ -4746,51 +4455,45 @@
     <w:basedOn w:val="DefaultParagraphFont"/>
     <w:link w:val="IntenseQuote"/>
     <w:uiPriority w:val="30"/>
-    <w:rsid w:val="00A04207"/>
     <w:rPr>
       <w:i/>
       <w:iCs/>
-      <w:color w:val="0F4761" w:themeColor="accent1" w:themeShade="BF"/>
+      <w:color w:val="104760" w:themeColor="accent1" w:themeShade="bf"/>
     </w:rPr>
   </w:style>
   <w:style w:type="character" w:styleId="IntenseReference">
     <w:name w:val="Intense Reference"/>
     <w:basedOn w:val="DefaultParagraphFont"/>
     <w:uiPriority w:val="32"/>
-    <w:qFormat/>
-    <w:rsid w:val="00A04207"/>
+    <w:qFormat w:val="on"/>
     <w:rPr>
       <w:b/>
       <w:bCs/>
       <w:smallCaps/>
-      <w:color w:val="0F4761" w:themeColor="accent1" w:themeShade="BF"/>
+      <w:color w:val="104760" w:themeColor="accent1" w:themeShade="bf"/>
       <w:spacing w:val="5"/>
     </w:rPr>
   </w:style>
-  <w:style w:type="paragraph" w:styleId="NormalWeb">
+  <w:style w:type="paragraph" w:styleId="Normal(Web)">
     <w:name w:val="Normal (Web)"/>
     <w:basedOn w:val="Normal"/>
     <w:uiPriority w:val="99"/>
-    <w:semiHidden/>
-    <w:unhideWhenUsed/>
-    <w:rsid w:val="00347201"/>
+    <w:semiHidden w:val="on"/>
+    <w:unhideWhenUsed w:val="on"/>
     <w:pPr>
       <w:spacing w:before="100" w:beforeAutospacing="1" w:after="100" w:afterAutospacing="1" w:line="240" w:lineRule="auto"/>
     </w:pPr>
     <w:rPr>
-      <w:rFonts w:ascii="Times New Roman" w:eastAsia="Times New Roman" w:hAnsi="Times New Roman" w:cs="Times New Roman"/>
-      <w:kern w:val="0"/>
+      <w:rFonts w:ascii="Times New Roman" w:cs="Times New Roman" w:eastAsia="Times New Roman" w:hAnsi="Times New Roman"/>
       <w:szCs w:val="24"/>
       <w:lang w:bidi="ar-SA"/>
-      <w14:ligatures w14:val="none"/>
     </w:rPr>
   </w:style>
   <w:style w:type="character" w:styleId="Strong">
     <w:name w:val="Strong"/>
     <w:basedOn w:val="DefaultParagraphFont"/>
     <w:uiPriority w:val="22"/>
-    <w:qFormat/>
-    <w:rsid w:val="00347201"/>
+    <w:qFormat w:val="on"/>
     <w:rPr>
       <w:b/>
       <w:bCs/>
@@ -4845,105 +4548,101 @@
         <a:latin typeface="Aptos Display" panose="02110004020202020204"/>
         <a:ea typeface=""/>
         <a:cs typeface=""/>
-        <a:font script="Jpan" typeface="游ゴシック Light"/>
+        <a:font script="Arab" typeface="Times New Roman"/>
+        <a:font script="Armn" typeface="Arial"/>
+        <a:font script="Beng" typeface="Vrinda"/>
+        <a:font script="Bopo" typeface="Microsoft JhengHei"/>
+        <a:font script="Cher" typeface="Plantagenet Cherokee"/>
+        <a:font script="Deva" typeface="Mangal"/>
+        <a:font script="Ethi" typeface="Nyala"/>
+        <a:font script="Geor" typeface="Sylfaen"/>
+        <a:font script="Gujr" typeface="Shruti"/>
+        <a:font script="Guru" typeface="Raavi"/>
         <a:font script="Hang" typeface="맑은 고딕"/>
+        <a:font script="Hebr" typeface="Times New Roman"/>
+        <a:font script="Knda" typeface="Tunga"/>
+        <a:font script="Khmr" typeface="MoolBoran"/>
+        <a:font script="Laoo" typeface="DokChampa"/>
+        <a:font script="Mlym" typeface="Kartika"/>
+        <a:font script="Mong" typeface="Mongolian Baiti"/>
+        <a:font script="Mymr" typeface="Myanmar Text"/>
+        <a:font script="Orya" typeface="Kalinga"/>
+        <a:font script="Sinh" typeface="Iskoola Pota"/>
+        <a:font script="Syrc" typeface="Estrangelo Edessa"/>
+        <a:font script="Taml" typeface="Latha"/>
+        <a:font script="Telu" typeface="Gautami"/>
+        <a:font script="Thaa" typeface="MV Boli"/>
+        <a:font script="Thai" typeface="Angsana New"/>
+        <a:font script="Tibt" typeface="Microsoft Himalaya"/>
+        <a:font script="Cans" typeface="Euphemia"/>
+        <a:font script="Yiii" typeface="Microsoft Yi Baiti"/>
+        <a:font script="Osma" typeface="Ebrima"/>
+        <a:font script="Tale" typeface="Microsoft Tai Le"/>
+        <a:font script="Bugi" typeface="Leelawadee UI"/>
+        <a:font script="Talu" typeface="Microsoft New Tai Lue"/>
+        <a:font script="Tfng" typeface="Ebrima"/>
         <a:font script="Hans" typeface="等线 Light"/>
         <a:font script="Hant" typeface="新細明體"/>
-        <a:font script="Arab" typeface="Times New Roman"/>
-        <a:font script="Hebr" typeface="Times New Roman"/>
-        <a:font script="Thai" typeface="Angsana New"/>
-        <a:font script="Ethi" typeface="Nyala"/>
-        <a:font script="Beng" typeface="Vrinda"/>
-        <a:font script="Gujr" typeface="Shruti"/>
-        <a:font script="Khmr" typeface="MoolBoran"/>
-        <a:font script="Knda" typeface="Tunga"/>
-        <a:font script="Guru" typeface="Raavi"/>
-        <a:font script="Cans" typeface="Euphemia"/>
-        <a:font script="Cher" typeface="Plantagenet Cherokee"/>
-        <a:font script="Yiii" typeface="Microsoft Yi Baiti"/>
-        <a:font script="Tibt" typeface="Microsoft Himalaya"/>
-        <a:font script="Thaa" typeface="MV Boli"/>
-        <a:font script="Deva" typeface="Mangal"/>
-        <a:font script="Telu" typeface="Gautami"/>
-        <a:font script="Taml" typeface="Latha"/>
-        <a:font script="Syrc" typeface="Estrangelo Edessa"/>
-        <a:font script="Orya" typeface="Kalinga"/>
-        <a:font script="Mlym" typeface="Kartika"/>
-        <a:font script="Laoo" typeface="DokChampa"/>
-        <a:font script="Sinh" typeface="Iskoola Pota"/>
-        <a:font script="Mong" typeface="Mongolian Baiti"/>
-        <a:font script="Viet" typeface="Times New Roman"/>
-        <a:font script="Uigh" typeface="Microsoft Uighur"/>
-        <a:font script="Geor" typeface="Sylfaen"/>
-        <a:font script="Armn" typeface="Arial"/>
-        <a:font script="Bugi" typeface="Leelawadee UI"/>
-        <a:font script="Bopo" typeface="Microsoft JhengHei"/>
         <a:font script="Java" typeface="Javanese Text"/>
+        <a:font script="Nkoo" typeface="Ebrima"/>
+        <a:font script="Phag" typeface="Phagspa"/>
+        <a:font script="Syre" typeface="Estrangelo Edessa"/>
+        <a:font script="Syrj" typeface="Estrangelo Edessa"/>
+        <a:font script="Syrn" typeface="Estrangelo Edessa"/>
+        <a:font script="Jpan" typeface="游ゴシック Light"/>
+        <a:font script="Olck" typeface="Nirmala UI"/>
         <a:font script="Lisu" typeface="Segoe UI"/>
-        <a:font script="Mymr" typeface="Myanmar Text"/>
-        <a:font script="Nkoo" typeface="Ebrima"/>
-        <a:font script="Olck" typeface="Nirmala UI"/>
-        <a:font script="Osma" typeface="Ebrima"/>
-        <a:font script="Phag" typeface="Phagspa"/>
-        <a:font script="Syrn" typeface="Estrangelo Edessa"/>
-        <a:font script="Syrj" typeface="Estrangelo Edessa"/>
-        <a:font script="Syre" typeface="Estrangelo Edessa"/>
         <a:font script="Sora" typeface="Nirmala UI"/>
-        <a:font script="Tale" typeface="Microsoft Tai Le"/>
-        <a:font script="Talu" typeface="Microsoft New Tai Lue"/>
-        <a:font script="Tfng" typeface="Ebrima"/>
       </a:majorFont>
       <a:minorFont>
         <a:latin typeface="Aptos" panose="02110004020202020204"/>
         <a:ea typeface=""/>
         <a:cs typeface=""/>
-        <a:font script="Jpan" typeface="游ゴシック"/>
+        <a:font script="Arab" typeface="Arial"/>
+        <a:font script="Armn" typeface="Arial"/>
+        <a:font script="Beng" typeface="Vrinda"/>
+        <a:font script="Bopo" typeface="Microsoft JhengHei"/>
+        <a:font script="Cher" typeface="Plantagenet Cherokee"/>
+        <a:font script="Deva" typeface="Mangal"/>
+        <a:font script="Ethi" typeface="Nyala"/>
+        <a:font script="Geor" typeface="Sylfaen"/>
+        <a:font script="Gujr" typeface="Shruti"/>
+        <a:font script="Guru" typeface="Raavi"/>
         <a:font script="Hang" typeface="맑은 고딕"/>
+        <a:font script="Hebr" typeface="Arial"/>
+        <a:font script="Knda" typeface="Tunga"/>
+        <a:font script="Khmr" typeface="DaunPenh"/>
+        <a:font script="Laoo" typeface="DokChampa"/>
+        <a:font script="Mlym" typeface="Kartika"/>
+        <a:font script="Mong" typeface="Mongolian Baiti"/>
+        <a:font script="Mymr" typeface="Myanmar Text"/>
+        <a:font script="Orya" typeface="Kalinga"/>
+        <a:font script="Sinh" typeface="Iskoola Pota"/>
+        <a:font script="Syrc" typeface="Estrangelo Edessa"/>
+        <a:font script="Taml" typeface="Latha"/>
+        <a:font script="Telu" typeface="Gautami"/>
+        <a:font script="Thaa" typeface="MV Boli"/>
+        <a:font script="Thai" typeface="Cordia New"/>
+        <a:font script="Tibt" typeface="Microsoft Himalaya"/>
+        <a:font script="Cans" typeface="Euphemia"/>
+        <a:font script="Yiii" typeface="Microsoft Yi Baiti"/>
+        <a:font script="Osma" typeface="Ebrima"/>
+        <a:font script="Tale" typeface="Microsoft Tai Le"/>
+        <a:font script="Bugi" typeface="Leelawadee UI"/>
+        <a:font script="Talu" typeface="Microsoft New Tai Lue"/>
+        <a:font script="Tfng" typeface="Ebrima"/>
         <a:font script="Hans" typeface="等线"/>
         <a:font script="Hant" typeface="新細明體"/>
-        <a:font script="Arab" typeface="Arial"/>
-        <a:font script="Hebr" typeface="Arial"/>
-        <a:font script="Thai" typeface="Cordia New"/>
-        <a:font script="Ethi" typeface="Nyala"/>
-        <a:font script="Beng" typeface="Vrinda"/>
-        <a:font script="Gujr" typeface="Shruti"/>
-        <a:font script="Khmr" typeface="DaunPenh"/>
-        <a:font script="Knda" typeface="Tunga"/>
-        <a:font script="Guru" typeface="Raavi"/>
-        <a:font script="Cans" typeface="Euphemia"/>
-        <a:font script="Cher" typeface="Plantagenet Cherokee"/>
-        <a:font script="Yiii" typeface="Microsoft Yi Baiti"/>
-        <a:font script="Tibt" typeface="Microsoft Himalaya"/>
-        <a:font script="Thaa" typeface="MV Boli"/>
-        <a:font script="Deva" typeface="Mangal"/>
-        <a:font script="Telu" typeface="Gautami"/>
-        <a:font script="Taml" typeface="Latha"/>
-        <a:font script="Syrc" typeface="Estrangelo Edessa"/>
-        <a:font script="Orya" typeface="Kalinga"/>
-        <a:font script="Mlym" typeface="Kartika"/>
-        <a:font script="Laoo" typeface="DokChampa"/>
-        <a:font script="Sinh" typeface="Iskoola Pota"/>
-        <a:font script="Mong" typeface="Mongolian Baiti"/>
-        <a:font script="Viet" typeface="Arial"/>
-        <a:font script="Uigh" typeface="Microsoft Uighur"/>
-        <a:font script="Geor" typeface="Sylfaen"/>
-        <a:font script="Armn" typeface="Arial"/>
-        <a:font script="Bugi" typeface="Leelawadee UI"/>
-        <a:font script="Bopo" typeface="Microsoft JhengHei"/>
         <a:font script="Java" typeface="Javanese Text"/>
+        <a:font script="Nkoo" typeface="Ebrima"/>
+        <a:font script="Phag" typeface="Phagspa"/>
+        <a:font script="Syre" typeface="Estrangelo Edessa"/>
+        <a:font script="Syrj" typeface="Estrangelo Edessa"/>
+        <a:font script="Syrn" typeface="Estrangelo Edessa"/>
+        <a:font script="Jpan" typeface="游ゴシック"/>
+        <a:font script="Olck" typeface="Nirmala UI"/>
         <a:font script="Lisu" typeface="Segoe UI"/>
-        <a:font script="Mymr" typeface="Myanmar Text"/>
-        <a:font script="Nkoo" typeface="Ebrima"/>
-        <a:font script="Olck" typeface="Nirmala UI"/>
-        <a:font script="Osma" typeface="Ebrima"/>
-        <a:font script="Phag" typeface="Phagspa"/>
-        <a:font script="Syrn" typeface="Estrangelo Edessa"/>
-        <a:font script="Syrj" typeface="Estrangelo Edessa"/>
-        <a:font script="Syre" typeface="Estrangelo Edessa"/>
         <a:font script="Sora" typeface="Nirmala UI"/>
-        <a:font script="Tale" typeface="Microsoft Tai Le"/>
-        <a:font script="Talu" typeface="Microsoft New Tai Lue"/>
-        <a:font script="Tfng" typeface="Ebrima"/>
       </a:minorFont>
     </a:fontScheme>
     <a:fmtScheme name="Office">
@@ -5086,10 +4785,5 @@
   </a:themeElements>
   <a:objectDefaults/>
   <a:extraClrSchemeLst/>
-  <a:extLst>
-    <a:ext uri="{05A4C25C-085E-4340-85A3-A5531E510DB2}">
-      <thm15:themeFamily xmlns:thm15="http://schemas.microsoft.com/office/thememl/2012/main" name="Office Theme" id="{62F939B6-93AF-4DB8-9C6B-D6C7DFDC589F}" vid="{4A3C46E8-61CC-4603-A589-7422A47A8E4A}"/>
-    </a:ext>
-  </a:extLst>
 </a:theme>
 </file>